--- a/reference/모두길_스마트휠체어_기획서.docx
+++ b/reference/모두길_스마트휠체어_기획서.docx
@@ -348,7 +348,7 @@
           <w:b w:val="0"/>
           <w:sz w:val="20"/>
         </w:rPr>
-        <w:t>서비스 범위  스마트휠체어 한 제품에 집중하며, 초기 실증은 지도와 안전 조건이 확인된 제한 구역에서 진행한다.</w:t>
+        <w:t>서비스 범위  스마트휠체어 한 제품에 집중하며, 사전 지도와 안전 조건이 확인된 보행 구역을 운행 대상으로 제안한다.</w:t>
       </w:r>
     </w:p>
     <w:p>
@@ -2032,7 +2032,7 @@
         <w:pStyle w:val="Heading2"/>
       </w:pPr>
       <w:r>
-        <w:t>2-2 기존 제품과 서비스가 남기는 과제</w:t>
+        <w:t>2-2 기존 제품과 서비스가 남기는 한계</w:t>
       </w:r>
     </w:p>
     <w:p>
@@ -2048,7 +2048,7 @@
         <w:rPr>
           <w:b w:val="0"/>
         </w:rPr>
-        <w:t>실외에서는 노면 변화, 지도와 실제 환경의 차이, 사람의 갑작스러운 접근에 대응해야 한다. 따라서 실내 운영 사례만으로 일반 도심 주행이 검증되었다고 볼 수 없으며, 구역별 단계적 실증이 필요하다.</w:t>
+        <w:t>실외에서는 노면 변화, 지도와 실제 환경의 차이, 사람의 갑작스러운 접근에 대응해야 한다. 따라서 실내 운영 사례만으로 일반 도심 주행이 검증되었다고 볼 수 없으며, 구역별 환경과 운행 조건을 반영한 서비스 설계가 필요하다.</w:t>
       </w:r>
     </w:p>
     <w:p>
@@ -4753,7 +4753,7 @@
         <w:pStyle w:val="Heading2"/>
       </w:pPr>
       <w:r>
-        <w:t>5-6 실제 연동과 과제 시연의 구분</w:t>
+        <w:t>5-6 외부 데이터의 확보와 연동 조건</w:t>
       </w:r>
     </w:p>
     <w:p>
@@ -4761,7 +4761,7 @@
         <w:rPr>
           <w:b w:val="0"/>
         </w:rPr>
-        <w:t>ITS·UTIC는 교통 CCTV와 교통정보를 제공하지만 모든 보도 영상이 확보되는 것은 아니다.[5] CCTV 위치·설치 정보만 제공하는 데이터도 있으므로 영상 접근 가능 여부를 구분한다.[6] 실서비스는 해당 보도를 볼 수 있는 공개·협약 영상과 이용 조건을 확인한 구간에서 연동한다.</w:t>
+        <w:t>ITS·UTIC는 교통 CCTV와 교통정보를 제공하지만 모든 보도 영상이 확보되는 것은 아니다.[4] CCTV 위치·설치 정보만 제공하는 데이터도 있으므로 영상 접근 가능 여부를 구분한다.[5] 실서비스는 해당 보도를 볼 수 있는 공개·협약 영상과 이용 조건을 확인한 구간에서 연동한다.</w:t>
       </w:r>
     </w:p>
     <w:p>
@@ -4769,7 +4769,7 @@
         <w:rPr>
           <w:b w:val="0"/>
         </w:rPr>
-        <w:t>과제에서는 허용된 시험 영상 또는 모의 CCTV 이벤트와 공사 데이터로 경로 변경을 시연한다. 실제 연동·모의 입력을 화면과 로그에 구분하고, 구역 지도 갱신 시각과 판단 이유를 보여준다.</w:t>
+        <w:t>공사 정보는 지자체·교통정보센터의 공개 데이터와 시설 운영자가 등록한 보도 통제 정보를 활용한다. 공사 주소를 해당 보도 구간과 연결하고 시작·종료 시각, 진행 상태, 대체 통로를 관리한다. CCTV는 허용된 영상에서 차단 후보를 분석하며 원본 영상 대신 위험 이벤트를 경로 서버에 전달한다.</w:t>
       </w:r>
     </w:p>
     <w:p>
@@ -4779,7 +4779,7 @@
           <w:color w:val="5F6368"/>
           <w:sz w:val="16"/>
         </w:rPr>
-        <w:t>[5] ITS 오픈데이터 https://www.its.go.kr/opendata/intro  |  UTIC CCTV 안내 https://www.utic.go.kr/guide/utisRefCctv.do</w:t>
+        <w:t>[4] ITS 오픈데이터 https://www.its.go.kr/opendata/intro  |  UTIC CCTV 안내 https://www.utic.go.kr/guide/utisRefCctv.do</w:t>
       </w:r>
     </w:p>
     <w:p>
@@ -4789,7 +4789,7 @@
           <w:color w:val="5F6368"/>
           <w:sz w:val="16"/>
         </w:rPr>
-        <w:t>[6] 공공데이터포털 국토교통부 교통CCTV https://www.data.go.kr/data/3068943/openapi.do  ·  확인일 2026.09.30</w:t>
+        <w:t>[5] 공공데이터포털 국토교통부 교통CCTV https://www.data.go.kr/data/3068943/openapi.do  ·  확인일 2026.09.30</w:t>
       </w:r>
     </w:p>
     <w:p>
@@ -4820,7 +4820,7 @@
         <w:rPr>
           <w:b/>
         </w:rPr>
-        <w:t>이용자 A씨는 하체 지체장애로 전동휠체어를 이용한다. 복지관으로 가는 보도에는 계단과 좁은 구간이 있고, 우회 경사로가 존재한다. 초기 시연에서는 횡단보도가 없는 사전 조사 구간을 가정한다.</w:t>
+        <w:t>이용자 A씨는 하체 지체장애로 전동휠체어를 이용한다. 복지관으로 가는 보도에는 계단과 좁은 구간이 있고, 우회 경사로가 존재한다. 자율 운행 구간은 횡단보도가 없는 사전 조사 보행 공간으로 설정한다.</w:t>
       </w:r>
     </w:p>
     <w:p>
@@ -4828,7 +4828,7 @@
         <w:rPr>
           <w:b w:val="0"/>
         </w:rPr>
-        <w:t>제안 서비스 예시는 약 700m 생활권 이동이다. 과제 시연에서는 같은 판단 과정을 짧은 시험 코스 또는 시뮬레이션으로 재현하며, 이 거리를 실제 주행한 성과로 제시하지 않는다.</w:t>
+        <w:t>아래는 약 700m의 생활권 이동을 가정한 이용 예시다. 출발 전에는 접근 가능한 입구와 배터리 여유를 확인하고, 이동 중에는 외부 정보와 현장 센서로 경로를 계속 갱신한다.</w:t>
       </w:r>
     </w:p>
     <w:tbl>
@@ -5870,7 +5870,7 @@
         <w:pStyle w:val="Heading2"/>
       </w:pPr>
       <w:r>
-        <w:t>6-3 시연에서 보여줄 장면</w:t>
+        <w:t>6-3 배터리가 부족할 때의 이용 흐름</w:t>
       </w:r>
     </w:p>
     <w:p>
@@ -5878,7 +5878,7 @@
         <w:rPr>
           <w:b w:val="0"/>
         </w:rPr>
-        <w:t>목적지 입력, 공사 이벤트 수신에 따른 사전 우회, 현장 장애물 정지, 배터리 부족 경로 제한, 접근 가능한 입구 도착, 물리 긴급 정지를 시연한다. 화면에는 센서 정보·판단 결과·현재 행동을 함께 표시해 Physical AI의 작동을 확인할 수 있도록 한다.</w:t>
+        <w:t>추가 우회로 남은 전력이 부족해질 것으로 예상되면, 목적지까지 무리하게 계속 이동하지 않는다. 도달 가능한 충전 거점의 운영 상태와 접근 경로를 확인해 사용자에게 경유를 제안한다. 충전소까지도 이동이 어렵다면 안전한 곳에서 정지하고 시설 담당자에게 도움을 요청한다.</w:t>
       </w:r>
     </w:p>
     <w:p>
@@ -6949,7 +6949,7 @@
         <w:pStyle w:val="Heading1"/>
       </w:pPr>
       <w:r>
-        <w:t>8. 유사 서비스와 차별성 및 구현 전략</w:t>
+        <w:t>8. 유사 서비스와 기술 구성</w:t>
       </w:r>
     </w:p>
     <w:p>
@@ -6959,7 +6959,7 @@
           <w:color w:val="5F6368"/>
           <w:sz w:val="20"/>
         </w:rPr>
-        <w:t>기존 자율주행 기술을 활용하되 실외 보행 공간과 휠체어 통과 판단에 집중한다</w:t>
+        <w:t>현재 존재하는 자율주행 기술과 조달 가능한 부품을 스마트휠체어에 결합하는 서비스 아이디어</w:t>
       </w:r>
     </w:p>
     <w:p>
@@ -7049,7 +7049,7 @@
                 <w:color w:val="000000"/>
                 <w:sz w:val="18"/>
               </w:rPr>
-              <w:t>기존 기능 또는 연구 내용</w:t>
+              <w:t>현재 제공하는 기능</w:t>
             </w:r>
           </w:p>
         </w:tc>
@@ -7153,7 +7153,7 @@
                 <w:color w:val="000000"/>
                 <w:sz w:val="18"/>
               </w:rPr>
-              <w:t>이용자 조작에 따라 동력과 방향을 제공</w:t>
+              <w:t>이용자가 조이스틱으로 속도와 방향 조작</w:t>
             </w:r>
           </w:p>
         </w:tc>
@@ -7186,7 +7186,7 @@
                 <w:color w:val="000000"/>
                 <w:sz w:val="18"/>
               </w:rPr>
-              <w:t>목적지 선택 후 반복적인 주행 조작을 자동 수행</w:t>
+              <w:t>목적지 선택 이후의 반복적인 조작을 자동 수행</w:t>
             </w:r>
           </w:p>
         </w:tc>
@@ -7257,7 +7257,7 @@
                 <w:color w:val="000000"/>
                 <w:sz w:val="18"/>
               </w:rPr>
-              <w:t>공항 등 시설에서 목적지 선택과 센서 기반 자율 이동 제공</w:t>
+              <w:t>공항 등 시설에서 목적지 선택과 센서 기반 자율 이동</w:t>
             </w:r>
           </w:p>
         </w:tc>
@@ -7290,7 +7290,7 @@
                 <w:color w:val="000000"/>
                 <w:sz w:val="18"/>
               </w:rPr>
-              <w:t>사전 조사된 실외 보행 구역의 턱·경사·통과 폭 반영</w:t>
+              <w:t>사전 조사한 실외 보도의 턱·경사·회전 공간 반영</w:t>
             </w:r>
           </w:p>
         </w:tc>
@@ -7361,7 +7361,7 @@
                 <w:color w:val="000000"/>
                 <w:sz w:val="18"/>
               </w:rPr>
-              <w:t>깊이 센서와 바퀴 이동 정보로 위치 추정·지도·장애물 회피를 구현</w:t>
+              <w:t>깊이 센서·바퀴 이동 정보로 지도·위치 추정·회피 수행</w:t>
             </w:r>
           </w:p>
         </w:tc>
@@ -7394,7 +7394,7 @@
                 <w:color w:val="000000"/>
                 <w:sz w:val="18"/>
               </w:rPr>
-              <w:t>기존 기술을 사용자 시나리오·접근성 지도·안전 상태와 연결</w:t>
+              <w:t>접근성 지도와 외부 공사·차단 정보를 하나의 이동 경험으로 연결</w:t>
             </w:r>
           </w:p>
         </w:tc>
@@ -7465,7 +7465,7 @@
                 <w:color w:val="000000"/>
                 <w:sz w:val="18"/>
               </w:rPr>
-              <w:t>다중 센서 기반 횡단 안전 판단을 실험실에서 검증</w:t>
+              <w:t>다중 센서 기반 횡단 판단 연구</w:t>
             </w:r>
           </w:p>
         </w:tc>
@@ -7498,7 +7498,7 @@
                 <w:color w:val="000000"/>
                 <w:sz w:val="18"/>
               </w:rPr>
-              <w:t>초기에는 자율 횡단을 제외하고 보행 공간 주행에 집중</w:t>
+              <w:t>초기 서비스는 차도·자율 횡단을 제외하고 보행 구역에 집중</w:t>
             </w:r>
           </w:p>
         </w:tc>
@@ -7514,7 +7514,7 @@
         <w:rPr>
           <w:b w:val="0"/>
         </w:rPr>
-        <w:t>차별성은 새로운 센서 발명이나 세계 최초 자율 휠체어가 아니다. 제한된 실외 노선에서 휠체어의 물리적 통과 조건, 돌발 장애물 대응, 접근 가능한 사용자 입력, 정지 이유 설명을 한 제품 경험으로 묶는 데 있다. 우수성은 동일 조건의 비교 실험으로 확인해야 한다.</w:t>
+        <w:t>모두길은 새로운 센서를 발명하기보다 기체의 통과 조건, 외부 정보에 따른 사전 우회, 현장 장애물 대응, 접근 가능한 입력·알림을 한 제품에 결합한다. 부품의 존재와 자율주행 시스템 전체의 완성은 구분하며, 아래 구성은 도입을 제안하는 설계안이다.</w:t>
       </w:r>
     </w:p>
     <w:p>
@@ -7522,7 +7522,31 @@
         <w:pStyle w:val="Heading2"/>
       </w:pPr>
       <w:r>
-        <w:t>8-2 단계적 구현 로드맵</w:t>
+        <w:t>8-2 전체 기술 구성</w:t>
+      </w:r>
+    </w:p>
+    <w:p>
+      <w:r>
+        <w:rPr>
+          <w:b w:val="0"/>
+        </w:rPr>
+        <w:t>휠체어 측  전동휠체어 구동부 + RGB-D 카메라 + LiDAR + 관성·바퀴 이동 정보 + AI 컴퓨터 + 안전 제어기 + 화면·음성·물리 정지 버튼.</w:t>
+      </w:r>
+    </w:p>
+    <w:p>
+      <w:r>
+        <w:rPr>
+          <w:b w:val="0"/>
+        </w:rPr>
+        <w:t>서비스 측  목적지 검색과 지도 표시 + 자체 접근성 지도 + 공사·CCTV 이벤트 처리 + 경로 계산 + 충전 거점 상태 관리. 기체에는 해당 구역 지도와 경로를 내려주고 주행 제어는 기체 내부에서 수행한다.</w:t>
+      </w:r>
+    </w:p>
+    <w:p>
+      <w:pPr>
+        <w:pStyle w:val="Heading2"/>
+      </w:pPr>
+      <w:r>
+        <w:t>8-3 제안 운영 모델</w:t>
       </w:r>
     </w:p>
     <w:tbl>
@@ -7533,9 +7557,9 @@
         <w:tblLook w:firstColumn="1" w:firstRow="1" w:lastColumn="0" w:lastRow="0" w:noHBand="0" w:noVBand="1" w:val="04A0"/>
       </w:tblPr>
       <w:tblGrid>
-        <w:gridCol w:w="1587"/>
-        <w:gridCol w:w="4819"/>
-        <w:gridCol w:w="3572"/>
+        <w:gridCol w:w="1757"/>
+        <w:gridCol w:w="3685"/>
+        <w:gridCol w:w="4535"/>
       </w:tblGrid>
       <w:tr>
         <w:trPr>
@@ -7544,41 +7568,7 @@
         </w:trPr>
         <w:tc>
           <w:tcPr>
-            <w:tcW w:type="dxa" w:w="1587"/>
-            <w:vAlign w:val="center"/>
-            <w:shd w:fill="E8EEF4"/>
-            <w:tcMar>
-              <w:top w:w="85" w:type="dxa"/>
-              <w:left w:w="85" w:type="dxa"/>
-              <w:bottom w:w="85" w:type="dxa"/>
-              <w:right w:w="85" w:type="dxa"/>
-            </w:tcMar>
-            <w:tcBorders>
-              <w:top w:val="single" w:sz="4" w:color="D9D9D9"/>
-              <w:left w:val="single" w:sz="4" w:color="D9D9D9"/>
-              <w:bottom w:val="single" w:sz="4" w:color="D9D9D9"/>
-              <w:right w:val="single" w:sz="4" w:color="D9D9D9"/>
-            </w:tcBorders>
-          </w:tcPr>
-          <w:p>
-            <w:pPr>
-              <w:spacing w:after="0" w:line="269" w:lineRule="auto"/>
-              <w:jc w:val="center"/>
-            </w:pPr>
-            <w:r>
-              <w:rPr>
-                <w:rFonts w:ascii="Noto Sans CJK KR" w:hAnsi="Noto Sans CJK KR"/>
-                <w:b/>
-                <w:color w:val="000000"/>
-                <w:sz w:val="18"/>
-              </w:rPr>
-              <w:t>단계</w:t>
-            </w:r>
-          </w:p>
-        </w:tc>
-        <w:tc>
-          <w:tcPr>
-            <w:tcW w:type="dxa" w:w="4819"/>
+            <w:tcW w:type="dxa" w:w="1757"/>
             <w:vAlign w:val="center"/>
             <w:shd w:fill="E8EEF4"/>
             <w:tcMar>
@@ -7605,13 +7595,13 @@
                 <w:color w:val="000000"/>
                 <w:sz w:val="18"/>
               </w:rPr>
-              <w:t>범위와 산출물</w:t>
+              <w:t>형태</w:t>
             </w:r>
           </w:p>
         </w:tc>
         <w:tc>
           <w:tcPr>
-            <w:tcW w:type="dxa" w:w="3572"/>
+            <w:tcW w:type="dxa" w:w="3685"/>
             <w:vAlign w:val="center"/>
             <w:shd w:fill="E8EEF4"/>
             <w:tcMar>
@@ -7638,20 +7628,15 @@
                 <w:color w:val="000000"/>
                 <w:sz w:val="18"/>
               </w:rPr>
-              <w:t>다음 단계로 넘어가는 조건</w:t>
+              <w:t>주요 이용자와 장소</w:t>
             </w:r>
           </w:p>
         </w:tc>
-      </w:tr>
-      <w:tr>
-        <w:trPr>
-          <w:cantSplit/>
-        </w:trPr>
         <w:tc>
           <w:tcPr>
-            <w:tcW w:type="dxa" w:w="1587"/>
+            <w:tcW w:type="dxa" w:w="4535"/>
             <w:vAlign w:val="center"/>
-            <w:shd w:fill="FFFFFF"/>
+            <w:shd w:fill="E8EEF4"/>
             <w:tcMar>
               <w:top w:w="85" w:type="dxa"/>
               <w:left w:w="85" w:type="dxa"/>
@@ -7668,22 +7653,26 @@
           <w:p>
             <w:pPr>
               <w:spacing w:after="0" w:line="269" w:lineRule="auto"/>
-              <w:jc w:val="center"/>
             </w:pPr>
             <w:r>
               <w:rPr>
                 <w:rFonts w:ascii="Noto Sans CJK KR" w:hAnsi="Noto Sans CJK KR"/>
-                <w:b w:val="0"/>
+                <w:b/>
                 <w:color w:val="000000"/>
                 <w:sz w:val="18"/>
               </w:rPr>
-              <w:t>1단계 과제 MVP</w:t>
+              <w:t>운영 방식</w:t>
             </w:r>
           </w:p>
         </w:tc>
+      </w:tr>
+      <w:tr>
+        <w:trPr>
+          <w:cantSplit/>
+        </w:trPr>
         <w:tc>
           <w:tcPr>
-            <w:tcW w:type="dxa" w:w="4819"/>
+            <w:tcW w:type="dxa" w:w="1757"/>
             <w:vAlign w:val="center"/>
             <w:shd w:fill="FFFFFF"/>
             <w:tcMar>
@@ -7710,13 +7699,13 @@
                 <w:color w:val="000000"/>
                 <w:sz w:val="18"/>
               </w:rPr>
-              <w:t>소규모 지도·목적지 UI·주행 시뮬레이션. 공사·CCTV 모의 이벤트, 폭·회전·배터리 판단과 로그</w:t>
+              <w:t>기관 대여형</w:t>
             </w:r>
           </w:p>
         </w:tc>
         <w:tc>
           <w:tcPr>
-            <w:tcW w:type="dxa" w:w="3572"/>
+            <w:tcW w:type="dxa" w:w="3685"/>
             <w:vAlign w:val="center"/>
             <w:shd w:fill="FFFFFF"/>
             <w:tcMar>
@@ -7743,20 +7732,15 @@
                 <w:color w:val="000000"/>
                 <w:sz w:val="18"/>
               </w:rPr>
-              <w:t>사전 우회·현장 정지·오래된 정보·배터리 부족 시나리오 재현</w:t>
+              <w:t>복지관·병원·공원·공공시설 이용자</w:t>
             </w:r>
           </w:p>
         </w:tc>
-      </w:tr>
-      <w:tr>
-        <w:trPr>
-          <w:cantSplit/>
-        </w:trPr>
         <w:tc>
           <w:tcPr>
-            <w:tcW w:type="dxa" w:w="1587"/>
+            <w:tcW w:type="dxa" w:w="4535"/>
             <w:vAlign w:val="center"/>
-            <w:shd w:fill="F6F8FA"/>
+            <w:shd w:fill="FFFFFF"/>
             <w:tcMar>
               <w:top w:w="85" w:type="dxa"/>
               <w:left w:w="85" w:type="dxa"/>
@@ -7773,7 +7757,6 @@
           <w:p>
             <w:pPr>
               <w:spacing w:after="0" w:line="269" w:lineRule="auto"/>
-              <w:jc w:val="center"/>
             </w:pPr>
             <w:r>
               <w:rPr>
@@ -7782,13 +7765,18 @@
                 <w:color w:val="000000"/>
                 <w:sz w:val="18"/>
               </w:rPr>
-              <w:t>2단계 기체 검증</w:t>
+              <w:t>시설에서 탑승 안내·기체 점검·충전·도움 대응을 맡고 등록 노선에서 이용</w:t>
             </w:r>
           </w:p>
         </w:tc>
+      </w:tr>
+      <w:tr>
+        <w:trPr>
+          <w:cantSplit/>
+        </w:trPr>
         <w:tc>
           <w:tcPr>
-            <w:tcW w:type="dxa" w:w="4819"/>
+            <w:tcW w:type="dxa" w:w="1757"/>
             <w:vAlign w:val="center"/>
             <w:shd w:fill="F6F8FA"/>
             <w:tcMar>
@@ -7815,13 +7803,13 @@
                 <w:color w:val="000000"/>
                 <w:sz w:val="18"/>
               </w:rPr>
-              <w:t>소형 이동 플랫폼 또는 제어 가능한 전동휠체어에 센서·모터 제어 연결. 무인·저속 시험</w:t>
+              <w:t>개인 이용형</w:t>
             </w:r>
           </w:p>
         </w:tc>
         <w:tc>
           <w:tcPr>
-            <w:tcW w:type="dxa" w:w="3572"/>
+            <w:tcW w:type="dxa" w:w="3685"/>
             <w:vAlign w:val="center"/>
             <w:shd w:fill="F6F8FA"/>
             <w:tcMar>
@@ -7848,20 +7836,15 @@
                 <w:color w:val="000000"/>
                 <w:sz w:val="18"/>
               </w:rPr>
-              <w:t>센서 거리 오차·제동 거리·제어 장애 대응 확인</w:t>
+              <w:t>일상적으로 휠체어를 사용하는 이용자</w:t>
             </w:r>
           </w:p>
         </w:tc>
-      </w:tr>
-      <w:tr>
-        <w:trPr>
-          <w:cantSplit/>
-        </w:trPr>
         <w:tc>
           <w:tcPr>
-            <w:tcW w:type="dxa" w:w="1587"/>
+            <w:tcW w:type="dxa" w:w="4535"/>
             <w:vAlign w:val="center"/>
-            <w:shd w:fill="FFFFFF"/>
+            <w:shd w:fill="F6F8FA"/>
             <w:tcMar>
               <w:top w:w="85" w:type="dxa"/>
               <w:left w:w="85" w:type="dxa"/>
@@ -7878,7 +7861,6 @@
           <w:p>
             <w:pPr>
               <w:spacing w:after="0" w:line="269" w:lineRule="auto"/>
-              <w:jc w:val="center"/>
             </w:pPr>
             <w:r>
               <w:rPr>
@@ -7887,13 +7869,18 @@
                 <w:color w:val="000000"/>
                 <w:sz w:val="18"/>
               </w:rPr>
-              <w:t>3단계 제한 구역 실증</w:t>
+              <w:t>개인 설정과 생활권 경로를 저장하고 가정·공공 거점에서 충전</w:t>
             </w:r>
           </w:p>
         </w:tc>
+      </w:tr>
+      <w:tr>
+        <w:trPr>
+          <w:cantSplit/>
+        </w:trPr>
         <w:tc>
           <w:tcPr>
-            <w:tcW w:type="dxa" w:w="4819"/>
+            <w:tcW w:type="dxa" w:w="1757"/>
             <w:vAlign w:val="center"/>
             <w:shd w:fill="FFFFFF"/>
             <w:tcMar>
@@ -7920,13 +7907,13 @@
                 <w:color w:val="000000"/>
                 <w:sz w:val="18"/>
               </w:rPr>
-              <w:t>점검된 시험 구역에서 허용된 외부 정보 연동, 안전 운영·사용자 인터페이스 검증</w:t>
+              <w:t>지역 거점 연계형</w:t>
             </w:r>
           </w:p>
         </w:tc>
         <w:tc>
           <w:tcPr>
-            <w:tcW w:type="dxa" w:w="3572"/>
+            <w:tcW w:type="dxa" w:w="3685"/>
             <w:vAlign w:val="center"/>
             <w:shd w:fill="FFFFFF"/>
             <w:tcMar>
@@ -7953,20 +7940,15 @@
                 <w:color w:val="000000"/>
                 <w:sz w:val="18"/>
               </w:rPr>
-              <w:t>탑승 시험 전 기체·경로 안전 검토와 비상 대응 확보</w:t>
+              <w:t>등록된 보행 구역 내 이동지원 이용자</w:t>
             </w:r>
           </w:p>
         </w:tc>
-      </w:tr>
-      <w:tr>
-        <w:trPr>
-          <w:cantSplit/>
-        </w:trPr>
         <w:tc>
           <w:tcPr>
-            <w:tcW w:type="dxa" w:w="1587"/>
+            <w:tcW w:type="dxa" w:w="4535"/>
             <w:vAlign w:val="center"/>
-            <w:shd w:fill="F6F8FA"/>
+            <w:shd w:fill="FFFFFF"/>
             <w:tcMar>
               <w:top w:w="85" w:type="dxa"/>
               <w:left w:w="85" w:type="dxa"/>
@@ -7983,7 +7965,6 @@
           <w:p>
             <w:pPr>
               <w:spacing w:after="0" w:line="269" w:lineRule="auto"/>
-              <w:jc w:val="center"/>
             </w:pPr>
             <w:r>
               <w:rPr>
@@ -7992,13 +7973,286 @@
                 <w:color w:val="000000"/>
                 <w:sz w:val="18"/>
               </w:rPr>
-              <w:t>4단계 운영 확장</w:t>
+              <w:t>접근 가능한 입구·대기 장소·충전 거점을 하나의 노선 정보로 관리</w:t>
+            </w:r>
+          </w:p>
+        </w:tc>
+      </w:tr>
+    </w:tbl>
+    <w:p>
+      <w:pPr>
+        <w:spacing w:after="0" w:line="60" w:lineRule="exact" w:before="0"/>
+      </w:pPr>
+    </w:p>
+    <w:p>
+      <w:r>
+        <w:rPr>
+          <w:b w:val="0"/>
+        </w:rPr>
+        <w:t>공공 충전소와 지자체·CCTV 연동은 향후 도입을 제안하는 운영 요소다. 기존 시설이 모두 연결되어 있거나 협약·설치가 완료된 것으로 전제하지 않는다.</w:t>
+      </w:r>
+    </w:p>
+    <w:p>
+      <w:r>
+        <w:br w:type="page"/>
+      </w:r>
+    </w:p>
+    <w:p>
+      <w:pPr>
+        <w:pStyle w:val="Heading1"/>
+      </w:pPr>
+      <w:r>
+        <w:t>8. 적용 부품과 기체 구성</w:t>
+      </w:r>
+    </w:p>
+    <w:p>
+      <w:r>
+        <w:rPr>
+          <w:b w:val="0"/>
+          <w:color w:val="5F6368"/>
+          <w:sz w:val="20"/>
+        </w:rPr>
+        <w:t>공식 제품 정보와 공급 경로가 있는 상용 제품을 기준으로 적용 후보를 구체화한다</w:t>
+      </w:r>
+    </w:p>
+    <w:p>
+      <w:pPr>
+        <w:pStyle w:val="Heading2"/>
+      </w:pPr>
+      <w:r>
+        <w:t>8-4 적용을 제안하는 상용 부품</w:t>
+      </w:r>
+    </w:p>
+    <w:tbl>
+      <w:tblPr>
+        <w:tblW w:type="auto" w:w="0"/>
+        <w:jc w:val="center"/>
+        <w:tblLayout w:type="fixed"/>
+        <w:tblLook w:firstColumn="1" w:firstRow="1" w:lastColumn="0" w:lastRow="0" w:noHBand="0" w:noVBand="1" w:val="04A0"/>
+      </w:tblPr>
+      <w:tblGrid>
+        <w:gridCol w:w="2268"/>
+        <w:gridCol w:w="3798"/>
+        <w:gridCol w:w="3912"/>
+      </w:tblGrid>
+      <w:tr>
+        <w:trPr>
+          <w:cantSplit/>
+          <w:tblHeader/>
+        </w:trPr>
+        <w:tc>
+          <w:tcPr>
+            <w:tcW w:type="dxa" w:w="2268"/>
+            <w:vAlign w:val="center"/>
+            <w:shd w:fill="E8EEF4"/>
+            <w:tcMar>
+              <w:top w:w="85" w:type="dxa"/>
+              <w:left w:w="85" w:type="dxa"/>
+              <w:bottom w:w="85" w:type="dxa"/>
+              <w:right w:w="85" w:type="dxa"/>
+            </w:tcMar>
+            <w:tcBorders>
+              <w:top w:val="single" w:sz="4" w:color="D9D9D9"/>
+              <w:left w:val="single" w:sz="4" w:color="D9D9D9"/>
+              <w:bottom w:val="single" w:sz="4" w:color="D9D9D9"/>
+              <w:right w:val="single" w:sz="4" w:color="D9D9D9"/>
+            </w:tcBorders>
+          </w:tcPr>
+          <w:p>
+            <w:pPr>
+              <w:spacing w:after="0" w:line="269" w:lineRule="auto"/>
+            </w:pPr>
+            <w:r>
+              <w:rPr>
+                <w:rFonts w:ascii="Noto Sans CJK KR" w:hAnsi="Noto Sans CJK KR"/>
+                <w:b/>
+                <w:color w:val="000000"/>
+                <w:sz w:val="18"/>
+              </w:rPr>
+              <w:t>부품과 적용 후보</w:t>
             </w:r>
           </w:p>
         </w:tc>
         <w:tc>
           <w:tcPr>
-            <w:tcW w:type="dxa" w:w="4819"/>
+            <w:tcW w:type="dxa" w:w="3798"/>
+            <w:vAlign w:val="center"/>
+            <w:shd w:fill="E8EEF4"/>
+            <w:tcMar>
+              <w:top w:w="85" w:type="dxa"/>
+              <w:left w:w="85" w:type="dxa"/>
+              <w:bottom w:w="85" w:type="dxa"/>
+              <w:right w:w="85" w:type="dxa"/>
+            </w:tcMar>
+            <w:tcBorders>
+              <w:top w:val="single" w:sz="4" w:color="D9D9D9"/>
+              <w:left w:val="single" w:sz="4" w:color="D9D9D9"/>
+              <w:bottom w:val="single" w:sz="4" w:color="D9D9D9"/>
+              <w:right w:val="single" w:sz="4" w:color="D9D9D9"/>
+            </w:tcBorders>
+          </w:tcPr>
+          <w:p>
+            <w:pPr>
+              <w:spacing w:after="0" w:line="269" w:lineRule="auto"/>
+            </w:pPr>
+            <w:r>
+              <w:rPr>
+                <w:rFonts w:ascii="Noto Sans CJK KR" w:hAnsi="Noto Sans CJK KR"/>
+                <w:b/>
+                <w:color w:val="000000"/>
+                <w:sz w:val="18"/>
+              </w:rPr>
+              <w:t>기술과 연결 방식</w:t>
+            </w:r>
+          </w:p>
+        </w:tc>
+        <w:tc>
+          <w:tcPr>
+            <w:tcW w:type="dxa" w:w="3912"/>
+            <w:vAlign w:val="center"/>
+            <w:shd w:fill="E8EEF4"/>
+            <w:tcMar>
+              <w:top w:w="85" w:type="dxa"/>
+              <w:left w:w="85" w:type="dxa"/>
+              <w:bottom w:w="85" w:type="dxa"/>
+              <w:right w:w="85" w:type="dxa"/>
+            </w:tcMar>
+            <w:tcBorders>
+              <w:top w:val="single" w:sz="4" w:color="D9D9D9"/>
+              <w:left w:val="single" w:sz="4" w:color="D9D9D9"/>
+              <w:bottom w:val="single" w:sz="4" w:color="D9D9D9"/>
+              <w:right w:val="single" w:sz="4" w:color="D9D9D9"/>
+            </w:tcBorders>
+          </w:tcPr>
+          <w:p>
+            <w:pPr>
+              <w:spacing w:after="0" w:line="269" w:lineRule="auto"/>
+            </w:pPr>
+            <w:r>
+              <w:rPr>
+                <w:rFonts w:ascii="Noto Sans CJK KR" w:hAnsi="Noto Sans CJK KR"/>
+                <w:b/>
+                <w:color w:val="000000"/>
+                <w:sz w:val="18"/>
+              </w:rPr>
+              <w:t>모두길에서의 사용</w:t>
+            </w:r>
+          </w:p>
+        </w:tc>
+      </w:tr>
+      <w:tr>
+        <w:trPr>
+          <w:cantSplit/>
+        </w:trPr>
+        <w:tc>
+          <w:tcPr>
+            <w:tcW w:type="dxa" w:w="2268"/>
+            <w:vAlign w:val="center"/>
+            <w:shd w:fill="FFFFFF"/>
+            <w:tcMar>
+              <w:top w:w="85" w:type="dxa"/>
+              <w:left w:w="85" w:type="dxa"/>
+              <w:bottom w:w="85" w:type="dxa"/>
+              <w:right w:w="85" w:type="dxa"/>
+            </w:tcMar>
+            <w:tcBorders>
+              <w:top w:val="single" w:sz="4" w:color="D9D9D9"/>
+              <w:left w:val="single" w:sz="4" w:color="D9D9D9"/>
+              <w:bottom w:val="single" w:sz="4" w:color="D9D9D9"/>
+              <w:right w:val="single" w:sz="4" w:color="D9D9D9"/>
+            </w:tcBorders>
+          </w:tcPr>
+          <w:p>
+            <w:pPr>
+              <w:spacing w:after="0" w:line="269" w:lineRule="auto"/>
+            </w:pPr>
+            <w:r>
+              <w:rPr>
+                <w:rFonts w:ascii="Noto Sans CJK KR" w:hAnsi="Noto Sans CJK KR"/>
+                <w:b w:val="0"/>
+                <w:color w:val="000000"/>
+                <w:sz w:val="18"/>
+              </w:rPr>
+              <w:t>전동휠체어 기반</w:t>
+              <w:br/>
+              <w:t>Sunrise Medical QUICKIE Q500 M [6]</w:t>
+            </w:r>
+          </w:p>
+        </w:tc>
+        <w:tc>
+          <w:tcPr>
+            <w:tcW w:type="dxa" w:w="3798"/>
+            <w:vAlign w:val="center"/>
+            <w:shd w:fill="FFFFFF"/>
+            <w:tcMar>
+              <w:top w:w="85" w:type="dxa"/>
+              <w:left w:w="85" w:type="dxa"/>
+              <w:bottom w:w="85" w:type="dxa"/>
+              <w:right w:w="85" w:type="dxa"/>
+            </w:tcMar>
+            <w:tcBorders>
+              <w:top w:val="single" w:sz="4" w:color="D9D9D9"/>
+              <w:left w:val="single" w:sz="4" w:color="D9D9D9"/>
+              <w:bottom w:val="single" w:sz="4" w:color="D9D9D9"/>
+              <w:right w:val="single" w:sz="4" w:color="D9D9D9"/>
+            </w:tcBorders>
+          </w:tcPr>
+          <w:p>
+            <w:pPr>
+              <w:spacing w:after="0" w:line="269" w:lineRule="auto"/>
+            </w:pPr>
+            <w:r>
+              <w:rPr>
+                <w:rFonts w:ascii="Noto Sans CJK KR" w:hAnsi="Noto Sans CJK KR"/>
+                <w:b w:val="0"/>
+                <w:color w:val="000000"/>
+                <w:sz w:val="18"/>
+              </w:rPr>
+              <w:t>중륜 구동 상용 휠체어. 구동 모터·전자식 제어·배터리·조이스틱을 갖춘 기반 기체.</w:t>
+            </w:r>
+          </w:p>
+        </w:tc>
+        <w:tc>
+          <w:tcPr>
+            <w:tcW w:type="dxa" w:w="3912"/>
+            <w:vAlign w:val="center"/>
+            <w:shd w:fill="FFFFFF"/>
+            <w:tcMar>
+              <w:top w:w="85" w:type="dxa"/>
+              <w:left w:w="85" w:type="dxa"/>
+              <w:bottom w:w="85" w:type="dxa"/>
+              <w:right w:w="85" w:type="dxa"/>
+            </w:tcMar>
+            <w:tcBorders>
+              <w:top w:val="single" w:sz="4" w:color="D9D9D9"/>
+              <w:left w:val="single" w:sz="4" w:color="D9D9D9"/>
+              <w:bottom w:val="single" w:sz="4" w:color="D9D9D9"/>
+              <w:right w:val="single" w:sz="4" w:color="D9D9D9"/>
+            </w:tcBorders>
+          </w:tcPr>
+          <w:p>
+            <w:pPr>
+              <w:spacing w:after="0" w:line="269" w:lineRule="auto"/>
+            </w:pPr>
+            <w:r>
+              <w:rPr>
+                <w:rFonts w:ascii="Noto Sans CJK KR" w:hAnsi="Noto Sans CJK KR"/>
+                <w:b w:val="0"/>
+                <w:color w:val="000000"/>
+                <w:sz w:val="18"/>
+              </w:rPr>
+              <w:t>새 차체를 처음부터 만들지 않고 기체 기반으로 검토. 실제 구성의 폭·길이·발판·회전 공간을 지도 판단에 반영.</w:t>
+            </w:r>
+          </w:p>
+        </w:tc>
+      </w:tr>
+      <w:tr>
+        <w:trPr>
+          <w:cantSplit/>
+        </w:trPr>
+        <w:tc>
+          <w:tcPr>
+            <w:tcW w:type="dxa" w:w="2268"/>
             <w:vAlign w:val="center"/>
             <w:shd w:fill="F6F8FA"/>
             <w:tcMar>
@@ -8025,13 +8279,15 @@
                 <w:color w:val="000000"/>
                 <w:sz w:val="18"/>
               </w:rPr>
-              <w:t>검증된 보도·공원·시설 접근로 확대, CCTV·지자체 정보 연동과 대여 운영 검토</w:t>
+              <w:t>AI 컴퓨터</w:t>
+              <w:br/>
+              <w:t>NVIDIA Jetson Orin Nano Super [7]</w:t>
             </w:r>
           </w:p>
         </w:tc>
         <w:tc>
           <w:tcPr>
-            <w:tcW w:type="dxa" w:w="3572"/>
+            <w:tcW w:type="dxa" w:w="3798"/>
             <w:vAlign w:val="center"/>
             <w:shd w:fill="F6F8FA"/>
             <w:tcMar>
@@ -8058,7 +8314,462 @@
                 <w:color w:val="000000"/>
                 <w:sz w:val="18"/>
               </w:rPr>
-              <w:t>구역별 환경·계절·운영 조건과 성능을 재검증</w:t>
+              <w:t>8GB 메모리, 최대 67 INT8 TOPS, 공식 전력 모드 7~25W. 카메라는 USB, LiDAR는 Ethernet으로 연결.</w:t>
+            </w:r>
+          </w:p>
+        </w:tc>
+        <w:tc>
+          <w:tcPr>
+            <w:tcW w:type="dxa" w:w="3912"/>
+            <w:vAlign w:val="center"/>
+            <w:shd w:fill="F6F8FA"/>
+            <w:tcMar>
+              <w:top w:w="85" w:type="dxa"/>
+              <w:left w:w="85" w:type="dxa"/>
+              <w:bottom w:w="85" w:type="dxa"/>
+              <w:right w:w="85" w:type="dxa"/>
+            </w:tcMar>
+            <w:tcBorders>
+              <w:top w:val="single" w:sz="4" w:color="D9D9D9"/>
+              <w:left w:val="single" w:sz="4" w:color="D9D9D9"/>
+              <w:bottom w:val="single" w:sz="4" w:color="D9D9D9"/>
+              <w:right w:val="single" w:sz="4" w:color="D9D9D9"/>
+            </w:tcBorders>
+          </w:tcPr>
+          <w:p>
+            <w:pPr>
+              <w:spacing w:after="0" w:line="269" w:lineRule="auto"/>
+            </w:pPr>
+            <w:r>
+              <w:rPr>
+                <w:rFonts w:ascii="Noto Sans CJK KR" w:hAnsi="Noto Sans CJK KR"/>
+                <w:b w:val="0"/>
+                <w:color w:val="000000"/>
+                <w:sz w:val="18"/>
+              </w:rPr>
+              <w:t>기체 안에서 객체 인식·센서 처리·위치 추정·주행 계획 수행. 인터넷으로 영상을 계속 보내지 않고 현장 처리.</w:t>
+            </w:r>
+          </w:p>
+        </w:tc>
+      </w:tr>
+      <w:tr>
+        <w:trPr>
+          <w:cantSplit/>
+        </w:trPr>
+        <w:tc>
+          <w:tcPr>
+            <w:tcW w:type="dxa" w:w="2268"/>
+            <w:vAlign w:val="center"/>
+            <w:shd w:fill="FFFFFF"/>
+            <w:tcMar>
+              <w:top w:w="85" w:type="dxa"/>
+              <w:left w:w="85" w:type="dxa"/>
+              <w:bottom w:w="85" w:type="dxa"/>
+              <w:right w:w="85" w:type="dxa"/>
+            </w:tcMar>
+            <w:tcBorders>
+              <w:top w:val="single" w:sz="4" w:color="D9D9D9"/>
+              <w:left w:val="single" w:sz="4" w:color="D9D9D9"/>
+              <w:bottom w:val="single" w:sz="4" w:color="D9D9D9"/>
+              <w:right w:val="single" w:sz="4" w:color="D9D9D9"/>
+            </w:tcBorders>
+          </w:tcPr>
+          <w:p>
+            <w:pPr>
+              <w:spacing w:after="0" w:line="269" w:lineRule="auto"/>
+            </w:pPr>
+            <w:r>
+              <w:rPr>
+                <w:rFonts w:ascii="Noto Sans CJK KR" w:hAnsi="Noto Sans CJK KR"/>
+                <w:b w:val="0"/>
+                <w:color w:val="000000"/>
+                <w:sz w:val="18"/>
+              </w:rPr>
+              <w:t>RGB-D 카메라</w:t>
+              <w:br/>
+              <w:t>RealSense D455 [8]</w:t>
+            </w:r>
+          </w:p>
+        </w:tc>
+        <w:tc>
+          <w:tcPr>
+            <w:tcW w:type="dxa" w:w="3798"/>
+            <w:vAlign w:val="center"/>
+            <w:shd w:fill="FFFFFF"/>
+            <w:tcMar>
+              <w:top w:w="85" w:type="dxa"/>
+              <w:left w:w="85" w:type="dxa"/>
+              <w:bottom w:w="85" w:type="dxa"/>
+              <w:right w:w="85" w:type="dxa"/>
+            </w:tcMar>
+            <w:tcBorders>
+              <w:top w:val="single" w:sz="4" w:color="D9D9D9"/>
+              <w:left w:val="single" w:sz="4" w:color="D9D9D9"/>
+              <w:bottom w:val="single" w:sz="4" w:color="D9D9D9"/>
+              <w:right w:val="single" w:sz="4" w:color="D9D9D9"/>
+            </w:tcBorders>
+          </w:tcPr>
+          <w:p>
+            <w:pPr>
+              <w:spacing w:after="0" w:line="269" w:lineRule="auto"/>
+            </w:pPr>
+            <w:r>
+              <w:rPr>
+                <w:rFonts w:ascii="Noto Sans CJK KR" w:hAnsi="Noto Sans CJK KR"/>
+                <w:b w:val="0"/>
+                <w:color w:val="000000"/>
+                <w:sz w:val="18"/>
+              </w:rPr>
+              <w:t>색상 영상과 스테레오 깊이 영상, 내장 IMU. USB 연결. 제조사 권장 거리 영역 0.6~6m.</w:t>
+            </w:r>
+          </w:p>
+        </w:tc>
+        <w:tc>
+          <w:tcPr>
+            <w:tcW w:type="dxa" w:w="3912"/>
+            <w:vAlign w:val="center"/>
+            <w:shd w:fill="FFFFFF"/>
+            <w:tcMar>
+              <w:top w:w="85" w:type="dxa"/>
+              <w:left w:w="85" w:type="dxa"/>
+              <w:bottom w:w="85" w:type="dxa"/>
+              <w:right w:w="85" w:type="dxa"/>
+            </w:tcMar>
+            <w:tcBorders>
+              <w:top w:val="single" w:sz="4" w:color="D9D9D9"/>
+              <w:left w:val="single" w:sz="4" w:color="D9D9D9"/>
+              <w:bottom w:val="single" w:sz="4" w:color="D9D9D9"/>
+              <w:right w:val="single" w:sz="4" w:color="D9D9D9"/>
+            </w:tcBorders>
+          </w:tcPr>
+          <w:p>
+            <w:pPr>
+              <w:spacing w:after="0" w:line="269" w:lineRule="auto"/>
+            </w:pPr>
+            <w:r>
+              <w:rPr>
+                <w:rFonts w:ascii="Noto Sans CJK KR" w:hAnsi="Noto Sans CJK KR"/>
+                <w:b w:val="0"/>
+                <w:color w:val="000000"/>
+                <w:sz w:val="18"/>
+              </w:rPr>
+              <w:t>사람·장애물 영상과 거리를 연결하고 지면 형상·턱·단차를 확인. 가까운 사각·반사·강한 빛의 오차는 다른 센서로 보완.</w:t>
+            </w:r>
+          </w:p>
+        </w:tc>
+      </w:tr>
+      <w:tr>
+        <w:trPr>
+          <w:cantSplit/>
+        </w:trPr>
+        <w:tc>
+          <w:tcPr>
+            <w:tcW w:type="dxa" w:w="2268"/>
+            <w:vAlign w:val="center"/>
+            <w:shd w:fill="F6F8FA"/>
+            <w:tcMar>
+              <w:top w:w="85" w:type="dxa"/>
+              <w:left w:w="85" w:type="dxa"/>
+              <w:bottom w:w="85" w:type="dxa"/>
+              <w:right w:w="85" w:type="dxa"/>
+            </w:tcMar>
+            <w:tcBorders>
+              <w:top w:val="single" w:sz="4" w:color="D9D9D9"/>
+              <w:left w:val="single" w:sz="4" w:color="D9D9D9"/>
+              <w:bottom w:val="single" w:sz="4" w:color="D9D9D9"/>
+              <w:right w:val="single" w:sz="4" w:color="D9D9D9"/>
+            </w:tcBorders>
+          </w:tcPr>
+          <w:p>
+            <w:pPr>
+              <w:spacing w:after="0" w:line="269" w:lineRule="auto"/>
+            </w:pPr>
+            <w:r>
+              <w:rPr>
+                <w:rFonts w:ascii="Noto Sans CJK KR" w:hAnsi="Noto Sans CJK KR"/>
+                <w:b w:val="0"/>
+                <w:color w:val="000000"/>
+                <w:sz w:val="18"/>
+              </w:rPr>
+              <w:t>거리 센서</w:t>
+              <w:br/>
+              <w:t>HOKUYO UST-10LX [9]</w:t>
+            </w:r>
+          </w:p>
+        </w:tc>
+        <w:tc>
+          <w:tcPr>
+            <w:tcW w:type="dxa" w:w="3798"/>
+            <w:vAlign w:val="center"/>
+            <w:shd w:fill="F6F8FA"/>
+            <w:tcMar>
+              <w:top w:w="85" w:type="dxa"/>
+              <w:left w:w="85" w:type="dxa"/>
+              <w:bottom w:w="85" w:type="dxa"/>
+              <w:right w:w="85" w:type="dxa"/>
+            </w:tcMar>
+            <w:tcBorders>
+              <w:top w:val="single" w:sz="4" w:color="D9D9D9"/>
+              <w:left w:val="single" w:sz="4" w:color="D9D9D9"/>
+              <w:bottom w:val="single" w:sz="4" w:color="D9D9D9"/>
+              <w:right w:val="single" w:sz="4" w:color="D9D9D9"/>
+            </w:tcBorders>
+          </w:tcPr>
+          <w:p>
+            <w:pPr>
+              <w:spacing w:after="0" w:line="269" w:lineRule="auto"/>
+            </w:pPr>
+            <w:r>
+              <w:rPr>
+                <w:rFonts w:ascii="Noto Sans CJK KR" w:hAnsi="Noto Sans CJK KR"/>
+                <w:b w:val="0"/>
+                <w:color w:val="000000"/>
+                <w:sz w:val="18"/>
+              </w:rPr>
+              <w:t>270도 방향의 2D LiDAR, Ethernet 연결. 흰 표적 기준 0.06~10m, 25ms 스캔, IP65.</w:t>
+            </w:r>
+          </w:p>
+        </w:tc>
+        <w:tc>
+          <w:tcPr>
+            <w:tcW w:type="dxa" w:w="3912"/>
+            <w:vAlign w:val="center"/>
+            <w:shd w:fill="F6F8FA"/>
+            <w:tcMar>
+              <w:top w:w="85" w:type="dxa"/>
+              <w:left w:w="85" w:type="dxa"/>
+              <w:bottom w:w="85" w:type="dxa"/>
+              <w:right w:w="85" w:type="dxa"/>
+            </w:tcMar>
+            <w:tcBorders>
+              <w:top w:val="single" w:sz="4" w:color="D9D9D9"/>
+              <w:left w:val="single" w:sz="4" w:color="D9D9D9"/>
+              <w:bottom w:val="single" w:sz="4" w:color="D9D9D9"/>
+              <w:right w:val="single" w:sz="4" w:color="D9D9D9"/>
+            </w:tcBorders>
+          </w:tcPr>
+          <w:p>
+            <w:pPr>
+              <w:spacing w:after="0" w:line="269" w:lineRule="auto"/>
+            </w:pPr>
+            <w:r>
+              <w:rPr>
+                <w:rFonts w:ascii="Noto Sans CJK KR" w:hAnsi="Noto Sans CJK KR"/>
+                <w:b w:val="0"/>
+                <w:color w:val="000000"/>
+                <w:sz w:val="18"/>
+              </w:rPr>
+              <w:t>주변 장애물 거리와 벽·보도 경계를 지도와 비교. 한 높이의 평면만 측정하므로 턱·계단 판단은 깊이 카메라와 결합.</w:t>
+            </w:r>
+          </w:p>
+        </w:tc>
+      </w:tr>
+      <w:tr>
+        <w:trPr>
+          <w:cantSplit/>
+        </w:trPr>
+        <w:tc>
+          <w:tcPr>
+            <w:tcW w:type="dxa" w:w="2268"/>
+            <w:vAlign w:val="center"/>
+            <w:shd w:fill="FFFFFF"/>
+            <w:tcMar>
+              <w:top w:w="85" w:type="dxa"/>
+              <w:left w:w="85" w:type="dxa"/>
+              <w:bottom w:w="85" w:type="dxa"/>
+              <w:right w:w="85" w:type="dxa"/>
+            </w:tcMar>
+            <w:tcBorders>
+              <w:top w:val="single" w:sz="4" w:color="D9D9D9"/>
+              <w:left w:val="single" w:sz="4" w:color="D9D9D9"/>
+              <w:bottom w:val="single" w:sz="4" w:color="D9D9D9"/>
+              <w:right w:val="single" w:sz="4" w:color="D9D9D9"/>
+            </w:tcBorders>
+          </w:tcPr>
+          <w:p>
+            <w:pPr>
+              <w:spacing w:after="0" w:line="269" w:lineRule="auto"/>
+            </w:pPr>
+            <w:r>
+              <w:rPr>
+                <w:rFonts w:ascii="Noto Sans CJK KR" w:hAnsi="Noto Sans CJK KR"/>
+                <w:b w:val="0"/>
+                <w:color w:val="000000"/>
+                <w:sz w:val="18"/>
+              </w:rPr>
+              <w:t>안전 제어 보드</w:t>
+              <w:br/>
+              <w:t>ST NUCLEO-F446RE [10]</w:t>
+            </w:r>
+          </w:p>
+        </w:tc>
+        <w:tc>
+          <w:tcPr>
+            <w:tcW w:type="dxa" w:w="3798"/>
+            <w:vAlign w:val="center"/>
+            <w:shd w:fill="FFFFFF"/>
+            <w:tcMar>
+              <w:top w:w="85" w:type="dxa"/>
+              <w:left w:w="85" w:type="dxa"/>
+              <w:bottom w:w="85" w:type="dxa"/>
+              <w:right w:w="85" w:type="dxa"/>
+            </w:tcMar>
+            <w:tcBorders>
+              <w:top w:val="single" w:sz="4" w:color="D9D9D9"/>
+              <w:left w:val="single" w:sz="4" w:color="D9D9D9"/>
+              <w:bottom w:val="single" w:sz="4" w:color="D9D9D9"/>
+              <w:right w:val="single" w:sz="4" w:color="D9D9D9"/>
+            </w:tcBorders>
+          </w:tcPr>
+          <w:p>
+            <w:pPr>
+              <w:spacing w:after="0" w:line="269" w:lineRule="auto"/>
+            </w:pPr>
+            <w:r>
+              <w:rPr>
+                <w:rFonts w:ascii="Noto Sans CJK KR" w:hAnsi="Noto Sans CJK KR"/>
+                <w:b w:val="0"/>
+                <w:color w:val="000000"/>
+                <w:sz w:val="18"/>
+              </w:rPr>
+              <w:t>STM32F446RE MCU가 탑재된 판매 중인 제어 보드. 신호 감시와 정지 입력 처리를 담당하도록 설계.</w:t>
+            </w:r>
+          </w:p>
+        </w:tc>
+        <w:tc>
+          <w:tcPr>
+            <w:tcW w:type="dxa" w:w="3912"/>
+            <w:vAlign w:val="center"/>
+            <w:shd w:fill="FFFFFF"/>
+            <w:tcMar>
+              <w:top w:w="85" w:type="dxa"/>
+              <w:left w:w="85" w:type="dxa"/>
+              <w:bottom w:w="85" w:type="dxa"/>
+              <w:right w:w="85" w:type="dxa"/>
+            </w:tcMar>
+            <w:tcBorders>
+              <w:top w:val="single" w:sz="4" w:color="D9D9D9"/>
+              <w:left w:val="single" w:sz="4" w:color="D9D9D9"/>
+              <w:bottom w:val="single" w:sz="4" w:color="D9D9D9"/>
+              <w:right w:val="single" w:sz="4" w:color="D9D9D9"/>
+            </w:tcBorders>
+          </w:tcPr>
+          <w:p>
+            <w:pPr>
+              <w:spacing w:after="0" w:line="269" w:lineRule="auto"/>
+            </w:pPr>
+            <w:r>
+              <w:rPr>
+                <w:rFonts w:ascii="Noto Sans CJK KR" w:hAnsi="Noto Sans CJK KR"/>
+                <w:b w:val="0"/>
+                <w:color w:val="000000"/>
+                <w:sz w:val="18"/>
+              </w:rPr>
+              <w:t>AI 컴퓨터 상태·주행 명령 유효시간을 감시하고 이상 시 정지 요청. 모터 구동기는 아니며 독립 정지 회로와 연계.</w:t>
+            </w:r>
+          </w:p>
+        </w:tc>
+      </w:tr>
+      <w:tr>
+        <w:trPr>
+          <w:cantSplit/>
+        </w:trPr>
+        <w:tc>
+          <w:tcPr>
+            <w:tcW w:type="dxa" w:w="2268"/>
+            <w:vAlign w:val="center"/>
+            <w:shd w:fill="F6F8FA"/>
+            <w:tcMar>
+              <w:top w:w="85" w:type="dxa"/>
+              <w:left w:w="85" w:type="dxa"/>
+              <w:bottom w:w="85" w:type="dxa"/>
+              <w:right w:w="85" w:type="dxa"/>
+            </w:tcMar>
+            <w:tcBorders>
+              <w:top w:val="single" w:sz="4" w:color="D9D9D9"/>
+              <w:left w:val="single" w:sz="4" w:color="D9D9D9"/>
+              <w:bottom w:val="single" w:sz="4" w:color="D9D9D9"/>
+              <w:right w:val="single" w:sz="4" w:color="D9D9D9"/>
+            </w:tcBorders>
+          </w:tcPr>
+          <w:p>
+            <w:pPr>
+              <w:spacing w:after="0" w:line="269" w:lineRule="auto"/>
+            </w:pPr>
+            <w:r>
+              <w:rPr>
+                <w:rFonts w:ascii="Noto Sans CJK KR" w:hAnsi="Noto Sans CJK KR"/>
+                <w:b w:val="0"/>
+                <w:color w:val="000000"/>
+                <w:sz w:val="18"/>
+              </w:rPr>
+              <w:t>배터리와 충전기 [6]</w:t>
+            </w:r>
+          </w:p>
+        </w:tc>
+        <w:tc>
+          <w:tcPr>
+            <w:tcW w:type="dxa" w:w="3798"/>
+            <w:vAlign w:val="center"/>
+            <w:shd w:fill="F6F8FA"/>
+            <w:tcMar>
+              <w:top w:w="85" w:type="dxa"/>
+              <w:left w:w="85" w:type="dxa"/>
+              <w:bottom w:w="85" w:type="dxa"/>
+              <w:right w:w="85" w:type="dxa"/>
+            </w:tcMar>
+            <w:tcBorders>
+              <w:top w:val="single" w:sz="4" w:color="D9D9D9"/>
+              <w:left w:val="single" w:sz="4" w:color="D9D9D9"/>
+              <w:bottom w:val="single" w:sz="4" w:color="D9D9D9"/>
+              <w:right w:val="single" w:sz="4" w:color="D9D9D9"/>
+            </w:tcBorders>
+          </w:tcPr>
+          <w:p>
+            <w:pPr>
+              <w:spacing w:after="0" w:line="269" w:lineRule="auto"/>
+            </w:pPr>
+            <w:r>
+              <w:rPr>
+                <w:rFonts w:ascii="Noto Sans CJK KR" w:hAnsi="Noto Sans CJK KR"/>
+                <w:b w:val="0"/>
+                <w:color w:val="000000"/>
+                <w:sz w:val="18"/>
+              </w:rPr>
+              <w:t>기체 제조사가 승인한 배터리·유선 충전기 조합. 추가 전자부품은 전압 변환·보호 회로로 전원 공급.</w:t>
+            </w:r>
+          </w:p>
+        </w:tc>
+        <w:tc>
+          <w:tcPr>
+            <w:tcW w:type="dxa" w:w="3912"/>
+            <w:vAlign w:val="center"/>
+            <w:shd w:fill="F6F8FA"/>
+            <w:tcMar>
+              <w:top w:w="85" w:type="dxa"/>
+              <w:left w:w="85" w:type="dxa"/>
+              <w:bottom w:w="85" w:type="dxa"/>
+              <w:right w:w="85" w:type="dxa"/>
+            </w:tcMar>
+            <w:tcBorders>
+              <w:top w:val="single" w:sz="4" w:color="D9D9D9"/>
+              <w:left w:val="single" w:sz="4" w:color="D9D9D9"/>
+              <w:bottom w:val="single" w:sz="4" w:color="D9D9D9"/>
+              <w:right w:val="single" w:sz="4" w:color="D9D9D9"/>
+            </w:tcBorders>
+          </w:tcPr>
+          <w:p>
+            <w:pPr>
+              <w:spacing w:after="0" w:line="269" w:lineRule="auto"/>
+            </w:pPr>
+            <w:r>
+              <w:rPr>
+                <w:rFonts w:ascii="Noto Sans CJK KR" w:hAnsi="Noto Sans CJK KR"/>
+                <w:b w:val="0"/>
+                <w:color w:val="000000"/>
+                <w:sz w:val="18"/>
+              </w:rPr>
+              <w:t>구동과 AI 장치의 전력 소모를 함께 계산하고 호환 충전 거점에서 충전. 임의 배터리·충전기 혼용은 피함.</w:t>
             </w:r>
           </w:p>
         </w:tc>
@@ -8074,7 +8785,7 @@
         <w:pStyle w:val="Heading2"/>
       </w:pPr>
       <w:r>
-        <w:t>8-3 대학 과제에서 제출할 결과</w:t>
+        <w:t>8-5 조달과 실제 기체 통합 조건</w:t>
       </w:r>
     </w:p>
     <w:p>
@@ -8082,7 +8793,23 @@
         <w:rPr>
           <w:b w:val="0"/>
         </w:rPr>
-        <w:t>기획서, 기능 시연, 주행·정보 연동 구성도, 시나리오별 로그를 제출한다. 외부 데이터의 실제 연동과 모의 입력, 위험 정보 유효기간과 판단 이유를 구분한다. 기체가 없으면 가상 환경 검증 결과로 명시하고, 실제 도심 운행이나 탑승 안전성이 입증된 것으로 설명하지 않는다.</w:t>
+        <w:t>기체는 휠체어 전문 공급사, Jetson은 NVIDIA 공인 유통사, 카메라·LiDAR는 제조사 또는 공식 판매처, Nucleo는 ST 공식 스토어·유통사에서 조달하는 구성이다. 국내 재고·옵션·납기는 구매 시점에 확인한다.</w:t>
+      </w:r>
+    </w:p>
+    <w:p>
+      <w:r>
+        <w:rPr>
+          <w:b w:val="0"/>
+        </w:rPr>
+        <w:t>Q500 M은 자율주행 제품이나 공개 로봇 제어 플랫폼으로 제시하는 것이 아니다. 기존 모터·제동 제어와 연결하려면 제조사가 허용하는 입력 인터페이스와 전문 통합 설계가 필요하다. 센서 장착만으로 자율주행이 완성되지는 않는다.</w:t>
+      </w:r>
+    </w:p>
+    <w:p>
+      <w:r>
+        <w:rPr>
+          <w:b w:val="0"/>
+        </w:rPr>
+        <w:t>개발용 AI·MCU 보드는 완성품 안전 장치가 아니다. 운용 기체에는 방수·방진·방열·진동 대응 외함, 케이블 고정, 물리 긴급 정지와 제동 회로를 별도 설계한다. IP65 센서도 직사광·비·가림에 따른 측정 한계가 있다.</w:t>
       </w:r>
     </w:p>
     <w:p>
@@ -8095,7 +8822,7 @@
         <w:pStyle w:val="Heading1"/>
       </w:pPr>
       <w:r>
-        <w:t>8. 구현에 필요한 핵심 기술</w:t>
+        <w:t>8. AI 인식과 자율주행 기술</w:t>
       </w:r>
     </w:p>
     <w:p>
@@ -8105,7 +8832,7 @@
           <w:color w:val="5F6368"/>
           <w:sz w:val="20"/>
         </w:rPr>
-        <w:t>자체 인식과 외부 정보 갱신을 연결하고 안전 규칙을 주행 제어에 적용한다</w:t>
+        <w:t>어떤 기술이 무슨 정보를 만들고 그 정보가 어떻게 실제 움직임으로 이어지는지 정의한다</w:t>
       </w:r>
     </w:p>
     <w:p>
@@ -8113,7 +8840,1725 @@
         <w:pStyle w:val="Heading2"/>
       </w:pPr>
       <w:r>
-        <w:t>8-4 기술 구성과 기능의 연결</w:t>
+        <w:t>8-6 객체 인식과 거리 판단</w:t>
+      </w:r>
+    </w:p>
+    <w:p>
+      <w:r>
+        <w:rPr>
+          <w:b w:val="0"/>
+        </w:rPr>
+        <w:t>객체 인식에는 Ultralytics YOLO11n 같은 공개된 경량 탐지 모델을 적용 후보로 둔다.[11] 영상에서 사람·자전거 등의 위치 영역과 신뢰도를 찾고, 그 영역의 깊이 영상·LiDAR 거리를 결합해 실제 위치를 추정한다. 여러 시점의 위치 변화로 접근 방향을 추적한다.</w:t>
+      </w:r>
+    </w:p>
+    <w:p>
+      <w:r>
+        <w:rPr>
+          <w:b w:val="0"/>
+        </w:rPr>
+        <w:t>쓰러진 킥보드·공사 펜스·보도 파손이 기본 모델에서 모두 정확히 인식되는 것으로 가정하지 않는다. 필요한 환경 데이터로 보완하고, 종류를 모르는 물체도 거리·지면 분석에서 통행을 막으면 장애물로 취급한다. 영상 인식 결과만으로 모터에 직접 명령하지 않는다.</w:t>
+      </w:r>
+    </w:p>
+    <w:p>
+      <w:pPr>
+        <w:pStyle w:val="Heading2"/>
+      </w:pPr>
+      <w:r>
+        <w:t>8-7 ROS 2와 센서 연결</w:t>
+      </w:r>
+    </w:p>
+    <w:p>
+      <w:r>
+        <w:rPr>
+          <w:b w:val="0"/>
+        </w:rPr>
+        <w:t>ROS 2는 센서·위치 추정·경로 계획·제어 프로그램 사이에서 데이터를 전달하는 로봇 소프트웨어 기반이다. RealSense의 SDK·ROS 드라이버와 LiDAR 드라이버로 영상·깊이·스캔 데이터를 받아 시각과 좌표계를 맞춘다. JetPack·ROS 2·드라이버의 호환 버전을 함께 선정한다.[7][8][12]</w:t>
+      </w:r>
+    </w:p>
+    <w:p>
+      <w:pPr>
+        <w:pStyle w:val="Heading2"/>
+      </w:pPr>
+      <w:r>
+        <w:t>8-8 SLAM과 현재 위치 추정</w:t>
+      </w:r>
+    </w:p>
+    <w:p>
+      <w:r>
+        <w:rPr>
+          <w:b w:val="0"/>
+        </w:rPr>
+        <w:t>SLAM은 센서로 주변 구조를 지도화하면서 위치도 함께 추정하는 기술이다. 2D LiDAR 기반 slam_toolbox로 벽·고정 구조물의 점유 지도를 구축하는 구성을 제안한다.[13] 운행 중에는 저장 지도와 센서 관측을 비교하고, 내장 IMU의 회전·가속 정보와 바퀴 이동 정보를 결합해 위치를 보정한다.</w:t>
+      </w:r>
+    </w:p>
+    <w:p>
+      <w:r>
+        <w:rPr>
+          <w:b w:val="0"/>
+        </w:rPr>
+        <w:t>바퀴 이동량을 읽을 수 없는 상용 기체는 제조사 제공 신호 또는 별도 엔코더 계측이 필요하다. 지도와 관측이 맞지 않거나 기준 구조물이 부족해 위치가 불확실해지면 감속·정지한다. 스마트폰 GPS 좌표만으로 좁은 보도를 정밀하게 주행하지 않는다.</w:t>
+      </w:r>
+    </w:p>
+    <w:p>
+      <w:pPr>
+        <w:pStyle w:val="Heading2"/>
+      </w:pPr>
+      <w:r>
+        <w:t>8-9 경로 계획과 통과 가능성 판단</w:t>
+      </w:r>
+    </w:p>
+    <w:p>
+      <w:r>
+        <w:rPr>
+          <w:b w:val="0"/>
+        </w:rPr>
+        <w:t>전체 경로는 자체 보행 그래프에서 A* 등 탐색 알고리즘으로 계산한다. 계단·불충분한 폭·허용치를 넘는 경사·유효한 차단 이벤트는 제외하고, 남은 경로의 거리·경사·배터리 소모를 비교한다. 기체 인근의 움직임은 ROS 2 Nav2의 지도·계획기·제어기 기능을 활용하는 구성이다.[12]</w:t>
+      </w:r>
+    </w:p>
+    <w:p>
+      <w:r>
+        <w:rPr>
+          <w:b w:val="0"/>
+        </w:rPr>
+        <w:t>Nav2의 costmap은 장애물과 위험 여유를 격자 비용으로 표현한다. footprint에는 좌석·발판·추가 센서를 포함한 기체 바닥 형상을 등록한다. 충돌하지 않는 선만 찾는 대신 기체가 회전하며 차지하는 공간까지 확인한다. 젖은 노면·턱 한계 같은 휠체어 조건은 별도 규칙으로 추가한다.</w:t>
+      </w:r>
+    </w:p>
+    <w:p>
+      <w:pPr>
+        <w:pStyle w:val="Heading2"/>
+      </w:pPr>
+      <w:r>
+        <w:t>8-10 안전 제어와 사용자 안내</w:t>
+      </w:r>
+    </w:p>
+    <w:p>
+      <w:r>
+        <w:rPr>
+          <w:b w:val="0"/>
+        </w:rPr>
+        <w:t>AI 컴퓨터가 제안한 속도·회전 명령은 안전 제어기를 통과한다. 명령 지연·센서 이상·정지 버튼 입력이 있으면 운행을 제한한다. 조이스틱 수동 전환, 화면·음성·진동 안내를 함께 제공한다. MCU와 Nav2를 사용한다는 사실 자체가 탑승 안전 인증을 의미하지는 않는다.</w:t>
+      </w:r>
+    </w:p>
+    <w:p>
+      <w:r>
+        <w:br w:type="page"/>
+      </w:r>
+    </w:p>
+    <w:p>
+      <w:pPr>
+        <w:pStyle w:val="Heading1"/>
+      </w:pPr>
+      <w:r>
+        <w:t>8. 지도 데이터 확보와 경로 생성</w:t>
+      </w:r>
+    </w:p>
+    <w:p>
+      <w:r>
+        <w:rPr>
+          <w:b w:val="0"/>
+          <w:color w:val="5F6368"/>
+          <w:sz w:val="20"/>
+        </w:rPr>
+        <w:t>카카오맵의 목적지 검색과 자체 접근성 지도 및 센서 지도를 역할별로 결합한다</w:t>
+      </w:r>
+    </w:p>
+    <w:p>
+      <w:pPr>
+        <w:pStyle w:val="Heading2"/>
+      </w:pPr>
+      <w:r>
+        <w:t>8-11 기본 지도 서비스의 선택</w:t>
+      </w:r>
+    </w:p>
+    <w:p>
+      <w:r>
+        <w:rPr>
+          <w:b w:val="0"/>
+        </w:rPr>
+        <w:t>모두길은 목적지 검색과 사용자 화면에 카카오맵을 활용하는 구성을 제안한다. Kakao Maps Web API로 지도·현재 위치·계산한 경로를 표시하고, Local API로 시설명·주소를 검색해 목적지 좌표를 얻는다.[14] 카카오의 지도 화면을 주행용 원시 데이터로 추출하는 방식은 사용하지 않는다.</w:t>
+      </w:r>
+    </w:p>
+    <w:tbl>
+      <w:tblPr>
+        <w:tblW w:type="auto" w:w="0"/>
+        <w:jc w:val="center"/>
+        <w:tblLayout w:type="fixed"/>
+        <w:tblLook w:firstColumn="1" w:firstRow="1" w:lastColumn="0" w:lastRow="0" w:noHBand="0" w:noVBand="1" w:val="04A0"/>
+      </w:tblPr>
+      <w:tblGrid>
+        <w:gridCol w:w="1928"/>
+        <w:gridCol w:w="4309"/>
+        <w:gridCol w:w="3742"/>
+      </w:tblGrid>
+      <w:tr>
+        <w:trPr>
+          <w:cantSplit/>
+          <w:tblHeader/>
+        </w:trPr>
+        <w:tc>
+          <w:tcPr>
+            <w:tcW w:type="dxa" w:w="1928"/>
+            <w:vAlign w:val="center"/>
+            <w:shd w:fill="E8EEF4"/>
+            <w:tcMar>
+              <w:top w:w="85" w:type="dxa"/>
+              <w:left w:w="85" w:type="dxa"/>
+              <w:bottom w:w="85" w:type="dxa"/>
+              <w:right w:w="85" w:type="dxa"/>
+            </w:tcMar>
+            <w:tcBorders>
+              <w:top w:val="single" w:sz="4" w:color="D9D9D9"/>
+              <w:left w:val="single" w:sz="4" w:color="D9D9D9"/>
+              <w:bottom w:val="single" w:sz="4" w:color="D9D9D9"/>
+              <w:right w:val="single" w:sz="4" w:color="D9D9D9"/>
+            </w:tcBorders>
+          </w:tcPr>
+          <w:p>
+            <w:pPr>
+              <w:spacing w:after="0" w:line="269" w:lineRule="auto"/>
+            </w:pPr>
+            <w:r>
+              <w:rPr>
+                <w:rFonts w:ascii="Noto Sans CJK KR" w:hAnsi="Noto Sans CJK KR"/>
+                <w:b/>
+                <w:color w:val="000000"/>
+                <w:sz w:val="18"/>
+              </w:rPr>
+              <w:t>지도 후보</w:t>
+            </w:r>
+          </w:p>
+        </w:tc>
+        <w:tc>
+          <w:tcPr>
+            <w:tcW w:type="dxa" w:w="4309"/>
+            <w:vAlign w:val="center"/>
+            <w:shd w:fill="E8EEF4"/>
+            <w:tcMar>
+              <w:top w:w="85" w:type="dxa"/>
+              <w:left w:w="85" w:type="dxa"/>
+              <w:bottom w:w="85" w:type="dxa"/>
+              <w:right w:w="85" w:type="dxa"/>
+            </w:tcMar>
+            <w:tcBorders>
+              <w:top w:val="single" w:sz="4" w:color="D9D9D9"/>
+              <w:left w:val="single" w:sz="4" w:color="D9D9D9"/>
+              <w:bottom w:val="single" w:sz="4" w:color="D9D9D9"/>
+              <w:right w:val="single" w:sz="4" w:color="D9D9D9"/>
+            </w:tcBorders>
+          </w:tcPr>
+          <w:p>
+            <w:pPr>
+              <w:spacing w:after="0" w:line="269" w:lineRule="auto"/>
+            </w:pPr>
+            <w:r>
+              <w:rPr>
+                <w:rFonts w:ascii="Noto Sans CJK KR" w:hAnsi="Noto Sans CJK KR"/>
+                <w:b/>
+                <w:color w:val="000000"/>
+                <w:sz w:val="18"/>
+              </w:rPr>
+              <w:t>제공 기능과 검토 내용</w:t>
+            </w:r>
+          </w:p>
+        </w:tc>
+        <w:tc>
+          <w:tcPr>
+            <w:tcW w:type="dxa" w:w="3742"/>
+            <w:vAlign w:val="center"/>
+            <w:shd w:fill="E8EEF4"/>
+            <w:tcMar>
+              <w:top w:w="85" w:type="dxa"/>
+              <w:left w:w="85" w:type="dxa"/>
+              <w:bottom w:w="85" w:type="dxa"/>
+              <w:right w:w="85" w:type="dxa"/>
+            </w:tcMar>
+            <w:tcBorders>
+              <w:top w:val="single" w:sz="4" w:color="D9D9D9"/>
+              <w:left w:val="single" w:sz="4" w:color="D9D9D9"/>
+              <w:bottom w:val="single" w:sz="4" w:color="D9D9D9"/>
+              <w:right w:val="single" w:sz="4" w:color="D9D9D9"/>
+            </w:tcBorders>
+          </w:tcPr>
+          <w:p>
+            <w:pPr>
+              <w:spacing w:after="0" w:line="269" w:lineRule="auto"/>
+            </w:pPr>
+            <w:r>
+              <w:rPr>
+                <w:rFonts w:ascii="Noto Sans CJK KR" w:hAnsi="Noto Sans CJK KR"/>
+                <w:b/>
+                <w:color w:val="000000"/>
+                <w:sz w:val="18"/>
+              </w:rPr>
+              <w:t>모두길의 선택</w:t>
+            </w:r>
+          </w:p>
+        </w:tc>
+      </w:tr>
+      <w:tr>
+        <w:trPr>
+          <w:cantSplit/>
+        </w:trPr>
+        <w:tc>
+          <w:tcPr>
+            <w:tcW w:type="dxa" w:w="1928"/>
+            <w:vAlign w:val="center"/>
+            <w:shd w:fill="FFFFFF"/>
+            <w:tcMar>
+              <w:top w:w="85" w:type="dxa"/>
+              <w:left w:w="85" w:type="dxa"/>
+              <w:bottom w:w="85" w:type="dxa"/>
+              <w:right w:w="85" w:type="dxa"/>
+            </w:tcMar>
+            <w:tcBorders>
+              <w:top w:val="single" w:sz="4" w:color="D9D9D9"/>
+              <w:left w:val="single" w:sz="4" w:color="D9D9D9"/>
+              <w:bottom w:val="single" w:sz="4" w:color="D9D9D9"/>
+              <w:right w:val="single" w:sz="4" w:color="D9D9D9"/>
+            </w:tcBorders>
+          </w:tcPr>
+          <w:p>
+            <w:pPr>
+              <w:spacing w:after="0" w:line="269" w:lineRule="auto"/>
+            </w:pPr>
+            <w:r>
+              <w:rPr>
+                <w:rFonts w:ascii="Noto Sans CJK KR" w:hAnsi="Noto Sans CJK KR"/>
+                <w:b w:val="0"/>
+                <w:color w:val="000000"/>
+                <w:sz w:val="18"/>
+              </w:rPr>
+              <w:t>카카오맵 [14]</w:t>
+            </w:r>
+          </w:p>
+        </w:tc>
+        <w:tc>
+          <w:tcPr>
+            <w:tcW w:type="dxa" w:w="4309"/>
+            <w:vAlign w:val="center"/>
+            <w:shd w:fill="FFFFFF"/>
+            <w:tcMar>
+              <w:top w:w="85" w:type="dxa"/>
+              <w:left w:w="85" w:type="dxa"/>
+              <w:bottom w:w="85" w:type="dxa"/>
+              <w:right w:w="85" w:type="dxa"/>
+            </w:tcMar>
+            <w:tcBorders>
+              <w:top w:val="single" w:sz="4" w:color="D9D9D9"/>
+              <w:left w:val="single" w:sz="4" w:color="D9D9D9"/>
+              <w:bottom w:val="single" w:sz="4" w:color="D9D9D9"/>
+              <w:right w:val="single" w:sz="4" w:color="D9D9D9"/>
+            </w:tcBorders>
+          </w:tcPr>
+          <w:p>
+            <w:pPr>
+              <w:spacing w:after="0" w:line="269" w:lineRule="auto"/>
+            </w:pPr>
+            <w:r>
+              <w:rPr>
+                <w:rFonts w:ascii="Noto Sans CJK KR" w:hAnsi="Noto Sans CJK KR"/>
+                <w:b w:val="0"/>
+                <w:color w:val="000000"/>
+                <w:sz w:val="18"/>
+              </w:rPr>
+              <w:t>지도 SDK, 장소 검색, 주소·좌표 변환</w:t>
+            </w:r>
+          </w:p>
+        </w:tc>
+        <w:tc>
+          <w:tcPr>
+            <w:tcW w:type="dxa" w:w="3742"/>
+            <w:vAlign w:val="center"/>
+            <w:shd w:fill="FFFFFF"/>
+            <w:tcMar>
+              <w:top w:w="85" w:type="dxa"/>
+              <w:left w:w="85" w:type="dxa"/>
+              <w:bottom w:w="85" w:type="dxa"/>
+              <w:right w:w="85" w:type="dxa"/>
+            </w:tcMar>
+            <w:tcBorders>
+              <w:top w:val="single" w:sz="4" w:color="D9D9D9"/>
+              <w:left w:val="single" w:sz="4" w:color="D9D9D9"/>
+              <w:bottom w:val="single" w:sz="4" w:color="D9D9D9"/>
+              <w:right w:val="single" w:sz="4" w:color="D9D9D9"/>
+            </w:tcBorders>
+          </w:tcPr>
+          <w:p>
+            <w:pPr>
+              <w:spacing w:after="0" w:line="269" w:lineRule="auto"/>
+            </w:pPr>
+            <w:r>
+              <w:rPr>
+                <w:rFonts w:ascii="Noto Sans CJK KR" w:hAnsi="Noto Sans CJK KR"/>
+                <w:b w:val="0"/>
+                <w:color w:val="000000"/>
+                <w:sz w:val="18"/>
+              </w:rPr>
+              <w:t>기본 화면과 목적지 검색에 채택</w:t>
+            </w:r>
+          </w:p>
+        </w:tc>
+      </w:tr>
+      <w:tr>
+        <w:trPr>
+          <w:cantSplit/>
+        </w:trPr>
+        <w:tc>
+          <w:tcPr>
+            <w:tcW w:type="dxa" w:w="1928"/>
+            <w:vAlign w:val="center"/>
+            <w:shd w:fill="F6F8FA"/>
+            <w:tcMar>
+              <w:top w:w="85" w:type="dxa"/>
+              <w:left w:w="85" w:type="dxa"/>
+              <w:bottom w:w="85" w:type="dxa"/>
+              <w:right w:w="85" w:type="dxa"/>
+            </w:tcMar>
+            <w:tcBorders>
+              <w:top w:val="single" w:sz="4" w:color="D9D9D9"/>
+              <w:left w:val="single" w:sz="4" w:color="D9D9D9"/>
+              <w:bottom w:val="single" w:sz="4" w:color="D9D9D9"/>
+              <w:right w:val="single" w:sz="4" w:color="D9D9D9"/>
+            </w:tcBorders>
+          </w:tcPr>
+          <w:p>
+            <w:pPr>
+              <w:spacing w:after="0" w:line="269" w:lineRule="auto"/>
+            </w:pPr>
+            <w:r>
+              <w:rPr>
+                <w:rFonts w:ascii="Noto Sans CJK KR" w:hAnsi="Noto Sans CJK KR"/>
+                <w:b w:val="0"/>
+                <w:color w:val="000000"/>
+                <w:sz w:val="18"/>
+              </w:rPr>
+              <w:t>네이버 지도 [15]</w:t>
+            </w:r>
+          </w:p>
+        </w:tc>
+        <w:tc>
+          <w:tcPr>
+            <w:tcW w:type="dxa" w:w="4309"/>
+            <w:vAlign w:val="center"/>
+            <w:shd w:fill="F6F8FA"/>
+            <w:tcMar>
+              <w:top w:w="85" w:type="dxa"/>
+              <w:left w:w="85" w:type="dxa"/>
+              <w:bottom w:w="85" w:type="dxa"/>
+              <w:right w:w="85" w:type="dxa"/>
+            </w:tcMar>
+            <w:tcBorders>
+              <w:top w:val="single" w:sz="4" w:color="D9D9D9"/>
+              <w:left w:val="single" w:sz="4" w:color="D9D9D9"/>
+              <w:bottom w:val="single" w:sz="4" w:color="D9D9D9"/>
+              <w:right w:val="single" w:sz="4" w:color="D9D9D9"/>
+            </w:tcBorders>
+          </w:tcPr>
+          <w:p>
+            <w:pPr>
+              <w:spacing w:after="0" w:line="269" w:lineRule="auto"/>
+            </w:pPr>
+            <w:r>
+              <w:rPr>
+                <w:rFonts w:ascii="Noto Sans CJK KR" w:hAnsi="Noto Sans CJK KR"/>
+                <w:b w:val="0"/>
+                <w:color w:val="000000"/>
+                <w:sz w:val="18"/>
+              </w:rPr>
+              <w:t>지도 서비스 제공. Directions 5 API는 자동차 경로용</w:t>
+            </w:r>
+          </w:p>
+        </w:tc>
+        <w:tc>
+          <w:tcPr>
+            <w:tcW w:type="dxa" w:w="3742"/>
+            <w:vAlign w:val="center"/>
+            <w:shd w:fill="F6F8FA"/>
+            <w:tcMar>
+              <w:top w:w="85" w:type="dxa"/>
+              <w:left w:w="85" w:type="dxa"/>
+              <w:bottom w:w="85" w:type="dxa"/>
+              <w:right w:w="85" w:type="dxa"/>
+            </w:tcMar>
+            <w:tcBorders>
+              <w:top w:val="single" w:sz="4" w:color="D9D9D9"/>
+              <w:left w:val="single" w:sz="4" w:color="D9D9D9"/>
+              <w:bottom w:val="single" w:sz="4" w:color="D9D9D9"/>
+              <w:right w:val="single" w:sz="4" w:color="D9D9D9"/>
+            </w:tcBorders>
+          </w:tcPr>
+          <w:p>
+            <w:pPr>
+              <w:spacing w:after="0" w:line="269" w:lineRule="auto"/>
+            </w:pPr>
+            <w:r>
+              <w:rPr>
+                <w:rFonts w:ascii="Noto Sans CJK KR" w:hAnsi="Noto Sans CJK KR"/>
+                <w:b w:val="0"/>
+                <w:color w:val="000000"/>
+                <w:sz w:val="18"/>
+              </w:rPr>
+              <w:t>대체 화면 후보. 자동차 경로를 휠체어 경로로 사용하지 않음</w:t>
+            </w:r>
+          </w:p>
+        </w:tc>
+      </w:tr>
+      <w:tr>
+        <w:trPr>
+          <w:cantSplit/>
+        </w:trPr>
+        <w:tc>
+          <w:tcPr>
+            <w:tcW w:type="dxa" w:w="1928"/>
+            <w:vAlign w:val="center"/>
+            <w:shd w:fill="FFFFFF"/>
+            <w:tcMar>
+              <w:top w:w="85" w:type="dxa"/>
+              <w:left w:w="85" w:type="dxa"/>
+              <w:bottom w:w="85" w:type="dxa"/>
+              <w:right w:w="85" w:type="dxa"/>
+            </w:tcMar>
+            <w:tcBorders>
+              <w:top w:val="single" w:sz="4" w:color="D9D9D9"/>
+              <w:left w:val="single" w:sz="4" w:color="D9D9D9"/>
+              <w:bottom w:val="single" w:sz="4" w:color="D9D9D9"/>
+              <w:right w:val="single" w:sz="4" w:color="D9D9D9"/>
+            </w:tcBorders>
+          </w:tcPr>
+          <w:p>
+            <w:pPr>
+              <w:spacing w:after="0" w:line="269" w:lineRule="auto"/>
+            </w:pPr>
+            <w:r>
+              <w:rPr>
+                <w:rFonts w:ascii="Noto Sans CJK KR" w:hAnsi="Noto Sans CJK KR"/>
+                <w:b w:val="0"/>
+                <w:color w:val="000000"/>
+                <w:sz w:val="18"/>
+              </w:rPr>
+              <w:t>Google Maps [16]</w:t>
+            </w:r>
+          </w:p>
+        </w:tc>
+        <w:tc>
+          <w:tcPr>
+            <w:tcW w:type="dxa" w:w="4309"/>
+            <w:vAlign w:val="center"/>
+            <w:shd w:fill="FFFFFF"/>
+            <w:tcMar>
+              <w:top w:w="85" w:type="dxa"/>
+              <w:left w:w="85" w:type="dxa"/>
+              <w:bottom w:w="85" w:type="dxa"/>
+              <w:right w:w="85" w:type="dxa"/>
+            </w:tcMar>
+            <w:tcBorders>
+              <w:top w:val="single" w:sz="4" w:color="D9D9D9"/>
+              <w:left w:val="single" w:sz="4" w:color="D9D9D9"/>
+              <w:bottom w:val="single" w:sz="4" w:color="D9D9D9"/>
+              <w:right w:val="single" w:sz="4" w:color="D9D9D9"/>
+            </w:tcBorders>
+          </w:tcPr>
+          <w:p>
+            <w:pPr>
+              <w:spacing w:after="0" w:line="269" w:lineRule="auto"/>
+            </w:pPr>
+            <w:r>
+              <w:rPr>
+                <w:rFonts w:ascii="Noto Sans CJK KR" w:hAnsi="Noto Sans CJK KR"/>
+                <w:b w:val="0"/>
+                <w:color w:val="000000"/>
+                <w:sz w:val="18"/>
+              </w:rPr>
+              <w:t>지도·경로 서비스와 도보 경로 옵션 제공</w:t>
+            </w:r>
+          </w:p>
+        </w:tc>
+        <w:tc>
+          <w:tcPr>
+            <w:tcW w:type="dxa" w:w="3742"/>
+            <w:vAlign w:val="center"/>
+            <w:shd w:fill="FFFFFF"/>
+            <w:tcMar>
+              <w:top w:w="85" w:type="dxa"/>
+              <w:left w:w="85" w:type="dxa"/>
+              <w:bottom w:w="85" w:type="dxa"/>
+              <w:right w:w="85" w:type="dxa"/>
+            </w:tcMar>
+            <w:tcBorders>
+              <w:top w:val="single" w:sz="4" w:color="D9D9D9"/>
+              <w:left w:val="single" w:sz="4" w:color="D9D9D9"/>
+              <w:bottom w:val="single" w:sz="4" w:color="D9D9D9"/>
+              <w:right w:val="single" w:sz="4" w:color="D9D9D9"/>
+            </w:tcBorders>
+          </w:tcPr>
+          <w:p>
+            <w:pPr>
+              <w:spacing w:after="0" w:line="269" w:lineRule="auto"/>
+            </w:pPr>
+            <w:r>
+              <w:rPr>
+                <w:rFonts w:ascii="Noto Sans CJK KR" w:hAnsi="Noto Sans CJK KR"/>
+                <w:b w:val="0"/>
+                <w:color w:val="000000"/>
+                <w:sz w:val="18"/>
+              </w:rPr>
+              <w:t>확장 후보. 도보 경로도 휠체어 통과 조건의 별도 확인 필요</w:t>
+            </w:r>
+          </w:p>
+        </w:tc>
+      </w:tr>
+    </w:tbl>
+    <w:p>
+      <w:pPr>
+        <w:spacing w:after="0" w:line="60" w:lineRule="exact" w:before="0"/>
+      </w:pPr>
+    </w:p>
+    <w:p>
+      <w:pPr>
+        <w:pStyle w:val="Heading2"/>
+      </w:pPr>
+      <w:r>
+        <w:t>8-12 자율주행에 사용하는 실제 지도 데이터</w:t>
+      </w:r>
+    </w:p>
+    <w:tbl>
+      <w:tblPr>
+        <w:tblW w:type="auto" w:w="0"/>
+        <w:jc w:val="center"/>
+        <w:tblLayout w:type="fixed"/>
+        <w:tblLook w:firstColumn="1" w:firstRow="1" w:lastColumn="0" w:lastRow="0" w:noHBand="0" w:noVBand="1" w:val="04A0"/>
+      </w:tblPr>
+      <w:tblGrid>
+        <w:gridCol w:w="1928"/>
+        <w:gridCol w:w="3855"/>
+        <w:gridCol w:w="4195"/>
+      </w:tblGrid>
+      <w:tr>
+        <w:trPr>
+          <w:cantSplit/>
+          <w:tblHeader/>
+        </w:trPr>
+        <w:tc>
+          <w:tcPr>
+            <w:tcW w:type="dxa" w:w="1928"/>
+            <w:vAlign w:val="center"/>
+            <w:shd w:fill="E8EEF4"/>
+            <w:tcMar>
+              <w:top w:w="85" w:type="dxa"/>
+              <w:left w:w="85" w:type="dxa"/>
+              <w:bottom w:w="85" w:type="dxa"/>
+              <w:right w:w="85" w:type="dxa"/>
+            </w:tcMar>
+            <w:tcBorders>
+              <w:top w:val="single" w:sz="4" w:color="D9D9D9"/>
+              <w:left w:val="single" w:sz="4" w:color="D9D9D9"/>
+              <w:bottom w:val="single" w:sz="4" w:color="D9D9D9"/>
+              <w:right w:val="single" w:sz="4" w:color="D9D9D9"/>
+            </w:tcBorders>
+          </w:tcPr>
+          <w:p>
+            <w:pPr>
+              <w:spacing w:after="0" w:line="269" w:lineRule="auto"/>
+            </w:pPr>
+            <w:r>
+              <w:rPr>
+                <w:rFonts w:ascii="Noto Sans CJK KR" w:hAnsi="Noto Sans CJK KR"/>
+                <w:b/>
+                <w:color w:val="000000"/>
+                <w:sz w:val="18"/>
+              </w:rPr>
+              <w:t>지도 계층</w:t>
+            </w:r>
+          </w:p>
+        </w:tc>
+        <w:tc>
+          <w:tcPr>
+            <w:tcW w:type="dxa" w:w="3855"/>
+            <w:vAlign w:val="center"/>
+            <w:shd w:fill="E8EEF4"/>
+            <w:tcMar>
+              <w:top w:w="85" w:type="dxa"/>
+              <w:left w:w="85" w:type="dxa"/>
+              <w:bottom w:w="85" w:type="dxa"/>
+              <w:right w:w="85" w:type="dxa"/>
+            </w:tcMar>
+            <w:tcBorders>
+              <w:top w:val="single" w:sz="4" w:color="D9D9D9"/>
+              <w:left w:val="single" w:sz="4" w:color="D9D9D9"/>
+              <w:bottom w:val="single" w:sz="4" w:color="D9D9D9"/>
+              <w:right w:val="single" w:sz="4" w:color="D9D9D9"/>
+            </w:tcBorders>
+          </w:tcPr>
+          <w:p>
+            <w:pPr>
+              <w:spacing w:after="0" w:line="269" w:lineRule="auto"/>
+            </w:pPr>
+            <w:r>
+              <w:rPr>
+                <w:rFonts w:ascii="Noto Sans CJK KR" w:hAnsi="Noto Sans CJK KR"/>
+                <w:b/>
+                <w:color w:val="000000"/>
+                <w:sz w:val="18"/>
+              </w:rPr>
+              <w:t>어디서 확보하는가</w:t>
+            </w:r>
+          </w:p>
+        </w:tc>
+        <w:tc>
+          <w:tcPr>
+            <w:tcW w:type="dxa" w:w="4195"/>
+            <w:vAlign w:val="center"/>
+            <w:shd w:fill="E8EEF4"/>
+            <w:tcMar>
+              <w:top w:w="85" w:type="dxa"/>
+              <w:left w:w="85" w:type="dxa"/>
+              <w:bottom w:w="85" w:type="dxa"/>
+              <w:right w:w="85" w:type="dxa"/>
+            </w:tcMar>
+            <w:tcBorders>
+              <w:top w:val="single" w:sz="4" w:color="D9D9D9"/>
+              <w:left w:val="single" w:sz="4" w:color="D9D9D9"/>
+              <w:bottom w:val="single" w:sz="4" w:color="D9D9D9"/>
+              <w:right w:val="single" w:sz="4" w:color="D9D9D9"/>
+            </w:tcBorders>
+          </w:tcPr>
+          <w:p>
+            <w:pPr>
+              <w:spacing w:after="0" w:line="269" w:lineRule="auto"/>
+            </w:pPr>
+            <w:r>
+              <w:rPr>
+                <w:rFonts w:ascii="Noto Sans CJK KR" w:hAnsi="Noto Sans CJK KR"/>
+                <w:b/>
+                <w:color w:val="000000"/>
+                <w:sz w:val="18"/>
+              </w:rPr>
+              <w:t>저장·활용 내용</w:t>
+            </w:r>
+          </w:p>
+        </w:tc>
+      </w:tr>
+      <w:tr>
+        <w:trPr>
+          <w:cantSplit/>
+        </w:trPr>
+        <w:tc>
+          <w:tcPr>
+            <w:tcW w:type="dxa" w:w="1928"/>
+            <w:vAlign w:val="center"/>
+            <w:shd w:fill="FFFFFF"/>
+            <w:tcMar>
+              <w:top w:w="85" w:type="dxa"/>
+              <w:left w:w="85" w:type="dxa"/>
+              <w:bottom w:w="85" w:type="dxa"/>
+              <w:right w:w="85" w:type="dxa"/>
+            </w:tcMar>
+            <w:tcBorders>
+              <w:top w:val="single" w:sz="4" w:color="D9D9D9"/>
+              <w:left w:val="single" w:sz="4" w:color="D9D9D9"/>
+              <w:bottom w:val="single" w:sz="4" w:color="D9D9D9"/>
+              <w:right w:val="single" w:sz="4" w:color="D9D9D9"/>
+            </w:tcBorders>
+          </w:tcPr>
+          <w:p>
+            <w:pPr>
+              <w:spacing w:after="0" w:line="269" w:lineRule="auto"/>
+            </w:pPr>
+            <w:r>
+              <w:rPr>
+                <w:rFonts w:ascii="Noto Sans CJK KR" w:hAnsi="Noto Sans CJK KR"/>
+                <w:b w:val="0"/>
+                <w:color w:val="000000"/>
+                <w:sz w:val="18"/>
+              </w:rPr>
+              <w:t>보행 경로 그래프</w:t>
+            </w:r>
+          </w:p>
+        </w:tc>
+        <w:tc>
+          <w:tcPr>
+            <w:tcW w:type="dxa" w:w="3855"/>
+            <w:vAlign w:val="center"/>
+            <w:shd w:fill="FFFFFF"/>
+            <w:tcMar>
+              <w:top w:w="85" w:type="dxa"/>
+              <w:left w:w="85" w:type="dxa"/>
+              <w:bottom w:w="85" w:type="dxa"/>
+              <w:right w:w="85" w:type="dxa"/>
+            </w:tcMar>
+            <w:tcBorders>
+              <w:top w:val="single" w:sz="4" w:color="D9D9D9"/>
+              <w:left w:val="single" w:sz="4" w:color="D9D9D9"/>
+              <w:bottom w:val="single" w:sz="4" w:color="D9D9D9"/>
+              <w:right w:val="single" w:sz="4" w:color="D9D9D9"/>
+            </w:tcBorders>
+          </w:tcPr>
+          <w:p>
+            <w:pPr>
+              <w:spacing w:after="0" w:line="269" w:lineRule="auto"/>
+            </w:pPr>
+            <w:r>
+              <w:rPr>
+                <w:rFonts w:ascii="Noto Sans CJK KR" w:hAnsi="Noto Sans CJK KR"/>
+                <w:b w:val="0"/>
+                <w:color w:val="000000"/>
+                <w:sz w:val="18"/>
+              </w:rPr>
+              <w:t>OpenStreetMap 공개 데이터와 운영 구역 현장 조사 [17]</w:t>
+            </w:r>
+          </w:p>
+        </w:tc>
+        <w:tc>
+          <w:tcPr>
+            <w:tcW w:type="dxa" w:w="4195"/>
+            <w:vAlign w:val="center"/>
+            <w:shd w:fill="FFFFFF"/>
+            <w:tcMar>
+              <w:top w:w="85" w:type="dxa"/>
+              <w:left w:w="85" w:type="dxa"/>
+              <w:bottom w:w="85" w:type="dxa"/>
+              <w:right w:w="85" w:type="dxa"/>
+            </w:tcMar>
+            <w:tcBorders>
+              <w:top w:val="single" w:sz="4" w:color="D9D9D9"/>
+              <w:left w:val="single" w:sz="4" w:color="D9D9D9"/>
+              <w:bottom w:val="single" w:sz="4" w:color="D9D9D9"/>
+              <w:right w:val="single" w:sz="4" w:color="D9D9D9"/>
+            </w:tcBorders>
+          </w:tcPr>
+          <w:p>
+            <w:pPr>
+              <w:spacing w:after="0" w:line="269" w:lineRule="auto"/>
+            </w:pPr>
+            <w:r>
+              <w:rPr>
+                <w:rFonts w:ascii="Noto Sans CJK KR" w:hAnsi="Noto Sans CJK KR"/>
+                <w:b w:val="0"/>
+                <w:color w:val="000000"/>
+                <w:sz w:val="18"/>
+              </w:rPr>
+              <w:t>보도·산책로의 연결 관계. 폭·경사·계단·턱·노면·회전 공간을 보완</w:t>
+            </w:r>
+          </w:p>
+        </w:tc>
+      </w:tr>
+      <w:tr>
+        <w:trPr>
+          <w:cantSplit/>
+        </w:trPr>
+        <w:tc>
+          <w:tcPr>
+            <w:tcW w:type="dxa" w:w="1928"/>
+            <w:vAlign w:val="center"/>
+            <w:shd w:fill="F6F8FA"/>
+            <w:tcMar>
+              <w:top w:w="85" w:type="dxa"/>
+              <w:left w:w="85" w:type="dxa"/>
+              <w:bottom w:w="85" w:type="dxa"/>
+              <w:right w:w="85" w:type="dxa"/>
+            </w:tcMar>
+            <w:tcBorders>
+              <w:top w:val="single" w:sz="4" w:color="D9D9D9"/>
+              <w:left w:val="single" w:sz="4" w:color="D9D9D9"/>
+              <w:bottom w:val="single" w:sz="4" w:color="D9D9D9"/>
+              <w:right w:val="single" w:sz="4" w:color="D9D9D9"/>
+            </w:tcBorders>
+          </w:tcPr>
+          <w:p>
+            <w:pPr>
+              <w:spacing w:after="0" w:line="269" w:lineRule="auto"/>
+            </w:pPr>
+            <w:r>
+              <w:rPr>
+                <w:rFonts w:ascii="Noto Sans CJK KR" w:hAnsi="Noto Sans CJK KR"/>
+                <w:b w:val="0"/>
+                <w:color w:val="000000"/>
+                <w:sz w:val="18"/>
+              </w:rPr>
+              <w:t>시설과 거점 정보</w:t>
+            </w:r>
+          </w:p>
+        </w:tc>
+        <w:tc>
+          <w:tcPr>
+            <w:tcW w:type="dxa" w:w="3855"/>
+            <w:vAlign w:val="center"/>
+            <w:shd w:fill="F6F8FA"/>
+            <w:tcMar>
+              <w:top w:w="85" w:type="dxa"/>
+              <w:left w:w="85" w:type="dxa"/>
+              <w:bottom w:w="85" w:type="dxa"/>
+              <w:right w:w="85" w:type="dxa"/>
+            </w:tcMar>
+            <w:tcBorders>
+              <w:top w:val="single" w:sz="4" w:color="D9D9D9"/>
+              <w:left w:val="single" w:sz="4" w:color="D9D9D9"/>
+              <w:bottom w:val="single" w:sz="4" w:color="D9D9D9"/>
+              <w:right w:val="single" w:sz="4" w:color="D9D9D9"/>
+            </w:tcBorders>
+          </w:tcPr>
+          <w:p>
+            <w:pPr>
+              <w:spacing w:after="0" w:line="269" w:lineRule="auto"/>
+            </w:pPr>
+            <w:r>
+              <w:rPr>
+                <w:rFonts w:ascii="Noto Sans CJK KR" w:hAnsi="Noto Sans CJK KR"/>
+                <w:b w:val="0"/>
+                <w:color w:val="000000"/>
+                <w:sz w:val="18"/>
+              </w:rPr>
+              <w:t>시설 관리자 제공 및 직접 확인</w:t>
+            </w:r>
+          </w:p>
+        </w:tc>
+        <w:tc>
+          <w:tcPr>
+            <w:tcW w:type="dxa" w:w="4195"/>
+            <w:vAlign w:val="center"/>
+            <w:shd w:fill="F6F8FA"/>
+            <w:tcMar>
+              <w:top w:w="85" w:type="dxa"/>
+              <w:left w:w="85" w:type="dxa"/>
+              <w:bottom w:w="85" w:type="dxa"/>
+              <w:right w:w="85" w:type="dxa"/>
+            </w:tcMar>
+            <w:tcBorders>
+              <w:top w:val="single" w:sz="4" w:color="D9D9D9"/>
+              <w:left w:val="single" w:sz="4" w:color="D9D9D9"/>
+              <w:bottom w:val="single" w:sz="4" w:color="D9D9D9"/>
+              <w:right w:val="single" w:sz="4" w:color="D9D9D9"/>
+            </w:tcBorders>
+          </w:tcPr>
+          <w:p>
+            <w:pPr>
+              <w:spacing w:after="0" w:line="269" w:lineRule="auto"/>
+            </w:pPr>
+            <w:r>
+              <w:rPr>
+                <w:rFonts w:ascii="Noto Sans CJK KR" w:hAnsi="Noto Sans CJK KR"/>
+                <w:b w:val="0"/>
+                <w:color w:val="000000"/>
+                <w:sz w:val="18"/>
+              </w:rPr>
+              <w:t>접근 가능한 입구·정차 지점·대기 장소·충전 거점 좌표</w:t>
+            </w:r>
+          </w:p>
+        </w:tc>
+      </w:tr>
+      <w:tr>
+        <w:trPr>
+          <w:cantSplit/>
+        </w:trPr>
+        <w:tc>
+          <w:tcPr>
+            <w:tcW w:type="dxa" w:w="1928"/>
+            <w:vAlign w:val="center"/>
+            <w:shd w:fill="FFFFFF"/>
+            <w:tcMar>
+              <w:top w:w="85" w:type="dxa"/>
+              <w:left w:w="85" w:type="dxa"/>
+              <w:bottom w:w="85" w:type="dxa"/>
+              <w:right w:w="85" w:type="dxa"/>
+            </w:tcMar>
+            <w:tcBorders>
+              <w:top w:val="single" w:sz="4" w:color="D9D9D9"/>
+              <w:left w:val="single" w:sz="4" w:color="D9D9D9"/>
+              <w:bottom w:val="single" w:sz="4" w:color="D9D9D9"/>
+              <w:right w:val="single" w:sz="4" w:color="D9D9D9"/>
+            </w:tcBorders>
+          </w:tcPr>
+          <w:p>
+            <w:pPr>
+              <w:spacing w:after="0" w:line="269" w:lineRule="auto"/>
+            </w:pPr>
+            <w:r>
+              <w:rPr>
+                <w:rFonts w:ascii="Noto Sans CJK KR" w:hAnsi="Noto Sans CJK KR"/>
+                <w:b w:val="0"/>
+                <w:color w:val="000000"/>
+                <w:sz w:val="18"/>
+              </w:rPr>
+              <w:t>기체용 센서 지도</w:t>
+            </w:r>
+          </w:p>
+        </w:tc>
+        <w:tc>
+          <w:tcPr>
+            <w:tcW w:type="dxa" w:w="3855"/>
+            <w:vAlign w:val="center"/>
+            <w:shd w:fill="FFFFFF"/>
+            <w:tcMar>
+              <w:top w:w="85" w:type="dxa"/>
+              <w:left w:w="85" w:type="dxa"/>
+              <w:bottom w:w="85" w:type="dxa"/>
+              <w:right w:w="85" w:type="dxa"/>
+            </w:tcMar>
+            <w:tcBorders>
+              <w:top w:val="single" w:sz="4" w:color="D9D9D9"/>
+              <w:left w:val="single" w:sz="4" w:color="D9D9D9"/>
+              <w:bottom w:val="single" w:sz="4" w:color="D9D9D9"/>
+              <w:right w:val="single" w:sz="4" w:color="D9D9D9"/>
+            </w:tcBorders>
+          </w:tcPr>
+          <w:p>
+            <w:pPr>
+              <w:spacing w:after="0" w:line="269" w:lineRule="auto"/>
+            </w:pPr>
+            <w:r>
+              <w:rPr>
+                <w:rFonts w:ascii="Noto Sans CJK KR" w:hAnsi="Noto Sans CJK KR"/>
+                <w:b w:val="0"/>
+                <w:color w:val="000000"/>
+                <w:sz w:val="18"/>
+              </w:rPr>
+              <w:t>운영 구역을 LiDAR·카메라로 지도화</w:t>
+            </w:r>
+          </w:p>
+        </w:tc>
+        <w:tc>
+          <w:tcPr>
+            <w:tcW w:type="dxa" w:w="4195"/>
+            <w:vAlign w:val="center"/>
+            <w:shd w:fill="FFFFFF"/>
+            <w:tcMar>
+              <w:top w:w="85" w:type="dxa"/>
+              <w:left w:w="85" w:type="dxa"/>
+              <w:bottom w:w="85" w:type="dxa"/>
+              <w:right w:w="85" w:type="dxa"/>
+            </w:tcMar>
+            <w:tcBorders>
+              <w:top w:val="single" w:sz="4" w:color="D9D9D9"/>
+              <w:left w:val="single" w:sz="4" w:color="D9D9D9"/>
+              <w:bottom w:val="single" w:sz="4" w:color="D9D9D9"/>
+              <w:right w:val="single" w:sz="4" w:color="D9D9D9"/>
+            </w:tcBorders>
+          </w:tcPr>
+          <w:p>
+            <w:pPr>
+              <w:spacing w:after="0" w:line="269" w:lineRule="auto"/>
+            </w:pPr>
+            <w:r>
+              <w:rPr>
+                <w:rFonts w:ascii="Noto Sans CJK KR" w:hAnsi="Noto Sans CJK KR"/>
+                <w:b w:val="0"/>
+                <w:color w:val="000000"/>
+                <w:sz w:val="18"/>
+              </w:rPr>
+              <w:t>실제 구조물 위치와 점유 격자. 위치 추정과 가까운 장애물 회피</w:t>
+            </w:r>
+          </w:p>
+        </w:tc>
+      </w:tr>
+      <w:tr>
+        <w:trPr>
+          <w:cantSplit/>
+        </w:trPr>
+        <w:tc>
+          <w:tcPr>
+            <w:tcW w:type="dxa" w:w="1928"/>
+            <w:vAlign w:val="center"/>
+            <w:shd w:fill="F6F8FA"/>
+            <w:tcMar>
+              <w:top w:w="85" w:type="dxa"/>
+              <w:left w:w="85" w:type="dxa"/>
+              <w:bottom w:w="85" w:type="dxa"/>
+              <w:right w:w="85" w:type="dxa"/>
+            </w:tcMar>
+            <w:tcBorders>
+              <w:top w:val="single" w:sz="4" w:color="D9D9D9"/>
+              <w:left w:val="single" w:sz="4" w:color="D9D9D9"/>
+              <w:bottom w:val="single" w:sz="4" w:color="D9D9D9"/>
+              <w:right w:val="single" w:sz="4" w:color="D9D9D9"/>
+            </w:tcBorders>
+          </w:tcPr>
+          <w:p>
+            <w:pPr>
+              <w:spacing w:after="0" w:line="269" w:lineRule="auto"/>
+            </w:pPr>
+            <w:r>
+              <w:rPr>
+                <w:rFonts w:ascii="Noto Sans CJK KR" w:hAnsi="Noto Sans CJK KR"/>
+                <w:b w:val="0"/>
+                <w:color w:val="000000"/>
+                <w:sz w:val="18"/>
+              </w:rPr>
+              <w:t>동적 위험 정보</w:t>
+            </w:r>
+          </w:p>
+        </w:tc>
+        <w:tc>
+          <w:tcPr>
+            <w:tcW w:type="dxa" w:w="3855"/>
+            <w:vAlign w:val="center"/>
+            <w:shd w:fill="F6F8FA"/>
+            <w:tcMar>
+              <w:top w:w="85" w:type="dxa"/>
+              <w:left w:w="85" w:type="dxa"/>
+              <w:bottom w:w="85" w:type="dxa"/>
+              <w:right w:w="85" w:type="dxa"/>
+            </w:tcMar>
+            <w:tcBorders>
+              <w:top w:val="single" w:sz="4" w:color="D9D9D9"/>
+              <w:left w:val="single" w:sz="4" w:color="D9D9D9"/>
+              <w:bottom w:val="single" w:sz="4" w:color="D9D9D9"/>
+              <w:right w:val="single" w:sz="4" w:color="D9D9D9"/>
+            </w:tcBorders>
+          </w:tcPr>
+          <w:p>
+            <w:pPr>
+              <w:spacing w:after="0" w:line="269" w:lineRule="auto"/>
+            </w:pPr>
+            <w:r>
+              <w:rPr>
+                <w:rFonts w:ascii="Noto Sans CJK KR" w:hAnsi="Noto Sans CJK KR"/>
+                <w:b w:val="0"/>
+                <w:color w:val="000000"/>
+                <w:sz w:val="18"/>
+              </w:rPr>
+              <w:t>공사 공지·허용 CCTV 분석·기체 관측</w:t>
+            </w:r>
+          </w:p>
+        </w:tc>
+        <w:tc>
+          <w:tcPr>
+            <w:tcW w:type="dxa" w:w="4195"/>
+            <w:vAlign w:val="center"/>
+            <w:shd w:fill="F6F8FA"/>
+            <w:tcMar>
+              <w:top w:w="85" w:type="dxa"/>
+              <w:left w:w="85" w:type="dxa"/>
+              <w:bottom w:w="85" w:type="dxa"/>
+              <w:right w:w="85" w:type="dxa"/>
+            </w:tcMar>
+            <w:tcBorders>
+              <w:top w:val="single" w:sz="4" w:color="D9D9D9"/>
+              <w:left w:val="single" w:sz="4" w:color="D9D9D9"/>
+              <w:bottom w:val="single" w:sz="4" w:color="D9D9D9"/>
+              <w:right w:val="single" w:sz="4" w:color="D9D9D9"/>
+            </w:tcBorders>
+          </w:tcPr>
+          <w:p>
+            <w:pPr>
+              <w:spacing w:after="0" w:line="269" w:lineRule="auto"/>
+            </w:pPr>
+            <w:r>
+              <w:rPr>
+                <w:rFonts w:ascii="Noto Sans CJK KR" w:hAnsi="Noto Sans CJK KR"/>
+                <w:b w:val="0"/>
+                <w:color w:val="000000"/>
+                <w:sz w:val="18"/>
+              </w:rPr>
+              <w:t>관련 구간·관측 시각·신뢰도·유효기간·해제 상태</w:t>
+            </w:r>
+          </w:p>
+        </w:tc>
+      </w:tr>
+    </w:tbl>
+    <w:p>
+      <w:pPr>
+        <w:spacing w:after="0" w:line="60" w:lineRule="exact" w:before="0"/>
+      </w:pPr>
+    </w:p>
+    <w:p>
+      <w:r>
+        <w:rPr>
+          <w:b w:val="0"/>
+        </w:rPr>
+        <w:t>OSM에는 보행로와 wheelchair·incline 등 접근성 속성이 있으나 지역별 누락이 가능하다.[17] 비어 있는 항목을 안전한 것으로 간주하지 않고 현장 조사와 시설 자료로 보완한다. 보행 그래프·거점·위험 이벤트는 PostgreSQL과 공간 확장 PostGIS에 관리한다.[18]</w:t>
+      </w:r>
+    </w:p>
+    <w:p>
+      <w:pPr>
+        <w:pStyle w:val="Heading2"/>
+      </w:pPr>
+      <w:r>
+        <w:t>8-13 목적지까지의 경로 생성 순서</w:t>
+      </w:r>
+    </w:p>
+    <w:p>
+      <w:r>
+        <w:rPr>
+          <w:b w:val="0"/>
+        </w:rPr>
+        <w:t>시설명 검색 → 좌표 확인 → 해당 시설의 접근 가능한 입구·정차 지점 선택 → 자체 그래프에서 통과 불가 구간 제외 → 배터리와 우회 여유를 반영해 경로 계산 → 기체용 지도에 연결 → 센서로 현장 확인하며 주행. 외부 위험 이벤트가 수신되면 해당 구간을 제외하고 다시 계산한다.</w:t>
+      </w:r>
+    </w:p>
+    <w:p>
+      <w:r>
+        <w:rPr>
+          <w:b w:val="0"/>
+        </w:rPr>
+        <w:t>상업 지도 API 결과의 저장·표시·호출은 서비스 이용 조건 안에서 처리한다. OSM 데이터는 출처와 ODbL 조건을 적용한다. 일반 지도에 길이 있다는 것만으로 해당 구간의 휠체어 자율 운행을 허용하지 않는다.</w:t>
+      </w:r>
+    </w:p>
+    <w:p>
+      <w:r>
+        <w:br w:type="page"/>
+      </w:r>
+    </w:p>
+    <w:p>
+      <w:pPr>
+        <w:pStyle w:val="Heading1"/>
+      </w:pPr>
+      <w:r>
+        <w:t>8. 배터리 충전과 공공 충전 거점</w:t>
+      </w:r>
+    </w:p>
+    <w:p>
+      <w:r>
+        <w:rPr>
+          <w:b w:val="0"/>
+          <w:color w:val="5F6368"/>
+          <w:sz w:val="20"/>
+        </w:rPr>
+        <w:t>제조사 전용 유선 충전을 기본으로 하고 생활권 내 충전 장소를 경로에 연결한다</w:t>
+      </w:r>
+    </w:p>
+    <w:p>
+      <w:pPr>
+        <w:pStyle w:val="Heading2"/>
+      </w:pPr>
+      <w:r>
+        <w:t>8-14 기체의 배터리와 충전 방식</w:t>
+      </w:r>
+    </w:p>
+    <w:p>
+      <w:r>
+        <w:rPr>
+          <w:b w:val="0"/>
+        </w:rPr>
+        <w:t>전원 구성은 적용 기체의 제조사 승인 배터리를 유지한다. Q500 M 설명서는 12V 배터리 두 개를 직렬 연결한 24V 구성과 전용 충전기 사용을 설명한다.[6] 배터리 용량·종류는 공급 지역과 선택 옵션에 맞춰 확인하며 임의로 리튬 배터리나 다른 충전기를 교체 연결하지 않는다.</w:t>
+      </w:r>
+    </w:p>
+    <w:p>
+      <w:r>
+        <w:rPr>
+          <w:b w:val="0"/>
+        </w:rPr>
+        <w:t>기본 방식은 충전기 케이블을 휠체어의 충전 단자에 연결하는 유선 충전이다. 한국 운영 거점에는 국내 AC 220V 전원에 호환되는 제조사 승인 충전기를 둔다. 충전기는 교류를 배터리에 맞는 직류로 변환하고 충전 상태를 제어한다. 기체별 커넥터·전압·배터리 종류의 호환성을 관리한다.</w:t>
+      </w:r>
+    </w:p>
+    <w:p>
+      <w:pPr>
+        <w:pStyle w:val="Heading2"/>
+      </w:pPr>
+      <w:r>
+        <w:t>8-15 이용자가 실제로 충전하는 과정</w:t>
+      </w:r>
+    </w:p>
+    <w:p>
+      <w:r>
+        <w:rPr>
+          <w:b w:val="0"/>
+        </w:rPr>
+        <w:t>① 앱·기체 화면에서 충전 거점의 위치·운영 시간·사용 가능 여부를 확인한다. ② 접근 가능한 경로로 거점의 정차 공간에 도착한다. ③ 주행을 종료한 뒤 사용자가 연결하거나 시설 직원의 지원으로 전용 케이블을 연결한다. ④ 제조사 절차에 따라 충전 상태를 확인하고 충전 종료·분리 후 다시 운행한다.</w:t>
+      </w:r>
+    </w:p>
+    <w:p>
+      <w:r>
+        <w:rPr>
+          <w:b w:val="0"/>
+        </w:rPr>
+        <w:t>케이블 연결 상태에서는 자율주행을 잠금 처리한다. 시작·완료·이상 상태를 화면과 음성으로 안내하고, 충전 중 이동이 필요하면 충전을 먼저 종료한다. 초기 제안은 직원 지원이 가능한 유선 방식이며 무선 충전·자동 접점 도킹을 기본 기능으로 전제하지 않는다.</w:t>
+      </w:r>
+    </w:p>
+    <w:p>
+      <w:pPr>
+        <w:pStyle w:val="Heading2"/>
+      </w:pPr>
+      <w:r>
+        <w:t>8-16 공공장소에 설치하는 충전 거점</w:t>
+      </w:r>
+    </w:p>
+    <w:tbl>
+      <w:tblPr>
+        <w:tblW w:type="auto" w:w="0"/>
+        <w:jc w:val="center"/>
+        <w:tblLayout w:type="fixed"/>
+        <w:tblLook w:firstColumn="1" w:firstRow="1" w:lastColumn="0" w:lastRow="0" w:noHBand="0" w:noVBand="1" w:val="04A0"/>
+      </w:tblPr>
+      <w:tblGrid>
+        <w:gridCol w:w="2268"/>
+        <w:gridCol w:w="3855"/>
+        <w:gridCol w:w="3855"/>
+      </w:tblGrid>
+      <w:tr>
+        <w:trPr>
+          <w:cantSplit/>
+          <w:tblHeader/>
+        </w:trPr>
+        <w:tc>
+          <w:tcPr>
+            <w:tcW w:type="dxa" w:w="2268"/>
+            <w:vAlign w:val="center"/>
+            <w:shd w:fill="E8EEF4"/>
+            <w:tcMar>
+              <w:top w:w="85" w:type="dxa"/>
+              <w:left w:w="85" w:type="dxa"/>
+              <w:bottom w:w="85" w:type="dxa"/>
+              <w:right w:w="85" w:type="dxa"/>
+            </w:tcMar>
+            <w:tcBorders>
+              <w:top w:val="single" w:sz="4" w:color="D9D9D9"/>
+              <w:left w:val="single" w:sz="4" w:color="D9D9D9"/>
+              <w:bottom w:val="single" w:sz="4" w:color="D9D9D9"/>
+              <w:right w:val="single" w:sz="4" w:color="D9D9D9"/>
+            </w:tcBorders>
+          </w:tcPr>
+          <w:p>
+            <w:pPr>
+              <w:spacing w:after="0" w:line="269" w:lineRule="auto"/>
+            </w:pPr>
+            <w:r>
+              <w:rPr>
+                <w:rFonts w:ascii="Noto Sans CJK KR" w:hAnsi="Noto Sans CJK KR"/>
+                <w:b/>
+                <w:color w:val="000000"/>
+                <w:sz w:val="18"/>
+              </w:rPr>
+              <w:t>설치 장소 제안</w:t>
+            </w:r>
+          </w:p>
+        </w:tc>
+        <w:tc>
+          <w:tcPr>
+            <w:tcW w:type="dxa" w:w="3855"/>
+            <w:vAlign w:val="center"/>
+            <w:shd w:fill="E8EEF4"/>
+            <w:tcMar>
+              <w:top w:w="85" w:type="dxa"/>
+              <w:left w:w="85" w:type="dxa"/>
+              <w:bottom w:w="85" w:type="dxa"/>
+              <w:right w:w="85" w:type="dxa"/>
+            </w:tcMar>
+            <w:tcBorders>
+              <w:top w:val="single" w:sz="4" w:color="D9D9D9"/>
+              <w:left w:val="single" w:sz="4" w:color="D9D9D9"/>
+              <w:bottom w:val="single" w:sz="4" w:color="D9D9D9"/>
+              <w:right w:val="single" w:sz="4" w:color="D9D9D9"/>
+            </w:tcBorders>
+          </w:tcPr>
+          <w:p>
+            <w:pPr>
+              <w:spacing w:after="0" w:line="269" w:lineRule="auto"/>
+            </w:pPr>
+            <w:r>
+              <w:rPr>
+                <w:rFonts w:ascii="Noto Sans CJK KR" w:hAnsi="Noto Sans CJK KR"/>
+                <w:b/>
+                <w:color w:val="000000"/>
+                <w:sz w:val="18"/>
+              </w:rPr>
+              <w:t>필요한 시설</w:t>
+            </w:r>
+          </w:p>
+        </w:tc>
+        <w:tc>
+          <w:tcPr>
+            <w:tcW w:type="dxa" w:w="3855"/>
+            <w:vAlign w:val="center"/>
+            <w:shd w:fill="E8EEF4"/>
+            <w:tcMar>
+              <w:top w:w="85" w:type="dxa"/>
+              <w:left w:w="85" w:type="dxa"/>
+              <w:bottom w:w="85" w:type="dxa"/>
+              <w:right w:w="85" w:type="dxa"/>
+            </w:tcMar>
+            <w:tcBorders>
+              <w:top w:val="single" w:sz="4" w:color="D9D9D9"/>
+              <w:left w:val="single" w:sz="4" w:color="D9D9D9"/>
+              <w:bottom w:val="single" w:sz="4" w:color="D9D9D9"/>
+              <w:right w:val="single" w:sz="4" w:color="D9D9D9"/>
+            </w:tcBorders>
+          </w:tcPr>
+          <w:p>
+            <w:pPr>
+              <w:spacing w:after="0" w:line="269" w:lineRule="auto"/>
+            </w:pPr>
+            <w:r>
+              <w:rPr>
+                <w:rFonts w:ascii="Noto Sans CJK KR" w:hAnsi="Noto Sans CJK KR"/>
+                <w:b/>
+                <w:color w:val="000000"/>
+                <w:sz w:val="18"/>
+              </w:rPr>
+              <w:t>운영 방식</w:t>
+            </w:r>
+          </w:p>
+        </w:tc>
+      </w:tr>
+      <w:tr>
+        <w:trPr>
+          <w:cantSplit/>
+        </w:trPr>
+        <w:tc>
+          <w:tcPr>
+            <w:tcW w:type="dxa" w:w="2268"/>
+            <w:vAlign w:val="center"/>
+            <w:shd w:fill="FFFFFF"/>
+            <w:tcMar>
+              <w:top w:w="85" w:type="dxa"/>
+              <w:left w:w="85" w:type="dxa"/>
+              <w:bottom w:w="85" w:type="dxa"/>
+              <w:right w:w="85" w:type="dxa"/>
+            </w:tcMar>
+            <w:tcBorders>
+              <w:top w:val="single" w:sz="4" w:color="D9D9D9"/>
+              <w:left w:val="single" w:sz="4" w:color="D9D9D9"/>
+              <w:bottom w:val="single" w:sz="4" w:color="D9D9D9"/>
+              <w:right w:val="single" w:sz="4" w:color="D9D9D9"/>
+            </w:tcBorders>
+          </w:tcPr>
+          <w:p>
+            <w:pPr>
+              <w:spacing w:after="0" w:line="269" w:lineRule="auto"/>
+            </w:pPr>
+            <w:r>
+              <w:rPr>
+                <w:rFonts w:ascii="Noto Sans CJK KR" w:hAnsi="Noto Sans CJK KR"/>
+                <w:b w:val="0"/>
+                <w:color w:val="000000"/>
+                <w:sz w:val="18"/>
+              </w:rPr>
+              <w:t>복지관·주민센터·병원</w:t>
+            </w:r>
+          </w:p>
+        </w:tc>
+        <w:tc>
+          <w:tcPr>
+            <w:tcW w:type="dxa" w:w="3855"/>
+            <w:vAlign w:val="center"/>
+            <w:shd w:fill="FFFFFF"/>
+            <w:tcMar>
+              <w:top w:w="85" w:type="dxa"/>
+              <w:left w:w="85" w:type="dxa"/>
+              <w:bottom w:w="85" w:type="dxa"/>
+              <w:right w:w="85" w:type="dxa"/>
+            </w:tcMar>
+            <w:tcBorders>
+              <w:top w:val="single" w:sz="4" w:color="D9D9D9"/>
+              <w:left w:val="single" w:sz="4" w:color="D9D9D9"/>
+              <w:bottom w:val="single" w:sz="4" w:color="D9D9D9"/>
+              <w:right w:val="single" w:sz="4" w:color="D9D9D9"/>
+            </w:tcBorders>
+          </w:tcPr>
+          <w:p>
+            <w:pPr>
+              <w:spacing w:after="0" w:line="269" w:lineRule="auto"/>
+            </w:pPr>
+            <w:r>
+              <w:rPr>
+                <w:rFonts w:ascii="Noto Sans CJK KR" w:hAnsi="Noto Sans CJK KR"/>
+                <w:b w:val="0"/>
+                <w:color w:val="000000"/>
+                <w:sz w:val="18"/>
+              </w:rPr>
+              <w:t>평탄한 정차 공간, 접근 가능한 진입로, 호환 전용 충전기</w:t>
+            </w:r>
+          </w:p>
+        </w:tc>
+        <w:tc>
+          <w:tcPr>
+            <w:tcW w:type="dxa" w:w="3855"/>
+            <w:vAlign w:val="center"/>
+            <w:shd w:fill="FFFFFF"/>
+            <w:tcMar>
+              <w:top w:w="85" w:type="dxa"/>
+              <w:left w:w="85" w:type="dxa"/>
+              <w:bottom w:w="85" w:type="dxa"/>
+              <w:right w:w="85" w:type="dxa"/>
+            </w:tcMar>
+            <w:tcBorders>
+              <w:top w:val="single" w:sz="4" w:color="D9D9D9"/>
+              <w:left w:val="single" w:sz="4" w:color="D9D9D9"/>
+              <w:bottom w:val="single" w:sz="4" w:color="D9D9D9"/>
+              <w:right w:val="single" w:sz="4" w:color="D9D9D9"/>
+            </w:tcBorders>
+          </w:tcPr>
+          <w:p>
+            <w:pPr>
+              <w:spacing w:after="0" w:line="269" w:lineRule="auto"/>
+            </w:pPr>
+            <w:r>
+              <w:rPr>
+                <w:rFonts w:ascii="Noto Sans CJK KR" w:hAnsi="Noto Sans CJK KR"/>
+                <w:b w:val="0"/>
+                <w:color w:val="000000"/>
+                <w:sz w:val="18"/>
+              </w:rPr>
+              <w:t>담당자가 연결·점검·도움을 지원. 기관 대여 기체도 함께 충전</w:t>
+            </w:r>
+          </w:p>
+        </w:tc>
+      </w:tr>
+      <w:tr>
+        <w:trPr>
+          <w:cantSplit/>
+        </w:trPr>
+        <w:tc>
+          <w:tcPr>
+            <w:tcW w:type="dxa" w:w="2268"/>
+            <w:vAlign w:val="center"/>
+            <w:shd w:fill="F6F8FA"/>
+            <w:tcMar>
+              <w:top w:w="85" w:type="dxa"/>
+              <w:left w:w="85" w:type="dxa"/>
+              <w:bottom w:w="85" w:type="dxa"/>
+              <w:right w:w="85" w:type="dxa"/>
+            </w:tcMar>
+            <w:tcBorders>
+              <w:top w:val="single" w:sz="4" w:color="D9D9D9"/>
+              <w:left w:val="single" w:sz="4" w:color="D9D9D9"/>
+              <w:bottom w:val="single" w:sz="4" w:color="D9D9D9"/>
+              <w:right w:val="single" w:sz="4" w:color="D9D9D9"/>
+            </w:tcBorders>
+          </w:tcPr>
+          <w:p>
+            <w:pPr>
+              <w:spacing w:after="0" w:line="269" w:lineRule="auto"/>
+            </w:pPr>
+            <w:r>
+              <w:rPr>
+                <w:rFonts w:ascii="Noto Sans CJK KR" w:hAnsi="Noto Sans CJK KR"/>
+                <w:b w:val="0"/>
+                <w:color w:val="000000"/>
+                <w:sz w:val="18"/>
+              </w:rPr>
+              <w:t>공원 입구·공공시설 외부</w:t>
+            </w:r>
+          </w:p>
+        </w:tc>
+        <w:tc>
+          <w:tcPr>
+            <w:tcW w:type="dxa" w:w="3855"/>
+            <w:vAlign w:val="center"/>
+            <w:shd w:fill="F6F8FA"/>
+            <w:tcMar>
+              <w:top w:w="85" w:type="dxa"/>
+              <w:left w:w="85" w:type="dxa"/>
+              <w:bottom w:w="85" w:type="dxa"/>
+              <w:right w:w="85" w:type="dxa"/>
+            </w:tcMar>
+            <w:tcBorders>
+              <w:top w:val="single" w:sz="4" w:color="D9D9D9"/>
+              <w:left w:val="single" w:sz="4" w:color="D9D9D9"/>
+              <w:bottom w:val="single" w:sz="4" w:color="D9D9D9"/>
+              <w:right w:val="single" w:sz="4" w:color="D9D9D9"/>
+            </w:tcBorders>
+          </w:tcPr>
+          <w:p>
+            <w:pPr>
+              <w:spacing w:after="0" w:line="269" w:lineRule="auto"/>
+            </w:pPr>
+            <w:r>
+              <w:rPr>
+                <w:rFonts w:ascii="Noto Sans CJK KR" w:hAnsi="Noto Sans CJK KR"/>
+                <w:b w:val="0"/>
+                <w:color w:val="000000"/>
+                <w:sz w:val="18"/>
+              </w:rPr>
+              <w:t>비를 피할 수 있는 거점, 케이블 정리, 전원 보호·점검 설비</w:t>
+            </w:r>
+          </w:p>
+        </w:tc>
+        <w:tc>
+          <w:tcPr>
+            <w:tcW w:type="dxa" w:w="3855"/>
+            <w:vAlign w:val="center"/>
+            <w:shd w:fill="F6F8FA"/>
+            <w:tcMar>
+              <w:top w:w="85" w:type="dxa"/>
+              <w:left w:w="85" w:type="dxa"/>
+              <w:bottom w:w="85" w:type="dxa"/>
+              <w:right w:w="85" w:type="dxa"/>
+            </w:tcMar>
+            <w:tcBorders>
+              <w:top w:val="single" w:sz="4" w:color="D9D9D9"/>
+              <w:left w:val="single" w:sz="4" w:color="D9D9D9"/>
+              <w:bottom w:val="single" w:sz="4" w:color="D9D9D9"/>
+              <w:right w:val="single" w:sz="4" w:color="D9D9D9"/>
+            </w:tcBorders>
+          </w:tcPr>
+          <w:p>
+            <w:pPr>
+              <w:spacing w:after="0" w:line="269" w:lineRule="auto"/>
+            </w:pPr>
+            <w:r>
+              <w:rPr>
+                <w:rFonts w:ascii="Noto Sans CJK KR" w:hAnsi="Noto Sans CJK KR"/>
+                <w:b w:val="0"/>
+                <w:color w:val="000000"/>
+                <w:sz w:val="18"/>
+              </w:rPr>
+              <w:t>보행 통로를 막지 않는 위치에 설치하고 운영 시간·고장 상태 표시</w:t>
+            </w:r>
+          </w:p>
+        </w:tc>
+      </w:tr>
+      <w:tr>
+        <w:trPr>
+          <w:cantSplit/>
+        </w:trPr>
+        <w:tc>
+          <w:tcPr>
+            <w:tcW w:type="dxa" w:w="2268"/>
+            <w:vAlign w:val="center"/>
+            <w:shd w:fill="FFFFFF"/>
+            <w:tcMar>
+              <w:top w:w="85" w:type="dxa"/>
+              <w:left w:w="85" w:type="dxa"/>
+              <w:bottom w:w="85" w:type="dxa"/>
+              <w:right w:w="85" w:type="dxa"/>
+            </w:tcMar>
+            <w:tcBorders>
+              <w:top w:val="single" w:sz="4" w:color="D9D9D9"/>
+              <w:left w:val="single" w:sz="4" w:color="D9D9D9"/>
+              <w:bottom w:val="single" w:sz="4" w:color="D9D9D9"/>
+              <w:right w:val="single" w:sz="4" w:color="D9D9D9"/>
+            </w:tcBorders>
+          </w:tcPr>
+          <w:p>
+            <w:pPr>
+              <w:spacing w:after="0" w:line="269" w:lineRule="auto"/>
+            </w:pPr>
+            <w:r>
+              <w:rPr>
+                <w:rFonts w:ascii="Noto Sans CJK KR" w:hAnsi="Noto Sans CJK KR"/>
+                <w:b w:val="0"/>
+                <w:color w:val="000000"/>
+                <w:sz w:val="18"/>
+              </w:rPr>
+              <w:t>가정·개인 이용 공간</w:t>
+            </w:r>
+          </w:p>
+        </w:tc>
+        <w:tc>
+          <w:tcPr>
+            <w:tcW w:type="dxa" w:w="3855"/>
+            <w:vAlign w:val="center"/>
+            <w:shd w:fill="FFFFFF"/>
+            <w:tcMar>
+              <w:top w:w="85" w:type="dxa"/>
+              <w:left w:w="85" w:type="dxa"/>
+              <w:bottom w:w="85" w:type="dxa"/>
+              <w:right w:w="85" w:type="dxa"/>
+            </w:tcMar>
+            <w:tcBorders>
+              <w:top w:val="single" w:sz="4" w:color="D9D9D9"/>
+              <w:left w:val="single" w:sz="4" w:color="D9D9D9"/>
+              <w:bottom w:val="single" w:sz="4" w:color="D9D9D9"/>
+              <w:right w:val="single" w:sz="4" w:color="D9D9D9"/>
+            </w:tcBorders>
+          </w:tcPr>
+          <w:p>
+            <w:pPr>
+              <w:spacing w:after="0" w:line="269" w:lineRule="auto"/>
+            </w:pPr>
+            <w:r>
+              <w:rPr>
+                <w:rFonts w:ascii="Noto Sans CJK KR" w:hAnsi="Noto Sans CJK KR"/>
+                <w:b w:val="0"/>
+                <w:color w:val="000000"/>
+                <w:sz w:val="18"/>
+              </w:rPr>
+              <w:t>기체 전용 충전기와 환기·정차 공간</w:t>
+            </w:r>
+          </w:p>
+        </w:tc>
+        <w:tc>
+          <w:tcPr>
+            <w:tcW w:type="dxa" w:w="3855"/>
+            <w:vAlign w:val="center"/>
+            <w:shd w:fill="FFFFFF"/>
+            <w:tcMar>
+              <w:top w:w="85" w:type="dxa"/>
+              <w:left w:w="85" w:type="dxa"/>
+              <w:bottom w:w="85" w:type="dxa"/>
+              <w:right w:w="85" w:type="dxa"/>
+            </w:tcMar>
+            <w:tcBorders>
+              <w:top w:val="single" w:sz="4" w:color="D9D9D9"/>
+              <w:left w:val="single" w:sz="4" w:color="D9D9D9"/>
+              <w:bottom w:val="single" w:sz="4" w:color="D9D9D9"/>
+              <w:right w:val="single" w:sz="4" w:color="D9D9D9"/>
+            </w:tcBorders>
+          </w:tcPr>
+          <w:p>
+            <w:pPr>
+              <w:spacing w:after="0" w:line="269" w:lineRule="auto"/>
+            </w:pPr>
+            <w:r>
+              <w:rPr>
+                <w:rFonts w:ascii="Noto Sans CJK KR" w:hAnsi="Noto Sans CJK KR"/>
+                <w:b w:val="0"/>
+                <w:color w:val="000000"/>
+                <w:sz w:val="18"/>
+              </w:rPr>
+              <w:t>일상 이용 후 충분히 충전하고 장거리 출발 전에 상태 확인</w:t>
+            </w:r>
+          </w:p>
+        </w:tc>
+      </w:tr>
+    </w:tbl>
+    <w:p>
+      <w:pPr>
+        <w:spacing w:after="0" w:line="60" w:lineRule="exact" w:before="0"/>
+      </w:pPr>
+    </w:p>
+    <w:p>
+      <w:pPr>
+        <w:pStyle w:val="Heading2"/>
+      </w:pPr>
+      <w:r>
+        <w:t>8-17 배터리 상태와 충전소 경유 판단</w:t>
+      </w:r>
+    </w:p>
+    <w:p>
+      <w:r>
+        <w:rPr>
+          <w:b w:val="0"/>
+        </w:rPr>
+        <w:t>잔량뿐 아니라 구동·AI 컴퓨터·센서의 소비 전력, 탑승 하중, 경사, 우회 거리, 배터리 상태를 함께 고려해 이동 여유를 추정한다. 전압만으로 잔량을 확정하지 않고 기체의 잔량 정보와 전력 계측을 활용한다. 목적지·충전소·안전 정차 지점까지의 도달 가능성을 비교한다.</w:t>
+      </w:r>
+    </w:p>
+    <w:p>
+      <w:r>
+        <w:rPr>
+          <w:b w:val="0"/>
+        </w:rPr>
+        <w:t>완충 시간은 배터리와 충전기에 따라 달라지며 급속 충전을 보장하지 않는다. 일상 운영은 야간의 충분한 충전을 기본으로 하고, 공공 거점은 필요 시 보충·정차 지원에 활용한다.[19] 거점이 운영 중이어도 호환 충전기가 사용 중·고장이면 경유 대상으로 확정하지 않는다.</w:t>
+      </w:r>
+    </w:p>
+    <w:p>
+      <w:r>
+        <w:br w:type="page"/>
+      </w:r>
+    </w:p>
+    <w:p>
+      <w:pPr>
+        <w:pStyle w:val="Heading1"/>
+      </w:pPr>
+      <w:r>
+        <w:t>9. 기대효과와 서비스 운영 원칙</w:t>
+      </w:r>
+    </w:p>
+    <w:p>
+      <w:r>
+        <w:rPr>
+          <w:b w:val="0"/>
+          <w:color w:val="5F6368"/>
+          <w:sz w:val="20"/>
+        </w:rPr>
+        <w:t>이동 전 계획부터 현장 대응과 충전까지 하나의 스마트휠체어 경험으로 연결한다</w:t>
+      </w:r>
+    </w:p>
+    <w:p>
+      <w:pPr>
+        <w:pStyle w:val="Heading2"/>
+      </w:pPr>
+      <w:r>
+        <w:t>9-1 기대효과</w:t>
       </w:r>
     </w:p>
     <w:tbl>
@@ -8125,8 +10570,8 @@
       </w:tblPr>
       <w:tblGrid>
         <w:gridCol w:w="2154"/>
-        <w:gridCol w:w="6576"/>
-        <w:gridCol w:w="1247"/>
+        <w:gridCol w:w="3685"/>
+        <w:gridCol w:w="4139"/>
       </w:tblGrid>
       <w:tr>
         <w:trPr>
@@ -8162,13 +10607,13 @@
                 <w:color w:val="000000"/>
                 <w:sz w:val="18"/>
               </w:rPr>
-              <w:t>기술</w:t>
+              <w:t>대상</w:t>
             </w:r>
           </w:p>
         </w:tc>
         <w:tc>
           <w:tcPr>
-            <w:tcW w:type="dxa" w:w="6576"/>
+            <w:tcW w:type="dxa" w:w="3685"/>
             <w:vAlign w:val="center"/>
             <w:shd w:fill="E8EEF4"/>
             <w:tcMar>
@@ -8195,13 +10640,13 @@
                 <w:color w:val="000000"/>
                 <w:sz w:val="18"/>
               </w:rPr>
-              <w:t>모두길에서의 역할</w:t>
+              <w:t>기대하는 변화</w:t>
             </w:r>
           </w:p>
         </w:tc>
         <w:tc>
           <w:tcPr>
-            <w:tcW w:type="dxa" w:w="1247"/>
+            <w:tcW w:type="dxa" w:w="4139"/>
             <w:vAlign w:val="center"/>
             <w:shd w:fill="E8EEF4"/>
             <w:tcMar>
@@ -8228,7 +10673,7 @@
                 <w:color w:val="000000"/>
                 <w:sz w:val="18"/>
               </w:rPr>
-              <w:t>연결 기능</w:t>
+              <w:t>서비스가 제공하는 방식</w:t>
             </w:r>
           </w:p>
         </w:tc>
@@ -8266,13 +10711,13 @@
                 <w:color w:val="000000"/>
                 <w:sz w:val="18"/>
               </w:rPr>
-              <w:t>환경 인식</w:t>
+              <w:t>일상 휠체어 이용자</w:t>
             </w:r>
           </w:p>
         </w:tc>
         <w:tc>
           <w:tcPr>
-            <w:tcW w:type="dxa" w:w="6576"/>
+            <w:tcW w:type="dxa" w:w="3685"/>
             <w:vAlign w:val="center"/>
             <w:shd w:fill="FFFFFF"/>
             <w:tcMar>
@@ -8299,13 +10744,13 @@
                 <w:color w:val="000000"/>
                 <w:sz w:val="18"/>
               </w:rPr>
-              <w:t>RGB-D 카메라 또는 카메라·거리 센서 조합으로 사람·장애물과 지면 형상을 파악한다. 오차와 가림을 함께 관리한다.</w:t>
+              <w:t>반복적인 조작·통과 판단 부담 감소</w:t>
             </w:r>
           </w:p>
         </w:tc>
         <w:tc>
           <w:tcPr>
-            <w:tcW w:type="dxa" w:w="1247"/>
+            <w:tcW w:type="dxa" w:w="4139"/>
             <w:vAlign w:val="center"/>
             <w:shd w:fill="FFFFFF"/>
             <w:tcMar>
@@ -8332,7 +10777,7 @@
                 <w:color w:val="000000"/>
                 <w:sz w:val="18"/>
               </w:rPr>
-              <w:t>F1 F2</w:t>
+              <w:t>목적지 기반 주행, 기체 조건에 맞는 경로, 정지·우회 이유 안내</w:t>
             </w:r>
           </w:p>
         </w:tc>
@@ -8370,13 +10815,13 @@
                 <w:color w:val="000000"/>
                 <w:sz w:val="18"/>
               </w:rPr>
-              <w:t>위치 추정</w:t>
+              <w:t>장거리 보행이 어려운 이용자</w:t>
             </w:r>
           </w:p>
         </w:tc>
         <w:tc>
           <w:tcPr>
-            <w:tcW w:type="dxa" w:w="6576"/>
+            <w:tcW w:type="dxa" w:w="3685"/>
             <w:vAlign w:val="center"/>
             <w:shd w:fill="F6F8FA"/>
             <w:tcMar>
@@ -8403,13 +10848,13 @@
                 <w:color w:val="000000"/>
                 <w:sz w:val="18"/>
               </w:rPr>
-              <w:t>휠 오도메트리·IMU와 사전 지도를 결합한다. 실외 GNSS는 보조로 활용하며 위치 불확실성을 감시한다.</w:t>
+              <w:t>필요한 구간에서 이동 지원 선택지 확보</w:t>
             </w:r>
           </w:p>
         </w:tc>
         <w:tc>
           <w:tcPr>
-            <w:tcW w:type="dxa" w:w="1247"/>
+            <w:tcW w:type="dxa" w:w="4139"/>
             <w:vAlign w:val="center"/>
             <w:shd w:fill="F6F8FA"/>
             <w:tcMar>
@@ -8436,7 +10881,7 @@
                 <w:color w:val="000000"/>
                 <w:sz w:val="18"/>
               </w:rPr>
-              <w:t>F3 F4</w:t>
+              <w:t>시설 대여형 이용과 접근 가능한 화면·음성·버튼</w:t>
             </w:r>
           </w:p>
         </w:tc>
@@ -8474,13 +10919,13 @@
                 <w:color w:val="000000"/>
                 <w:sz w:val="18"/>
               </w:rPr>
-              <w:t>접근성 지도</w:t>
+              <w:t>보호자·활동보조인</w:t>
             </w:r>
           </w:p>
         </w:tc>
         <w:tc>
           <w:tcPr>
-            <w:tcW w:type="dxa" w:w="6576"/>
+            <w:tcW w:type="dxa" w:w="3685"/>
             <w:vAlign w:val="center"/>
             <w:shd w:fill="FFFFFF"/>
             <w:tcMar>
@@ -8507,13 +10952,13 @@
                 <w:color w:val="000000"/>
                 <w:sz w:val="18"/>
               </w:rPr>
-              <w:t>폭·턱·경사·회전 공간·입구·정차 지점을 저장한다. 위험 이벤트의 관측 시각·출처·유효기간과 미확인 구간을 관리한다.</w:t>
+              <w:t>지속적인 밀기·조작 대신 필요한 지원에 집중</w:t>
             </w:r>
           </w:p>
         </w:tc>
         <w:tc>
           <w:tcPr>
-            <w:tcW w:type="dxa" w:w="1247"/>
+            <w:tcW w:type="dxa" w:w="4139"/>
             <w:vAlign w:val="center"/>
             <w:shd w:fill="FFFFFF"/>
             <w:tcMar>
@@ -8540,7 +10985,7 @@
                 <w:color w:val="000000"/>
                 <w:sz w:val="18"/>
               </w:rPr>
-              <w:t>F2 F3</w:t>
+              <w:t>탑승·하차·요청된 도움 중심의 역할</w:t>
             </w:r>
           </w:p>
         </w:tc>
@@ -8578,13 +11023,13 @@
                 <w:color w:val="000000"/>
                 <w:sz w:val="18"/>
               </w:rPr>
-              <w:t>경로 및 주행 계획</w:t>
+              <w:t>시설 운영자</w:t>
             </w:r>
           </w:p>
         </w:tc>
         <w:tc>
           <w:tcPr>
-            <w:tcW w:type="dxa" w:w="6576"/>
+            <w:tcW w:type="dxa" w:w="3685"/>
             <w:vAlign w:val="center"/>
             <w:shd w:fill="F6F8FA"/>
             <w:tcMar>
@@ -8611,13 +11056,13 @@
                 <w:color w:val="000000"/>
                 <w:sz w:val="18"/>
               </w:rPr>
-              <w:t>통과 조건·노면·배터리 여유를 반영해 전체 경로와 근거리 회피 경로를 계산한다. ROS 2·Nav2 활용을 검토한다.[4]</w:t>
+              <w:t>이동 지원과 충전·접근성 정보 관리 연결</w:t>
             </w:r>
           </w:p>
         </w:tc>
         <w:tc>
           <w:tcPr>
-            <w:tcW w:type="dxa" w:w="1247"/>
+            <w:tcW w:type="dxa" w:w="4139"/>
             <w:vAlign w:val="center"/>
             <w:shd w:fill="F6F8FA"/>
             <w:tcMar>
@@ -8644,1057 +11089,7 @@
                 <w:color w:val="000000"/>
                 <w:sz w:val="18"/>
               </w:rPr>
-              <w:t>F1 F3 F4</w:t>
-            </w:r>
-          </w:p>
-        </w:tc>
-      </w:tr>
-      <w:tr>
-        <w:trPr>
-          <w:cantSplit/>
-        </w:trPr>
-        <w:tc>
-          <w:tcPr>
-            <w:tcW w:type="dxa" w:w="2154"/>
-            <w:vAlign w:val="center"/>
-            <w:shd w:fill="FFFFFF"/>
-            <w:tcMar>
-              <w:top w:w="85" w:type="dxa"/>
-              <w:left w:w="85" w:type="dxa"/>
-              <w:bottom w:w="85" w:type="dxa"/>
-              <w:right w:w="85" w:type="dxa"/>
-            </w:tcMar>
-            <w:tcBorders>
-              <w:top w:val="single" w:sz="4" w:color="D9D9D9"/>
-              <w:left w:val="single" w:sz="4" w:color="D9D9D9"/>
-              <w:bottom w:val="single" w:sz="4" w:color="D9D9D9"/>
-              <w:right w:val="single" w:sz="4" w:color="D9D9D9"/>
-            </w:tcBorders>
-          </w:tcPr>
-          <w:p>
-            <w:pPr>
-              <w:spacing w:after="0" w:line="269" w:lineRule="auto"/>
-            </w:pPr>
-            <w:r>
-              <w:rPr>
-                <w:rFonts w:ascii="Noto Sans CJK KR" w:hAnsi="Noto Sans CJK KR"/>
-                <w:b w:val="0"/>
-                <w:color w:val="000000"/>
-                <w:sz w:val="18"/>
-              </w:rPr>
-              <w:t>통과 판단과 안전 제어</w:t>
-            </w:r>
-          </w:p>
-        </w:tc>
-        <w:tc>
-          <w:tcPr>
-            <w:tcW w:type="dxa" w:w="6576"/>
-            <w:vAlign w:val="center"/>
-            <w:shd w:fill="FFFFFF"/>
-            <w:tcMar>
-              <w:top w:w="85" w:type="dxa"/>
-              <w:left w:w="85" w:type="dxa"/>
-              <w:bottom w:w="85" w:type="dxa"/>
-              <w:right w:w="85" w:type="dxa"/>
-            </w:tcMar>
-            <w:tcBorders>
-              <w:top w:val="single" w:sz="4" w:color="D9D9D9"/>
-              <w:left w:val="single" w:sz="4" w:color="D9D9D9"/>
-              <w:bottom w:val="single" w:sz="4" w:color="D9D9D9"/>
-              <w:right w:val="single" w:sz="4" w:color="D9D9D9"/>
-            </w:tcBorders>
-          </w:tcPr>
-          <w:p>
-            <w:pPr>
-              <w:spacing w:after="0" w:line="269" w:lineRule="auto"/>
-            </w:pPr>
-            <w:r>
-              <w:rPr>
-                <w:rFonts w:ascii="Noto Sans CJK KR" w:hAnsi="Noto Sans CJK KR"/>
-                <w:b w:val="0"/>
-                <w:color w:val="000000"/>
-                <w:sz w:val="18"/>
-              </w:rPr>
-              <w:t>기체 제원·센서 오차·제동 거리·회전 여유·노면을 적용한다. 위험하면 주행 제한·정지, 조건이 확인되면 안전 대기한다.</w:t>
-            </w:r>
-          </w:p>
-        </w:tc>
-        <w:tc>
-          <w:tcPr>
-            <w:tcW w:type="dxa" w:w="1247"/>
-            <w:vAlign w:val="center"/>
-            <w:shd w:fill="FFFFFF"/>
-            <w:tcMar>
-              <w:top w:w="85" w:type="dxa"/>
-              <w:left w:w="85" w:type="dxa"/>
-              <w:bottom w:w="85" w:type="dxa"/>
-              <w:right w:w="85" w:type="dxa"/>
-            </w:tcMar>
-            <w:tcBorders>
-              <w:top w:val="single" w:sz="4" w:color="D9D9D9"/>
-              <w:left w:val="single" w:sz="4" w:color="D9D9D9"/>
-              <w:bottom w:val="single" w:sz="4" w:color="D9D9D9"/>
-              <w:right w:val="single" w:sz="4" w:color="D9D9D9"/>
-            </w:tcBorders>
-          </w:tcPr>
-          <w:p>
-            <w:pPr>
-              <w:spacing w:after="0" w:line="269" w:lineRule="auto"/>
-            </w:pPr>
-            <w:r>
-              <w:rPr>
-                <w:rFonts w:ascii="Noto Sans CJK KR" w:hAnsi="Noto Sans CJK KR"/>
-                <w:b w:val="0"/>
-                <w:color w:val="000000"/>
-                <w:sz w:val="18"/>
-              </w:rPr>
-              <w:t>F1 F2 F5</w:t>
-            </w:r>
-          </w:p>
-        </w:tc>
-      </w:tr>
-      <w:tr>
-        <w:trPr>
-          <w:cantSplit/>
-        </w:trPr>
-        <w:tc>
-          <w:tcPr>
-            <w:tcW w:type="dxa" w:w="2154"/>
-            <w:vAlign w:val="center"/>
-            <w:shd w:fill="F6F8FA"/>
-            <w:tcMar>
-              <w:top w:w="85" w:type="dxa"/>
-              <w:left w:w="85" w:type="dxa"/>
-              <w:bottom w:w="85" w:type="dxa"/>
-              <w:right w:w="85" w:type="dxa"/>
-            </w:tcMar>
-            <w:tcBorders>
-              <w:top w:val="single" w:sz="4" w:color="D9D9D9"/>
-              <w:left w:val="single" w:sz="4" w:color="D9D9D9"/>
-              <w:bottom w:val="single" w:sz="4" w:color="D9D9D9"/>
-              <w:right w:val="single" w:sz="4" w:color="D9D9D9"/>
-            </w:tcBorders>
-          </w:tcPr>
-          <w:p>
-            <w:pPr>
-              <w:spacing w:after="0" w:line="269" w:lineRule="auto"/>
-            </w:pPr>
-            <w:r>
-              <w:rPr>
-                <w:rFonts w:ascii="Noto Sans CJK KR" w:hAnsi="Noto Sans CJK KR"/>
-                <w:b w:val="0"/>
-                <w:color w:val="000000"/>
-                <w:sz w:val="18"/>
-              </w:rPr>
-              <w:t>외부 정보 연동</w:t>
-            </w:r>
-          </w:p>
-        </w:tc>
-        <w:tc>
-          <w:tcPr>
-            <w:tcW w:type="dxa" w:w="6576"/>
-            <w:vAlign w:val="center"/>
-            <w:shd w:fill="F6F8FA"/>
-            <w:tcMar>
-              <w:top w:w="85" w:type="dxa"/>
-              <w:left w:w="85" w:type="dxa"/>
-              <w:bottom w:w="85" w:type="dxa"/>
-              <w:right w:w="85" w:type="dxa"/>
-            </w:tcMar>
-            <w:tcBorders>
-              <w:top w:val="single" w:sz="4" w:color="D9D9D9"/>
-              <w:left w:val="single" w:sz="4" w:color="D9D9D9"/>
-              <w:bottom w:val="single" w:sz="4" w:color="D9D9D9"/>
-              <w:right w:val="single" w:sz="4" w:color="D9D9D9"/>
-            </w:tcBorders>
-          </w:tcPr>
-          <w:p>
-            <w:pPr>
-              <w:spacing w:after="0" w:line="269" w:lineRule="auto"/>
-            </w:pPr>
-            <w:r>
-              <w:rPr>
-                <w:rFonts w:ascii="Noto Sans CJK KR" w:hAnsi="Noto Sans CJK KR"/>
-                <w:b w:val="0"/>
-                <w:color w:val="000000"/>
-                <w:sz w:val="18"/>
-              </w:rPr>
-              <w:t>공사·통제·허용된 CCTV 분석 이벤트를 보도 구간에 연결한다. 정보의 최신성·신뢰도·이용 가능 여부를 확인한다.</w:t>
-            </w:r>
-          </w:p>
-        </w:tc>
-        <w:tc>
-          <w:tcPr>
-            <w:tcW w:type="dxa" w:w="1247"/>
-            <w:vAlign w:val="center"/>
-            <w:shd w:fill="F6F8FA"/>
-            <w:tcMar>
-              <w:top w:w="85" w:type="dxa"/>
-              <w:left w:w="85" w:type="dxa"/>
-              <w:bottom w:w="85" w:type="dxa"/>
-              <w:right w:w="85" w:type="dxa"/>
-            </w:tcMar>
-            <w:tcBorders>
-              <w:top w:val="single" w:sz="4" w:color="D9D9D9"/>
-              <w:left w:val="single" w:sz="4" w:color="D9D9D9"/>
-              <w:bottom w:val="single" w:sz="4" w:color="D9D9D9"/>
-              <w:right w:val="single" w:sz="4" w:color="D9D9D9"/>
-            </w:tcBorders>
-          </w:tcPr>
-          <w:p>
-            <w:pPr>
-              <w:spacing w:after="0" w:line="269" w:lineRule="auto"/>
-            </w:pPr>
-            <w:r>
-              <w:rPr>
-                <w:rFonts w:ascii="Noto Sans CJK KR" w:hAnsi="Noto Sans CJK KR"/>
-                <w:b w:val="0"/>
-                <w:color w:val="000000"/>
-                <w:sz w:val="18"/>
-              </w:rPr>
-              <w:t>F3 F4</w:t>
-            </w:r>
-          </w:p>
-        </w:tc>
-      </w:tr>
-      <w:tr>
-        <w:trPr>
-          <w:cantSplit/>
-        </w:trPr>
-        <w:tc>
-          <w:tcPr>
-            <w:tcW w:type="dxa" w:w="2154"/>
-            <w:vAlign w:val="center"/>
-            <w:shd w:fill="FFFFFF"/>
-            <w:tcMar>
-              <w:top w:w="85" w:type="dxa"/>
-              <w:left w:w="85" w:type="dxa"/>
-              <w:bottom w:w="85" w:type="dxa"/>
-              <w:right w:w="85" w:type="dxa"/>
-            </w:tcMar>
-            <w:tcBorders>
-              <w:top w:val="single" w:sz="4" w:color="D9D9D9"/>
-              <w:left w:val="single" w:sz="4" w:color="D9D9D9"/>
-              <w:bottom w:val="single" w:sz="4" w:color="D9D9D9"/>
-              <w:right w:val="single" w:sz="4" w:color="D9D9D9"/>
-            </w:tcBorders>
-          </w:tcPr>
-          <w:p>
-            <w:pPr>
-              <w:spacing w:after="0" w:line="269" w:lineRule="auto"/>
-            </w:pPr>
-            <w:r>
-              <w:rPr>
-                <w:rFonts w:ascii="Noto Sans CJK KR" w:hAnsi="Noto Sans CJK KR"/>
-                <w:b w:val="0"/>
-                <w:color w:val="000000"/>
-                <w:sz w:val="18"/>
-              </w:rPr>
-              <w:t>모터와 제동</w:t>
-            </w:r>
-          </w:p>
-        </w:tc>
-        <w:tc>
-          <w:tcPr>
-            <w:tcW w:type="dxa" w:w="6576"/>
-            <w:vAlign w:val="center"/>
-            <w:shd w:fill="FFFFFF"/>
-            <w:tcMar>
-              <w:top w:w="85" w:type="dxa"/>
-              <w:left w:w="85" w:type="dxa"/>
-              <w:bottom w:w="85" w:type="dxa"/>
-              <w:right w:w="85" w:type="dxa"/>
-            </w:tcMar>
-            <w:tcBorders>
-              <w:top w:val="single" w:sz="4" w:color="D9D9D9"/>
-              <w:left w:val="single" w:sz="4" w:color="D9D9D9"/>
-              <w:bottom w:val="single" w:sz="4" w:color="D9D9D9"/>
-              <w:right w:val="single" w:sz="4" w:color="D9D9D9"/>
-            </w:tcBorders>
-          </w:tcPr>
-          <w:p>
-            <w:pPr>
-              <w:spacing w:after="0" w:line="269" w:lineRule="auto"/>
-            </w:pPr>
-            <w:r>
-              <w:rPr>
-                <w:rFonts w:ascii="Noto Sans CJK KR" w:hAnsi="Noto Sans CJK KR"/>
-                <w:b w:val="0"/>
-                <w:color w:val="000000"/>
-                <w:sz w:val="18"/>
-              </w:rPr>
-              <w:t>경로 계획 결과를 실제 속도·방향 명령으로 변환한다. 버튼과 상태 감시 회로로 정지를 보장하도록 설계한다.</w:t>
-            </w:r>
-          </w:p>
-        </w:tc>
-        <w:tc>
-          <w:tcPr>
-            <w:tcW w:type="dxa" w:w="1247"/>
-            <w:vAlign w:val="center"/>
-            <w:shd w:fill="FFFFFF"/>
-            <w:tcMar>
-              <w:top w:w="85" w:type="dxa"/>
-              <w:left w:w="85" w:type="dxa"/>
-              <w:bottom w:w="85" w:type="dxa"/>
-              <w:right w:w="85" w:type="dxa"/>
-            </w:tcMar>
-            <w:tcBorders>
-              <w:top w:val="single" w:sz="4" w:color="D9D9D9"/>
-              <w:left w:val="single" w:sz="4" w:color="D9D9D9"/>
-              <w:bottom w:val="single" w:sz="4" w:color="D9D9D9"/>
-              <w:right w:val="single" w:sz="4" w:color="D9D9D9"/>
-            </w:tcBorders>
-          </w:tcPr>
-          <w:p>
-            <w:pPr>
-              <w:spacing w:after="0" w:line="269" w:lineRule="auto"/>
-            </w:pPr>
-            <w:r>
-              <w:rPr>
-                <w:rFonts w:ascii="Noto Sans CJK KR" w:hAnsi="Noto Sans CJK KR"/>
-                <w:b w:val="0"/>
-                <w:color w:val="000000"/>
-                <w:sz w:val="18"/>
-              </w:rPr>
-              <w:t>F1 F4 F5</w:t>
-            </w:r>
-          </w:p>
-        </w:tc>
-      </w:tr>
-    </w:tbl>
-    <w:p>
-      <w:pPr>
-        <w:spacing w:after="0" w:line="60" w:lineRule="exact" w:before="0"/>
-      </w:pPr>
-    </w:p>
-    <w:p>
-      <w:pPr>
-        <w:pStyle w:val="Heading2"/>
-      </w:pPr>
-      <w:r>
-        <w:t>8-5 통과 판단의 예시</w:t>
-      </w:r>
-    </w:p>
-    <w:p>
-      <w:r>
-        <w:rPr>
-          <w:b w:val="0"/>
-        </w:rPr>
-        <w:t>최소 통로 폭은 휠체어 폭에 좌우 여유 공간과 측정 오차를 더해 산정한다. 예를 들어 기체 폭 70cm, 좌우 여유 각 10cm, 합산 측정 오차 여유 5cm라는 가정에서는 최소 95cm가 필요하다. 이는 설명용 예시이며 실제 안전 기준은 기체·회전 동작·노면 시험으로 정한다.</w:t>
-      </w:r>
-    </w:p>
-    <w:p>
-      <w:r>
-        <w:rPr>
-          <w:b w:val="0"/>
-        </w:rPr>
-        <w:t>직선 폭을 만족해도 기체 길이·회전 반경이 부족하면 진입하지 않는다. 턱·경사 한계는 기체 제원과 시험 결과로 설정한다. 모터 힘을 높여 계단이나 확인되지 않은 턱을 넘는 기능은 포함하지 않는다. 제동 거리는 속도·탑승 하중·노면에 따라 달라지므로 고정 거리 하나로 판단하지 않는다.</w:t>
-      </w:r>
-    </w:p>
-    <w:p>
-      <w:pPr>
-        <w:pStyle w:val="Heading2"/>
-      </w:pPr>
-      <w:r>
-        <w:t>8-6 필요한 자원과 구현 한계</w:t>
-      </w:r>
-    </w:p>
-    <w:p>
-      <w:r>
-        <w:rPr>
-          <w:b w:val="0"/>
-        </w:rPr>
-        <w:t>필수  개발용 PC, 조사 지도, 시뮬레이터, 목적지·상태 UI, 공사·CCTV 시험 데이터. 선택  RGB-D 카메라, 거리 센서, IMU, 제어 가능한 이동 플랫폼과 물리 정지 장치. 과제 MVP는 시뮬레이션부터 구성해 초기 비용과 기체 확보 부담을 줄인다.</w:t>
-      </w:r>
-    </w:p>
-    <w:p>
-      <w:r>
-        <w:rPr>
-          <w:b w:val="0"/>
-        </w:rPr>
-        <w:t>실기체는 통신 규격과 모터·제동 제어 접근이 가능한 모델이 필요하다. 실외 조명·비·가림·보도 파손·군중과 CCTV 접근·갱신 지연은 추가 검증 과제다. 언어 모델의 응답을 실시간 모터 명령으로 직접 사용하지 않으며, 주행 제어는 검증 가능한 계획기와 안전 제어기가 담당한다.</w:t>
-      </w:r>
-    </w:p>
-    <w:p>
-      <w:r>
-        <w:br w:type="page"/>
-      </w:r>
-    </w:p>
-    <w:p>
-      <w:pPr>
-        <w:pStyle w:val="Heading1"/>
-      </w:pPr>
-      <w:r>
-        <w:t>9. 기대효과와 성공 기준</w:t>
-      </w:r>
-    </w:p>
-    <w:p>
-      <w:r>
-        <w:rPr>
-          <w:b w:val="0"/>
-          <w:color w:val="5F6368"/>
-          <w:sz w:val="20"/>
-        </w:rPr>
-        <w:t>효과는 기대 수준으로 제시하고 구현 결과는 시나리오와 로그로 확인한다</w:t>
-      </w:r>
-    </w:p>
-    <w:p>
-      <w:pPr>
-        <w:pStyle w:val="Heading2"/>
-      </w:pPr>
-      <w:r>
-        <w:t>9-1 기대효과</w:t>
-      </w:r>
-    </w:p>
-    <w:p>
-      <w:r>
-        <w:rPr>
-          <w:b w:val="0"/>
-        </w:rPr>
-        <w:t>이용자는 평상시 조작과 통과 가능성 판단 부담을 줄이고, 어려운 상황에서 정지 이유와 다음 선택지를 확인할 수 있다. 시설 운영자는 제한 노선에서 대여형 이동 지원을 검토할 수 있다. 실제 이동 범위 확대와 만족도 개선은 사용자 실증으로 확인할 과제다.</w:t>
-      </w:r>
-    </w:p>
-    <w:p>
-      <w:pPr>
-        <w:pStyle w:val="Heading2"/>
-      </w:pPr>
-      <w:r>
-        <w:t>9-2 과제 검증 지표와 제안 목표</w:t>
-      </w:r>
-    </w:p>
-    <w:tbl>
-      <w:tblPr>
-        <w:tblW w:type="auto" w:w="0"/>
-        <w:jc w:val="center"/>
-        <w:tblLayout w:type="fixed"/>
-        <w:tblLook w:firstColumn="1" w:firstRow="1" w:lastColumn="0" w:lastRow="0" w:noHBand="0" w:noVBand="1" w:val="04A0"/>
-      </w:tblPr>
-      <w:tblGrid>
-        <w:gridCol w:w="1701"/>
-        <w:gridCol w:w="5726"/>
-        <w:gridCol w:w="2551"/>
-      </w:tblGrid>
-      <w:tr>
-        <w:trPr>
-          <w:cantSplit/>
-          <w:tblHeader/>
-        </w:trPr>
-        <w:tc>
-          <w:tcPr>
-            <w:tcW w:type="dxa" w:w="1701"/>
-            <w:vAlign w:val="center"/>
-            <w:shd w:fill="E8EEF4"/>
-            <w:tcMar>
-              <w:top w:w="85" w:type="dxa"/>
-              <w:left w:w="85" w:type="dxa"/>
-              <w:bottom w:w="85" w:type="dxa"/>
-              <w:right w:w="85" w:type="dxa"/>
-            </w:tcMar>
-            <w:tcBorders>
-              <w:top w:val="single" w:sz="4" w:color="D9D9D9"/>
-              <w:left w:val="single" w:sz="4" w:color="D9D9D9"/>
-              <w:bottom w:val="single" w:sz="4" w:color="D9D9D9"/>
-              <w:right w:val="single" w:sz="4" w:color="D9D9D9"/>
-            </w:tcBorders>
-          </w:tcPr>
-          <w:p>
-            <w:pPr>
-              <w:spacing w:after="0" w:line="269" w:lineRule="auto"/>
-            </w:pPr>
-            <w:r>
-              <w:rPr>
-                <w:rFonts w:ascii="Noto Sans CJK KR" w:hAnsi="Noto Sans CJK KR"/>
-                <w:b/>
-                <w:color w:val="000000"/>
-                <w:sz w:val="18"/>
-              </w:rPr>
-              <w:t>검증 항목</w:t>
-            </w:r>
-          </w:p>
-        </w:tc>
-        <w:tc>
-          <w:tcPr>
-            <w:tcW w:type="dxa" w:w="5726"/>
-            <w:vAlign w:val="center"/>
-            <w:shd w:fill="E8EEF4"/>
-            <w:tcMar>
-              <w:top w:w="85" w:type="dxa"/>
-              <w:left w:w="85" w:type="dxa"/>
-              <w:bottom w:w="85" w:type="dxa"/>
-              <w:right w:w="85" w:type="dxa"/>
-            </w:tcMar>
-            <w:tcBorders>
-              <w:top w:val="single" w:sz="4" w:color="D9D9D9"/>
-              <w:left w:val="single" w:sz="4" w:color="D9D9D9"/>
-              <w:bottom w:val="single" w:sz="4" w:color="D9D9D9"/>
-              <w:right w:val="single" w:sz="4" w:color="D9D9D9"/>
-            </w:tcBorders>
-          </w:tcPr>
-          <w:p>
-            <w:pPr>
-              <w:spacing w:after="0" w:line="269" w:lineRule="auto"/>
-            </w:pPr>
-            <w:r>
-              <w:rPr>
-                <w:rFonts w:ascii="Noto Sans CJK KR" w:hAnsi="Noto Sans CJK KR"/>
-                <w:b/>
-                <w:color w:val="000000"/>
-                <w:sz w:val="18"/>
-              </w:rPr>
-              <w:t>측정 방법</w:t>
-            </w:r>
-          </w:p>
-        </w:tc>
-        <w:tc>
-          <w:tcPr>
-            <w:tcW w:type="dxa" w:w="2551"/>
-            <w:vAlign w:val="center"/>
-            <w:shd w:fill="E8EEF4"/>
-            <w:tcMar>
-              <w:top w:w="85" w:type="dxa"/>
-              <w:left w:w="85" w:type="dxa"/>
-              <w:bottom w:w="85" w:type="dxa"/>
-              <w:right w:w="85" w:type="dxa"/>
-            </w:tcMar>
-            <w:tcBorders>
-              <w:top w:val="single" w:sz="4" w:color="D9D9D9"/>
-              <w:left w:val="single" w:sz="4" w:color="D9D9D9"/>
-              <w:bottom w:val="single" w:sz="4" w:color="D9D9D9"/>
-              <w:right w:val="single" w:sz="4" w:color="D9D9D9"/>
-            </w:tcBorders>
-          </w:tcPr>
-          <w:p>
-            <w:pPr>
-              <w:spacing w:after="0" w:line="269" w:lineRule="auto"/>
-            </w:pPr>
-            <w:r>
-              <w:rPr>
-                <w:rFonts w:ascii="Noto Sans CJK KR" w:hAnsi="Noto Sans CJK KR"/>
-                <w:b/>
-                <w:color w:val="000000"/>
-                <w:sz w:val="18"/>
-              </w:rPr>
-              <w:t>초기 목표</w:t>
-            </w:r>
-          </w:p>
-        </w:tc>
-      </w:tr>
-      <w:tr>
-        <w:trPr>
-          <w:cantSplit/>
-        </w:trPr>
-        <w:tc>
-          <w:tcPr>
-            <w:tcW w:type="dxa" w:w="1701"/>
-            <w:vAlign w:val="center"/>
-            <w:shd w:fill="FFFFFF"/>
-            <w:tcMar>
-              <w:top w:w="85" w:type="dxa"/>
-              <w:left w:w="85" w:type="dxa"/>
-              <w:bottom w:w="85" w:type="dxa"/>
-              <w:right w:w="85" w:type="dxa"/>
-            </w:tcMar>
-            <w:tcBorders>
-              <w:top w:val="single" w:sz="4" w:color="D9D9D9"/>
-              <w:left w:val="single" w:sz="4" w:color="D9D9D9"/>
-              <w:bottom w:val="single" w:sz="4" w:color="D9D9D9"/>
-              <w:right w:val="single" w:sz="4" w:color="D9D9D9"/>
-            </w:tcBorders>
-          </w:tcPr>
-          <w:p>
-            <w:pPr>
-              <w:spacing w:after="0" w:line="269" w:lineRule="auto"/>
-            </w:pPr>
-            <w:r>
-              <w:rPr>
-                <w:rFonts w:ascii="Noto Sans CJK KR" w:hAnsi="Noto Sans CJK KR"/>
-                <w:b w:val="0"/>
-                <w:color w:val="000000"/>
-                <w:sz w:val="18"/>
-              </w:rPr>
-              <w:t>경로 선택</w:t>
-            </w:r>
-          </w:p>
-        </w:tc>
-        <w:tc>
-          <w:tcPr>
-            <w:tcW w:type="dxa" w:w="5726"/>
-            <w:vAlign w:val="center"/>
-            <w:shd w:fill="FFFFFF"/>
-            <w:tcMar>
-              <w:top w:w="85" w:type="dxa"/>
-              <w:left w:w="85" w:type="dxa"/>
-              <w:bottom w:w="85" w:type="dxa"/>
-              <w:right w:w="85" w:type="dxa"/>
-            </w:tcMar>
-            <w:tcBorders>
-              <w:top w:val="single" w:sz="4" w:color="D9D9D9"/>
-              <w:left w:val="single" w:sz="4" w:color="D9D9D9"/>
-              <w:bottom w:val="single" w:sz="4" w:color="D9D9D9"/>
-              <w:right w:val="single" w:sz="4" w:color="D9D9D9"/>
-            </w:tcBorders>
-          </w:tcPr>
-          <w:p>
-            <w:pPr>
-              <w:spacing w:after="0" w:line="269" w:lineRule="auto"/>
-            </w:pPr>
-            <w:r>
-              <w:rPr>
-                <w:rFonts w:ascii="Noto Sans CJK KR" w:hAnsi="Noto Sans CJK KR"/>
-                <w:b w:val="0"/>
-                <w:color w:val="000000"/>
-                <w:sz w:val="18"/>
-              </w:rPr>
-              <w:t>계단 포함 경로와 경사로 경로 등 고정된 지도 사례 10건 비교</w:t>
-            </w:r>
-          </w:p>
-        </w:tc>
-        <w:tc>
-          <w:tcPr>
-            <w:tcW w:type="dxa" w:w="2551"/>
-            <w:vAlign w:val="center"/>
-            <w:shd w:fill="FFFFFF"/>
-            <w:tcMar>
-              <w:top w:w="85" w:type="dxa"/>
-              <w:left w:w="85" w:type="dxa"/>
-              <w:bottom w:w="85" w:type="dxa"/>
-              <w:right w:w="85" w:type="dxa"/>
-            </w:tcMar>
-            <w:tcBorders>
-              <w:top w:val="single" w:sz="4" w:color="D9D9D9"/>
-              <w:left w:val="single" w:sz="4" w:color="D9D9D9"/>
-              <w:bottom w:val="single" w:sz="4" w:color="D9D9D9"/>
-              <w:right w:val="single" w:sz="4" w:color="D9D9D9"/>
-            </w:tcBorders>
-          </w:tcPr>
-          <w:p>
-            <w:pPr>
-              <w:spacing w:after="0" w:line="269" w:lineRule="auto"/>
-            </w:pPr>
-            <w:r>
-              <w:rPr>
-                <w:rFonts w:ascii="Noto Sans CJK KR" w:hAnsi="Noto Sans CJK KR"/>
-                <w:b w:val="0"/>
-                <w:color w:val="000000"/>
-                <w:sz w:val="18"/>
-              </w:rPr>
-              <w:t>통과 불가 경로 제외 10/10건</w:t>
-            </w:r>
-          </w:p>
-        </w:tc>
-      </w:tr>
-      <w:tr>
-        <w:trPr>
-          <w:cantSplit/>
-        </w:trPr>
-        <w:tc>
-          <w:tcPr>
-            <w:tcW w:type="dxa" w:w="1701"/>
-            <w:vAlign w:val="center"/>
-            <w:shd w:fill="F6F8FA"/>
-            <w:tcMar>
-              <w:top w:w="85" w:type="dxa"/>
-              <w:left w:w="85" w:type="dxa"/>
-              <w:bottom w:w="85" w:type="dxa"/>
-              <w:right w:w="85" w:type="dxa"/>
-            </w:tcMar>
-            <w:tcBorders>
-              <w:top w:val="single" w:sz="4" w:color="D9D9D9"/>
-              <w:left w:val="single" w:sz="4" w:color="D9D9D9"/>
-              <w:bottom w:val="single" w:sz="4" w:color="D9D9D9"/>
-              <w:right w:val="single" w:sz="4" w:color="D9D9D9"/>
-            </w:tcBorders>
-          </w:tcPr>
-          <w:p>
-            <w:pPr>
-              <w:spacing w:after="0" w:line="269" w:lineRule="auto"/>
-            </w:pPr>
-            <w:r>
-              <w:rPr>
-                <w:rFonts w:ascii="Noto Sans CJK KR" w:hAnsi="Noto Sans CJK KR"/>
-                <w:b w:val="0"/>
-                <w:color w:val="000000"/>
-                <w:sz w:val="18"/>
-              </w:rPr>
-              <w:t>장애물 대응</w:t>
-            </w:r>
-          </w:p>
-        </w:tc>
-        <w:tc>
-          <w:tcPr>
-            <w:tcW w:type="dxa" w:w="5726"/>
-            <w:vAlign w:val="center"/>
-            <w:shd w:fill="F6F8FA"/>
-            <w:tcMar>
-              <w:top w:w="85" w:type="dxa"/>
-              <w:left w:w="85" w:type="dxa"/>
-              <w:bottom w:w="85" w:type="dxa"/>
-              <w:right w:w="85" w:type="dxa"/>
-            </w:tcMar>
-            <w:tcBorders>
-              <w:top w:val="single" w:sz="4" w:color="D9D9D9"/>
-              <w:left w:val="single" w:sz="4" w:color="D9D9D9"/>
-              <w:bottom w:val="single" w:sz="4" w:color="D9D9D9"/>
-              <w:right w:val="single" w:sz="4" w:color="D9D9D9"/>
-            </w:tcBorders>
-          </w:tcPr>
-          <w:p>
-            <w:pPr>
-              <w:spacing w:after="0" w:line="269" w:lineRule="auto"/>
-            </w:pPr>
-            <w:r>
-              <w:rPr>
-                <w:rFonts w:ascii="Noto Sans CJK KR" w:hAnsi="Noto Sans CJK KR"/>
-                <w:b w:val="0"/>
-                <w:color w:val="000000"/>
-                <w:sz w:val="18"/>
-              </w:rPr>
-              <w:t>정적·이동 장애물 각각 10회. 회피 또는 적절한 정지를 기록</w:t>
-            </w:r>
-          </w:p>
-        </w:tc>
-        <w:tc>
-          <w:tcPr>
-            <w:tcW w:type="dxa" w:w="2551"/>
-            <w:vAlign w:val="center"/>
-            <w:shd w:fill="F6F8FA"/>
-            <w:tcMar>
-              <w:top w:w="85" w:type="dxa"/>
-              <w:left w:w="85" w:type="dxa"/>
-              <w:bottom w:w="85" w:type="dxa"/>
-              <w:right w:w="85" w:type="dxa"/>
-            </w:tcMar>
-            <w:tcBorders>
-              <w:top w:val="single" w:sz="4" w:color="D9D9D9"/>
-              <w:left w:val="single" w:sz="4" w:color="D9D9D9"/>
-              <w:bottom w:val="single" w:sz="4" w:color="D9D9D9"/>
-              <w:right w:val="single" w:sz="4" w:color="D9D9D9"/>
-            </w:tcBorders>
-          </w:tcPr>
-          <w:p>
-            <w:pPr>
-              <w:spacing w:after="0" w:line="269" w:lineRule="auto"/>
-            </w:pPr>
-            <w:r>
-              <w:rPr>
-                <w:rFonts w:ascii="Noto Sans CJK KR" w:hAnsi="Noto Sans CJK KR"/>
-                <w:b w:val="0"/>
-                <w:color w:val="000000"/>
-                <w:sz w:val="18"/>
-              </w:rPr>
-              <w:t>총 20회 시험에서 충돌·금지 구역 진입 0건</w:t>
-            </w:r>
-          </w:p>
-        </w:tc>
-      </w:tr>
-      <w:tr>
-        <w:trPr>
-          <w:cantSplit/>
-        </w:trPr>
-        <w:tc>
-          <w:tcPr>
-            <w:tcW w:type="dxa" w:w="1701"/>
-            <w:vAlign w:val="center"/>
-            <w:shd w:fill="FFFFFF"/>
-            <w:tcMar>
-              <w:top w:w="85" w:type="dxa"/>
-              <w:left w:w="85" w:type="dxa"/>
-              <w:bottom w:w="85" w:type="dxa"/>
-              <w:right w:w="85" w:type="dxa"/>
-            </w:tcMar>
-            <w:tcBorders>
-              <w:top w:val="single" w:sz="4" w:color="D9D9D9"/>
-              <w:left w:val="single" w:sz="4" w:color="D9D9D9"/>
-              <w:bottom w:val="single" w:sz="4" w:color="D9D9D9"/>
-              <w:right w:val="single" w:sz="4" w:color="D9D9D9"/>
-            </w:tcBorders>
-          </w:tcPr>
-          <w:p>
-            <w:pPr>
-              <w:spacing w:after="0" w:line="269" w:lineRule="auto"/>
-            </w:pPr>
-            <w:r>
-              <w:rPr>
-                <w:rFonts w:ascii="Noto Sans CJK KR" w:hAnsi="Noto Sans CJK KR"/>
-                <w:b w:val="0"/>
-                <w:color w:val="000000"/>
-                <w:sz w:val="18"/>
-              </w:rPr>
-              <w:t>폭·턱 판단</w:t>
-            </w:r>
-          </w:p>
-        </w:tc>
-        <w:tc>
-          <w:tcPr>
-            <w:tcW w:type="dxa" w:w="5726"/>
-            <w:vAlign w:val="center"/>
-            <w:shd w:fill="FFFFFF"/>
-            <w:tcMar>
-              <w:top w:w="85" w:type="dxa"/>
-              <w:left w:w="85" w:type="dxa"/>
-              <w:bottom w:w="85" w:type="dxa"/>
-              <w:right w:w="85" w:type="dxa"/>
-            </w:tcMar>
-            <w:tcBorders>
-              <w:top w:val="single" w:sz="4" w:color="D9D9D9"/>
-              <w:left w:val="single" w:sz="4" w:color="D9D9D9"/>
-              <w:bottom w:val="single" w:sz="4" w:color="D9D9D9"/>
-              <w:right w:val="single" w:sz="4" w:color="D9D9D9"/>
-            </w:tcBorders>
-          </w:tcPr>
-          <w:p>
-            <w:pPr>
-              <w:spacing w:after="0" w:line="269" w:lineRule="auto"/>
-            </w:pPr>
-            <w:r>
-              <w:rPr>
-                <w:rFonts w:ascii="Noto Sans CJK KR" w:hAnsi="Noto Sans CJK KR"/>
-                <w:b w:val="0"/>
-                <w:color w:val="000000"/>
-                <w:sz w:val="18"/>
-              </w:rPr>
-              <w:t>통과·불가·측정 불확실 사례를 포함한 10회 시험</w:t>
-            </w:r>
-          </w:p>
-        </w:tc>
-        <w:tc>
-          <w:tcPr>
-            <w:tcW w:type="dxa" w:w="2551"/>
-            <w:vAlign w:val="center"/>
-            <w:shd w:fill="FFFFFF"/>
-            <w:tcMar>
-              <w:top w:w="85" w:type="dxa"/>
-              <w:left w:w="85" w:type="dxa"/>
-              <w:bottom w:w="85" w:type="dxa"/>
-              <w:right w:w="85" w:type="dxa"/>
-            </w:tcMar>
-            <w:tcBorders>
-              <w:top w:val="single" w:sz="4" w:color="D9D9D9"/>
-              <w:left w:val="single" w:sz="4" w:color="D9D9D9"/>
-              <w:bottom w:val="single" w:sz="4" w:color="D9D9D9"/>
-              <w:right w:val="single" w:sz="4" w:color="D9D9D9"/>
-            </w:tcBorders>
-          </w:tcPr>
-          <w:p>
-            <w:pPr>
-              <w:spacing w:after="0" w:line="269" w:lineRule="auto"/>
-            </w:pPr>
-            <w:r>
-              <w:rPr>
-                <w:rFonts w:ascii="Noto Sans CJK KR" w:hAnsi="Noto Sans CJK KR"/>
-                <w:b w:val="0"/>
-                <w:color w:val="000000"/>
-                <w:sz w:val="18"/>
-              </w:rPr>
-              <w:t>불가·불확실 구간 진입 0건</w:t>
-            </w:r>
-          </w:p>
-        </w:tc>
-      </w:tr>
-      <w:tr>
-        <w:trPr>
-          <w:cantSplit/>
-        </w:trPr>
-        <w:tc>
-          <w:tcPr>
-            <w:tcW w:type="dxa" w:w="1701"/>
-            <w:vAlign w:val="center"/>
-            <w:shd w:fill="F6F8FA"/>
-            <w:tcMar>
-              <w:top w:w="85" w:type="dxa"/>
-              <w:left w:w="85" w:type="dxa"/>
-              <w:bottom w:w="85" w:type="dxa"/>
-              <w:right w:w="85" w:type="dxa"/>
-            </w:tcMar>
-            <w:tcBorders>
-              <w:top w:val="single" w:sz="4" w:color="D9D9D9"/>
-              <w:left w:val="single" w:sz="4" w:color="D9D9D9"/>
-              <w:bottom w:val="single" w:sz="4" w:color="D9D9D9"/>
-              <w:right w:val="single" w:sz="4" w:color="D9D9D9"/>
-            </w:tcBorders>
-          </w:tcPr>
-          <w:p>
-            <w:pPr>
-              <w:spacing w:after="0" w:line="269" w:lineRule="auto"/>
-            </w:pPr>
-            <w:r>
-              <w:rPr>
-                <w:rFonts w:ascii="Noto Sans CJK KR" w:hAnsi="Noto Sans CJK KR"/>
-                <w:b w:val="0"/>
-                <w:color w:val="000000"/>
-                <w:sz w:val="18"/>
-              </w:rPr>
-              <w:t>정지 기능</w:t>
-            </w:r>
-          </w:p>
-        </w:tc>
-        <w:tc>
-          <w:tcPr>
-            <w:tcW w:type="dxa" w:w="5726"/>
-            <w:vAlign w:val="center"/>
-            <w:shd w:fill="F6F8FA"/>
-            <w:tcMar>
-              <w:top w:w="85" w:type="dxa"/>
-              <w:left w:w="85" w:type="dxa"/>
-              <w:bottom w:w="85" w:type="dxa"/>
-              <w:right w:w="85" w:type="dxa"/>
-            </w:tcMar>
-            <w:tcBorders>
-              <w:top w:val="single" w:sz="4" w:color="D9D9D9"/>
-              <w:left w:val="single" w:sz="4" w:color="D9D9D9"/>
-              <w:bottom w:val="single" w:sz="4" w:color="D9D9D9"/>
-              <w:right w:val="single" w:sz="4" w:color="D9D9D9"/>
-            </w:tcBorders>
-          </w:tcPr>
-          <w:p>
-            <w:pPr>
-              <w:spacing w:after="0" w:line="269" w:lineRule="auto"/>
-            </w:pPr>
-            <w:r>
-              <w:rPr>
-                <w:rFonts w:ascii="Noto Sans CJK KR" w:hAnsi="Noto Sans CJK KR"/>
-                <w:b w:val="0"/>
-                <w:color w:val="000000"/>
-                <w:sz w:val="18"/>
-              </w:rPr>
-              <w:t>정지 버튼·위치 추정 이상·센서 이상 사례를 총 10회 시험</w:t>
-            </w:r>
-          </w:p>
-        </w:tc>
-        <w:tc>
-          <w:tcPr>
-            <w:tcW w:type="dxa" w:w="2551"/>
-            <w:vAlign w:val="center"/>
-            <w:shd w:fill="F6F8FA"/>
-            <w:tcMar>
-              <w:top w:w="85" w:type="dxa"/>
-              <w:left w:w="85" w:type="dxa"/>
-              <w:bottom w:w="85" w:type="dxa"/>
-              <w:right w:w="85" w:type="dxa"/>
-            </w:tcMar>
-            <w:tcBorders>
-              <w:top w:val="single" w:sz="4" w:color="D9D9D9"/>
-              <w:left w:val="single" w:sz="4" w:color="D9D9D9"/>
-              <w:bottom w:val="single" w:sz="4" w:color="D9D9D9"/>
-              <w:right w:val="single" w:sz="4" w:color="D9D9D9"/>
-            </w:tcBorders>
-          </w:tcPr>
-          <w:p>
-            <w:pPr>
-              <w:spacing w:after="0" w:line="269" w:lineRule="auto"/>
-            </w:pPr>
-            <w:r>
-              <w:rPr>
-                <w:rFonts w:ascii="Noto Sans CJK KR" w:hAnsi="Noto Sans CJK KR"/>
-                <w:b w:val="0"/>
-                <w:color w:val="000000"/>
-                <w:sz w:val="18"/>
-              </w:rPr>
-              <w:t>정지 명령 처리 10/10회, 실제 정지 거리는 별도 측정</w:t>
-            </w:r>
-          </w:p>
-        </w:tc>
-      </w:tr>
-      <w:tr>
-        <w:trPr>
-          <w:cantSplit/>
-        </w:trPr>
-        <w:tc>
-          <w:tcPr>
-            <w:tcW w:type="dxa" w:w="1701"/>
-            <w:vAlign w:val="center"/>
-            <w:shd w:fill="FFFFFF"/>
-            <w:tcMar>
-              <w:top w:w="85" w:type="dxa"/>
-              <w:left w:w="85" w:type="dxa"/>
-              <w:bottom w:w="85" w:type="dxa"/>
-              <w:right w:w="85" w:type="dxa"/>
-            </w:tcMar>
-            <w:tcBorders>
-              <w:top w:val="single" w:sz="4" w:color="D9D9D9"/>
-              <w:left w:val="single" w:sz="4" w:color="D9D9D9"/>
-              <w:bottom w:val="single" w:sz="4" w:color="D9D9D9"/>
-              <w:right w:val="single" w:sz="4" w:color="D9D9D9"/>
-            </w:tcBorders>
-          </w:tcPr>
-          <w:p>
-            <w:pPr>
-              <w:spacing w:after="0" w:line="269" w:lineRule="auto"/>
-            </w:pPr>
-            <w:r>
-              <w:rPr>
-                <w:rFonts w:ascii="Noto Sans CJK KR" w:hAnsi="Noto Sans CJK KR"/>
-                <w:b w:val="0"/>
-                <w:color w:val="000000"/>
-                <w:sz w:val="18"/>
-              </w:rPr>
-              <w:t>정보와 배터리</w:t>
-            </w:r>
-          </w:p>
-        </w:tc>
-        <w:tc>
-          <w:tcPr>
-            <w:tcW w:type="dxa" w:w="5726"/>
-            <w:vAlign w:val="center"/>
-            <w:shd w:fill="FFFFFF"/>
-            <w:tcMar>
-              <w:top w:w="85" w:type="dxa"/>
-              <w:left w:w="85" w:type="dxa"/>
-              <w:bottom w:w="85" w:type="dxa"/>
-              <w:right w:w="85" w:type="dxa"/>
-            </w:tcMar>
-            <w:tcBorders>
-              <w:top w:val="single" w:sz="4" w:color="D9D9D9"/>
-              <w:left w:val="single" w:sz="4" w:color="D9D9D9"/>
-              <w:bottom w:val="single" w:sz="4" w:color="D9D9D9"/>
-              <w:right w:val="single" w:sz="4" w:color="D9D9D9"/>
-            </w:tcBorders>
-          </w:tcPr>
-          <w:p>
-            <w:pPr>
-              <w:spacing w:after="0" w:line="269" w:lineRule="auto"/>
-            </w:pPr>
-            <w:r>
-              <w:rPr>
-                <w:rFonts w:ascii="Noto Sans CJK KR" w:hAnsi="Noto Sans CJK KR"/>
-                <w:b w:val="0"/>
-                <w:color w:val="000000"/>
-                <w:sz w:val="18"/>
-              </w:rPr>
-              <w:t>새 공사·오래된 영상·정보 누락·배터리 부족 사례를 모의 입력</w:t>
-            </w:r>
-          </w:p>
-        </w:tc>
-        <w:tc>
-          <w:tcPr>
-            <w:tcW w:type="dxa" w:w="2551"/>
-            <w:vAlign w:val="center"/>
-            <w:shd w:fill="FFFFFF"/>
-            <w:tcMar>
-              <w:top w:w="85" w:type="dxa"/>
-              <w:left w:w="85" w:type="dxa"/>
-              <w:bottom w:w="85" w:type="dxa"/>
-              <w:right w:w="85" w:type="dxa"/>
-            </w:tcMar>
-            <w:tcBorders>
-              <w:top w:val="single" w:sz="4" w:color="D9D9D9"/>
-              <w:left w:val="single" w:sz="4" w:color="D9D9D9"/>
-              <w:bottom w:val="single" w:sz="4" w:color="D9D9D9"/>
-              <w:right w:val="single" w:sz="4" w:color="D9D9D9"/>
-            </w:tcBorders>
-          </w:tcPr>
-          <w:p>
-            <w:pPr>
-              <w:spacing w:after="0" w:line="269" w:lineRule="auto"/>
-            </w:pPr>
-            <w:r>
-              <w:rPr>
-                <w:rFonts w:ascii="Noto Sans CJK KR" w:hAnsi="Noto Sans CJK KR"/>
-                <w:b w:val="0"/>
-                <w:color w:val="000000"/>
-                <w:sz w:val="18"/>
-              </w:rPr>
-              <w:t>사전 우회·미확인 처리·출발 제한 여부 기록</w:t>
+              <w:t>등록 노선, 입구·대기 공간·충전 거점 관리</w:t>
             </w:r>
           </w:p>
         </w:tc>
@@ -9709,9 +11104,8 @@
       <w:r>
         <w:rPr>
           <w:b w:val="0"/>
-          <w:sz w:val="18"/>
         </w:rPr>
-        <w:t>위 수치는 초기 시험 설계의 제안 목표이며 달성 결과가 아니다. 실패·불필요한 정지·도착하지 못한 시험도 함께 기록한다. 소수 시험에서 사고가 없었다는 사실만으로 실제 도심 안전성을 입증할 수는 없다.</w:t>
+        <w:t>공사 정보를 미리 반영하면 막힌 구간까지 이동한 뒤 되돌아오는 상황을 줄일 수 있다. 자체 센서는 새 장애물과 실제 노면을 확인하고, 배터리 판단은 우회 이후에도 이동 여유가 있는지 확인한다. 이러한 변화는 제안 서비스가 지향하는 효과이며 실현된 성과로 단정하지 않는다.</w:t>
       </w:r>
     </w:p>
     <w:p>
@@ -9719,7 +11113,7 @@
         <w:pStyle w:val="Heading2"/>
       </w:pPr>
       <w:r>
-        <w:t>9-3 교수님과 평가관에게 제시할 검증 자료</w:t>
+        <w:t>9-2 서비스 운영 원칙</w:t>
       </w:r>
     </w:p>
     <w:p>
@@ -9727,7 +11121,7 @@
         <w:rPr>
           <w:b w:val="0"/>
         </w:rPr>
-        <w:t>교수님  문제·이용자·기능·기술의 연결, Physical AI의 인식→판단→행동 구조, 단계별 구현 범위를 구성도와 기능별 로그로 설명한다.</w:t>
+        <w:t>이용자 제어권  사용자가 언제든 정지·수동 전환·이동 취소를 선택한다. 알림은 필요한 순간에 간결하게 제공하고 사용자 특성에 맞춰 화면·음성·진동을 선택한다.</w:t>
       </w:r>
     </w:p>
     <w:p>
@@ -9735,21 +11129,49 @@
         <w:rPr>
           <w:b w:val="0"/>
         </w:rPr>
-        <w:t>평가관  이용자가 어떤 상황에서 도움을 받는지, 기존 제품과 어떤 초점이 다른지, 위험할 때 어떻게 멈추는지를 대표 시나리오와 비교 시연으로 보여준다.</w:t>
+        <w:t>운행 범위의 명확성  서비스가 제공되는 보행 구역과 제외 구간을 출발 전에 표시한다. 계단·차도·자율 횡단 구간이나 확인하지 않은 통로로 강제 우회하지 않는다.</w:t>
       </w:r>
     </w:p>
     <w:p>
       <w:r>
         <w:rPr>
           <w:b w:val="0"/>
-          <w:sz w:val="18"/>
         </w:rPr>
-        <w:t>평가 결과는 한쪽의 피드백만으로 통합하지 않고 교수님과 평가관의 의견을 각각 기록해 반영한다. 같은 코스에서 개입 횟수·완주 시간·우회 거리·정지 이유 이해도도 비교한다. 공식 배점은 별도 안내에 따른다.</w:t>
+        <w:t>정보 신뢰도  공사·CCTV·기체 관측의 출처와 시각을 관리한다. 최신 정보가 없으면 미확인으로 처리하며 외부 정보가 기체의 현장 정지 판단을 무효화하지 않는다.</w:t>
+      </w:r>
+    </w:p>
+    <w:p>
+      <w:r>
+        <w:rPr>
+          <w:b w:val="0"/>
+        </w:rPr>
+        <w:t>충전과 지원의 연속성  목적지까지의 이동 여유와 거점 운영 상태를 확인한다. 경로·잔량이 부족하면 대안을 제안하고 무리한 주행 대신 정차·도움을 선택한다.</w:t>
+      </w:r>
+    </w:p>
+    <w:p>
+      <w:r>
+        <w:rPr>
+          <w:b w:val="0"/>
+        </w:rPr>
+        <w:t>접근 가능한 목적지  건물 주소에 도착하는 데서 끝내지 않고 실제 이용 가능한 입구와 안전한 정차 지점까지 연결한다. 실내 자동문·엘리베이터 제어는 확장 범위로 둔다.</w:t>
+      </w:r>
+    </w:p>
+    <w:p>
+      <w:r>
+        <w:rPr>
+          <w:b/>
+        </w:rPr>
+        <w:t>모두길의 핵심은 휠체어 자체가 주변을 판단하고 실제로 움직이면서, 외부 위험 정보와 접근성 지도·충전 거점을 함께 활용하는 독립 이동 지원이다.</w:t>
+      </w:r>
+    </w:p>
+    <w:p>
+      <w:r>
+        <w:br w:type="page"/>
       </w:r>
     </w:p>
     <w:p>
       <w:pPr>
-        <w:pStyle w:val="Heading2"/>
+        <w:pStyle w:val="Heading1"/>
       </w:pPr>
       <w:r>
         <w:t>참고자료</w:t>
@@ -9760,9 +11182,9 @@
         <w:rPr>
           <w:b w:val="0"/>
           <w:color w:val="5F6368"/>
-          <w:sz w:val="16"/>
+          <w:sz w:val="20"/>
         </w:rPr>
-        <w:t>[1] WHILL, Autonomous Service. 공항 등 시설 자율 이동 서비스 및 기체 기능. https://whill.inc/us/autonomous-service/</w:t>
+        <w:t>제안 기술과 부품 및 데이터 서비스의 공식 자료  확인일 2026년 9월 30일</w:t>
       </w:r>
     </w:p>
     <w:p>
@@ -9772,7 +11194,7 @@
           <w:color w:val="5F6368"/>
           <w:sz w:val="16"/>
         </w:rPr>
-        <w:t>[2] Burhanpurkar 외, Cheap or Robust? The Practical Realization of Self-Driving Wheelchair Technology, 2017. https://arxiv.org/abs/1707.05301</w:t>
+        <w:t>[1] WHILL Autonomous Service. https://whill.inc/us/autonomous-service/</w:t>
       </w:r>
     </w:p>
     <w:p>
@@ -9782,7 +11204,7 @@
           <w:color w:val="5F6368"/>
           <w:sz w:val="16"/>
         </w:rPr>
-        <w:t>[3] Grigioni 외, Safe Road-Crossing by Autonomous Wheelchairs: a Novel Dataset and its Experimental Evaluation, 2024. https://arxiv.org/abs/2403.08984</w:t>
+        <w:t>[2] Burhanpurkar 외. Cheap or Robust? The Practical Realization of Self-Driving Wheelchair Technology. 2017. https://arxiv.org/abs/1707.05301</w:t>
       </w:r>
     </w:p>
     <w:p>
@@ -9792,7 +11214,7 @@
           <w:color w:val="5F6368"/>
           <w:sz w:val="16"/>
         </w:rPr>
-        <w:t>[4] Nav2 공식 문서, Navigation 2. https://docs.nav2.org/</w:t>
+        <w:t>[3] Grigioni 외. Safe Road-Crossing by Autonomous Wheelchairs. 2024. https://arxiv.org/abs/2403.08984</w:t>
       </w:r>
     </w:p>
     <w:p>
@@ -9802,7 +11224,157 @@
           <w:color w:val="5F6368"/>
           <w:sz w:val="16"/>
         </w:rPr>
-        <w:t>자료 확인일 2026.09.30  |  본 문서는 서비스 제안이며 구현·시험 성과는 별도 결과로 제시한다.</w:t>
+        <w:t>[4] ITS 오픈데이터 및 UTIC CCTV 안내. https://www.its.go.kr/opendata/intro  |  https://www.utic.go.kr/guide/utisRefCctv.do</w:t>
+      </w:r>
+    </w:p>
+    <w:p>
+      <w:r>
+        <w:rPr>
+          <w:b w:val="0"/>
+          <w:color w:val="5F6368"/>
+          <w:sz w:val="16"/>
+        </w:rPr>
+        <w:t>[5] 공공데이터포털 국토교통부 교통CCTV. 위치·설치 정보와 영상 정보의 구분. https://www.data.go.kr/data/3068943/openapi.do</w:t>
+      </w:r>
+    </w:p>
+    <w:p>
+      <w:r>
+        <w:rPr>
+          <w:b w:val="0"/>
+          <w:color w:val="5F6368"/>
+          <w:sz w:val="16"/>
+        </w:rPr>
+        <w:t>[6] Sunrise Medical QUICKIE Q500 M 제품·사용설명서. https://www.sunrisemedical.com/power-wheelchairs/quickie/mid-wheel-drive/q500-m</w:t>
+      </w:r>
+    </w:p>
+    <w:p>
+      <w:r>
+        <w:rPr>
+          <w:b w:val="0"/>
+          <w:color w:val="5F6368"/>
+          <w:sz w:val="16"/>
+        </w:rPr>
+        <w:t>[7] NVIDIA Jetson Orin Nano Super Developer Kit. https://www.nvidia.com/ko-kr/autonomous-machines/embedded-systems/jetson-orin/nano-super-developer-kit/</w:t>
+      </w:r>
+    </w:p>
+    <w:p>
+      <w:r>
+        <w:rPr>
+          <w:b w:val="0"/>
+          <w:color w:val="5F6368"/>
+          <w:sz w:val="16"/>
+        </w:rPr>
+        <w:t>[8] RealSense D455 제품 사양. https://www.realsenseai.com/products/real-sense-depth-camera-d455f/</w:t>
+      </w:r>
+    </w:p>
+    <w:p>
+      <w:r>
+        <w:rPr>
+          <w:b w:val="0"/>
+          <w:color w:val="5F6368"/>
+          <w:sz w:val="16"/>
+        </w:rPr>
+        <w:t>[9] HOKUYO UST-10LX 제품 사양. https://www.hokuyo-aut.jp/search/single.php?serial=167</w:t>
+      </w:r>
+    </w:p>
+    <w:p>
+      <w:r>
+        <w:rPr>
+          <w:b w:val="0"/>
+          <w:color w:val="5F6368"/>
+          <w:sz w:val="16"/>
+        </w:rPr>
+        <w:t>[10] STMicroelectronics NUCLEO-F446RE. https://www.st.com/en/evaluation-tools/nucleo-f446re.html</w:t>
+      </w:r>
+    </w:p>
+    <w:p>
+      <w:r>
+        <w:rPr>
+          <w:b w:val="0"/>
+          <w:color w:val="5F6368"/>
+          <w:sz w:val="16"/>
+        </w:rPr>
+        <w:t>[11] Ultralytics YOLO11 공식 문서. https://docs.ultralytics.com/models/yolo11/</w:t>
+      </w:r>
+    </w:p>
+    <w:p>
+      <w:r>
+        <w:rPr>
+          <w:b w:val="0"/>
+          <w:color w:val="5F6368"/>
+          <w:sz w:val="16"/>
+        </w:rPr>
+        <w:t>[12] Nav2 공식 문서. 지도·위치 추정·costmap·기체 footprint. https://docs.nav2.org/</w:t>
+      </w:r>
+    </w:p>
+    <w:p>
+      <w:r>
+        <w:rPr>
+          <w:b w:val="0"/>
+          <w:color w:val="5F6368"/>
+          <w:sz w:val="16"/>
+        </w:rPr>
+        <w:t>[13] slam_toolbox 공식 저장소. https://github.com/SteveMacenski/slam_toolbox</w:t>
+      </w:r>
+    </w:p>
+    <w:p>
+      <w:r>
+        <w:rPr>
+          <w:b w:val="0"/>
+          <w:color w:val="5F6368"/>
+          <w:sz w:val="16"/>
+        </w:rPr>
+        <w:t>[14] Kakao 지도 Web API 및 Local API. https://apis.map.kakao.com/web/guide/  |  https://developers.kakao.com/docs/ko/local/dev-guide</w:t>
+      </w:r>
+    </w:p>
+    <w:p>
+      <w:r>
+        <w:rPr>
+          <w:b w:val="0"/>
+          <w:color w:val="5F6368"/>
+          <w:sz w:val="16"/>
+        </w:rPr>
+        <w:t>[15] NAVER Cloud Maps Directions 5 공식 가이드. https://guide.ncloud-docs.com/docs/ko/maps-direction5-api</w:t>
+      </w:r>
+    </w:p>
+    <w:p>
+      <w:r>
+        <w:rPr>
+          <w:b w:val="0"/>
+          <w:color w:val="5F6368"/>
+          <w:sz w:val="16"/>
+        </w:rPr>
+        <w:t>[16] Google Maps Routes API 공식 문서. https://developers.google.com/maps/documentation/routes/route-opt</w:t>
+      </w:r>
+    </w:p>
+    <w:p>
+      <w:r>
+        <w:rPr>
+          <w:b w:val="0"/>
+          <w:color w:val="5F6368"/>
+          <w:sz w:val="16"/>
+        </w:rPr>
+        <w:t>[17] OpenStreetMap 데이터·접근성 속성. https://www.openstreetmap.org/copyright  |  https://wiki.openstreetmap.org/wiki/Key:wheelchair  |  https://wiki.openstreetmap.org/wiki/Key:incline</w:t>
+      </w:r>
+    </w:p>
+    <w:p>
+      <w:r>
+        <w:rPr>
+          <w:b w:val="0"/>
+          <w:color w:val="5F6368"/>
+          <w:sz w:val="16"/>
+        </w:rPr>
+        <w:t>[18] PostGIS 공식 문서. https://postgis.net/</w:t>
+      </w:r>
+    </w:p>
+    <w:p>
+      <w:r>
+        <w:rPr>
+          <w:b w:val="0"/>
+          <w:color w:val="5F6368"/>
+          <w:sz w:val="16"/>
+        </w:rPr>
+        <w:t>[19] Sunrise Medical 4 Steps to a Healthy Battery. Q500 M 제품 페이지의 Support 자료. https://www.sunrisemedical.com/power-wheelchairs/quickie/mid-wheel-drive/q500-m</w:t>
       </w:r>
     </w:p>
     <w:sectPr>
